--- a/text (1).docx
+++ b/text (1).docx
@@ -1,6 +1,6 @@
 
 <file path=word/document.xml><?xml version="1.0" encoding="utf-8"?>
-<w:document xmlns:wpc="http://schemas.microsoft.com/office/word/2010/wordprocessingCanvas" xmlns:mc="http://schemas.openxmlformats.org/markup-compatibility/2006" xmlns:o="urn:schemas-microsoft-com:office:office" xmlns:r="http://schemas.openxmlformats.org/officeDocument/2006/relationships" xmlns:m="http://schemas.openxmlformats.org/officeDocument/2006/math" xmlns:v="urn:schemas-microsoft-com:vml" xmlns:wp14="http://schemas.microsoft.com/office/word/2010/wordprocessingDrawing" xmlns:wp="http://schemas.openxmlformats.org/drawingml/2006/wordprocessingDrawing" xmlns:w10="urn:schemas-microsoft-com:office:word" xmlns:w="http://schemas.openxmlformats.org/wordprocessingml/2006/main" xmlns:w14="http://schemas.microsoft.com/office/word/2010/wordml" xmlns:w15="http://schemas.microsoft.com/office/word/2012/wordml" xmlns:wpg="http://schemas.microsoft.com/office/word/2010/wordprocessingGroup" xmlns:wpi="http://schemas.microsoft.com/office/word/2010/wordprocessingInk" xmlns:wne="http://schemas.microsoft.com/office/word/2006/wordml" xmlns:wps="http://schemas.microsoft.com/office/word/2010/wordprocessingShape" mc:Ignorable="w14 w15 wp14">
+<w:document xmlns:wpc="http://schemas.microsoft.com/office/word/2010/wordprocessingCanvas" xmlns:cx="http://schemas.microsoft.com/office/drawing/2014/chartex" xmlns:cx1="http://schemas.microsoft.com/office/drawing/2015/9/8/chartex" xmlns:cx2="http://schemas.microsoft.com/office/drawing/2015/10/21/chartex" xmlns:cx3="http://schemas.microsoft.com/office/drawing/2016/5/9/chartex" xmlns:cx4="http://schemas.microsoft.com/office/drawing/2016/5/10/chartex" xmlns:cx5="http://schemas.microsoft.com/office/drawing/2016/5/11/chartex" xmlns:cx6="http://schemas.microsoft.com/office/drawing/2016/5/12/chartex" xmlns:cx7="http://schemas.microsoft.com/office/drawing/2016/5/13/chartex" xmlns:cx8="http://schemas.microsoft.com/office/drawing/2016/5/14/chartex" xmlns:mc="http://schemas.openxmlformats.org/markup-compatibility/2006" xmlns:aink="http://schemas.microsoft.com/office/drawing/2016/ink" xmlns:am3d="http://schemas.microsoft.com/office/drawing/2017/model3d" xmlns:o="urn:schemas-microsoft-com:office:office" xmlns:oel="http://schemas.microsoft.com/office/2019/extlst" xmlns:r="http://schemas.openxmlformats.org/officeDocument/2006/relationships" xmlns:m="http://schemas.openxmlformats.org/officeDocument/2006/math" xmlns:v="urn:schemas-microsoft-com:vml" xmlns:wp14="http://schemas.microsoft.com/office/word/2010/wordprocessingDrawing" xmlns:wp="http://schemas.openxmlformats.org/drawingml/2006/wordprocessingDrawing" xmlns:w10="urn:schemas-microsoft-com:office:word" xmlns:w="http://schemas.openxmlformats.org/wordprocessingml/2006/main" xmlns:w14="http://schemas.microsoft.com/office/word/2010/wordml" xmlns:w15="http://schemas.microsoft.com/office/word/2012/wordml" xmlns:w16cex="http://schemas.microsoft.com/office/word/2018/wordml/cex" xmlns:w16cid="http://schemas.microsoft.com/office/word/2016/wordml/cid" xmlns:w16="http://schemas.microsoft.com/office/word/2018/wordml" xmlns:w16du="http://schemas.microsoft.com/office/word/2023/wordml/word16du" xmlns:w16sdtdh="http://schemas.microsoft.com/office/word/2020/wordml/sdtdatahash" xmlns:w16sdtfl="http://schemas.microsoft.com/office/word/2024/wordml/sdtformatlock" xmlns:w16se="http://schemas.microsoft.com/office/word/2015/wordml/symex" xmlns:wpg="http://schemas.microsoft.com/office/word/2010/wordprocessingGroup" xmlns:wpi="http://schemas.microsoft.com/office/word/2010/wordprocessingInk" xmlns:wne="http://schemas.microsoft.com/office/word/2006/wordml" xmlns:wps="http://schemas.microsoft.com/office/word/2010/wordprocessingShape" mc:Ignorable="w14 w15 w16se w16cid w16 w16cex w16sdtdh w16sdtfl w16du wp14">
   <w:body>
     <w:p>
       <w:pPr>
@@ -415,8 +415,22 @@
           <w:szCs w:val="28"/>
           <w:u w:val="single"/>
         </w:rPr>
-        <w:t>Рыбаков В.В</w:t>
-      </w:r>
+        <w:t xml:space="preserve">Рыбаков </w:t>
+      </w:r>
+      <w:proofErr w:type="gramStart"/>
+      <w:r>
+        <w:rPr>
+          <w:rFonts w:cs="Times New Roman"/>
+          <w:b/>
+          <w:bCs/>
+          <w:color w:val="1A1A1A"/>
+          <w:sz w:val="28"/>
+          <w:szCs w:val="28"/>
+          <w:u w:val="single"/>
+        </w:rPr>
+        <w:t>В.В</w:t>
+      </w:r>
+      <w:proofErr w:type="gramEnd"/>
     </w:p>
     <w:p>
       <w:pPr>
@@ -1072,17 +1086,8 @@
           <w:sz w:val="28"/>
           <w:szCs w:val="28"/>
         </w:rPr>
-        <w:t xml:space="preserve">В современном мире технологии компьютерного зрения и искусственного интеллекта все активнее внедряются в образование, медицину и повседневные цифровые сервисы. Одним из востребованных направлений является распознавание жестов руки, которое позволяет создавать более естественные и удобные способы взаимодействия человека с компьютером. </w:t>
-      </w:r>
-      <w:bookmarkStart w:id="0" w:name="_GoBack"/>
-      <w:r>
-        <w:rPr>
-          <w:sz w:val="28"/>
-          <w:szCs w:val="28"/>
-        </w:rPr>
-        <w:t>При этом существующие решения часто требуют сложной настройки, мощного оборудования или не адаптированы для учебных целей.</w:t>
-      </w:r>
-      <w:bookmarkEnd w:id="0"/>
+        <w:t>В современном мире технологии компьютерного зрения и искусственного интеллекта все активнее внедряются в образование, медицину и повседневные цифровые сервисы. Одним из востребованных направлений является распознавание жестов руки, которое позволяет создавать более естественные и удобные способы взаимодействия человека с компьютером. При этом существующие решения часто требуют сложной настройки, мощного оборудования или не адаптированы для учебных целей.</w:t>
+      </w:r>
     </w:p>
     <w:p>
       <w:pPr>
@@ -1109,7 +1114,23 @@
           <w:sz w:val="28"/>
           <w:szCs w:val="28"/>
         </w:rPr>
-        <w:t xml:space="preserve"> данной работы обусловлена необходимостью разработки доступного и практико-ориентированного инструмента для распознавания жестов в реальном времени на базе нейросетевой модели. Проект объединяет полный цикл: подготовку датасета, обучение модели, тестирование и запуск live-распознавания через камеру, что делает его полезным как для изучения технологий машинного обучения, так и для создания прикладных интерфейсов без клавиатуры и мыши. Такой подход особенно важен в условиях роста интереса к бесконтактному управлению и инклюзивным цифровым решениям.</w:t>
+        <w:t xml:space="preserve"> данной работы обусловлена необходимостью разработки доступного и практико-ориентированного инструмента для распознавания жестов в реальном времени на базе нейросетевой модели. Проект объединяет полный цикл: подготовку датасета, обучение модели, тестирование и запуск </w:t>
+      </w:r>
+      <w:proofErr w:type="spellStart"/>
+      <w:r>
+        <w:rPr>
+          <w:sz w:val="28"/>
+          <w:szCs w:val="28"/>
+        </w:rPr>
+        <w:t>live</w:t>
+      </w:r>
+      <w:proofErr w:type="spellEnd"/>
+      <w:r>
+        <w:rPr>
+          <w:sz w:val="28"/>
+          <w:szCs w:val="28"/>
+        </w:rPr>
+        <w:t>-распознавания через камеру, что делает его полезным как для изучения технологий машинного обучения, так и для создания прикладных интерфейсов без клавиатуры и мыши. Такой подход особенно важен в условиях роста интереса к бесконтактному управлению и инклюзивным цифровым решениям.</w:t>
       </w:r>
     </w:p>
     <w:p>
@@ -1202,14 +1223,46 @@
           <w:sz w:val="28"/>
           <w:szCs w:val="28"/>
         </w:rPr>
-        <w:t xml:space="preserve">использованием PyTorch и модели </w:t>
-      </w:r>
-      <w:r>
-        <w:rPr>
-          <w:sz w:val="28"/>
-          <w:szCs w:val="28"/>
-        </w:rPr>
-        <w:t>ResNet18, включающей подготовку датасета, обучение и тестирование нейросети, а также реализацию инференса на изображениях и в реальном времени через веб-камеру.</w:t>
+        <w:t xml:space="preserve">использованием </w:t>
+      </w:r>
+      <w:proofErr w:type="spellStart"/>
+      <w:r>
+        <w:rPr>
+          <w:sz w:val="28"/>
+          <w:szCs w:val="28"/>
+        </w:rPr>
+        <w:t>PyTorch</w:t>
+      </w:r>
+      <w:proofErr w:type="spellEnd"/>
+      <w:r>
+        <w:rPr>
+          <w:sz w:val="28"/>
+          <w:szCs w:val="28"/>
+        </w:rPr>
+        <w:t xml:space="preserve"> и модели </w:t>
+      </w:r>
+      <w:r>
+        <w:rPr>
+          <w:sz w:val="28"/>
+          <w:szCs w:val="28"/>
+        </w:rPr>
+        <w:t xml:space="preserve">ResNet18, включающей подготовку датасета, обучение и тестирование нейросети, а также реализацию </w:t>
+      </w:r>
+      <w:proofErr w:type="spellStart"/>
+      <w:r>
+        <w:rPr>
+          <w:sz w:val="28"/>
+          <w:szCs w:val="28"/>
+        </w:rPr>
+        <w:t>инференса</w:t>
+      </w:r>
+      <w:proofErr w:type="spellEnd"/>
+      <w:r>
+        <w:rPr>
+          <w:sz w:val="28"/>
+          <w:szCs w:val="28"/>
+        </w:rPr>
+        <w:t xml:space="preserve"> на изображениях и в реальном времени через веб-камеру.</w:t>
       </w:r>
     </w:p>
     <w:p>
@@ -1270,7 +1323,23 @@
           <w:sz w:val="28"/>
           <w:szCs w:val="28"/>
         </w:rPr>
-        <w:t>1.Подготовить датасет жестов для обучения модели: преобразовать исходные данные, выполнить разбиение на обучающую и валидационную выборки и настроить предобработку изображений.</w:t>
+        <w:t xml:space="preserve">1.Подготовить датасет жестов для обучения модели: преобразовать исходные данные, выполнить разбиение на обучающую и </w:t>
+      </w:r>
+      <w:proofErr w:type="spellStart"/>
+      <w:r>
+        <w:rPr>
+          <w:sz w:val="28"/>
+          <w:szCs w:val="28"/>
+        </w:rPr>
+        <w:t>валидационную</w:t>
+      </w:r>
+      <w:proofErr w:type="spellEnd"/>
+      <w:r>
+        <w:rPr>
+          <w:sz w:val="28"/>
+          <w:szCs w:val="28"/>
+        </w:rPr>
+        <w:t xml:space="preserve"> выборки и настроить предобработку изображений.</w:t>
       </w:r>
     </w:p>
     <w:p>
@@ -1297,7 +1366,23 @@
           <w:szCs w:val="28"/>
         </w:rPr>
         <w:lastRenderedPageBreak/>
-        <w:t>ResNet18 с использованием PyTorch, а также реализовать сохранение и загрузку обученных весов.</w:t>
+        <w:t xml:space="preserve">ResNet18 с использованием </w:t>
+      </w:r>
+      <w:proofErr w:type="spellStart"/>
+      <w:r>
+        <w:rPr>
+          <w:sz w:val="28"/>
+          <w:szCs w:val="28"/>
+        </w:rPr>
+        <w:t>PyTorch</w:t>
+      </w:r>
+      <w:proofErr w:type="spellEnd"/>
+      <w:r>
+        <w:rPr>
+          <w:sz w:val="28"/>
+          <w:szCs w:val="28"/>
+        </w:rPr>
+        <w:t>, а также реализовать сохранение и загрузку обученных весов.</w:t>
       </w:r>
     </w:p>
     <w:p>
@@ -1416,7 +1501,23 @@
           <w:sz w:val="28"/>
           <w:szCs w:val="28"/>
         </w:rPr>
-        <w:t>Система распознавания жестов — это программно-аппаратный комплекс, который анализирует изображение или видеопоток и определяет жест, показываемый пользователем. Такие системы относятся к области компьютерного зрения и широко применяются в задачах человеко-машинного взаимодействия (Human-Computer Interaction, HCI).</w:t>
+        <w:t xml:space="preserve">Система распознавания жестов — это программно-аппаратный комплекс, который анализирует изображение или видеопоток и определяет жест, показываемый пользователем. Такие системы относятся к области компьютерного зрения и широко применяются в задачах человеко-машинного взаимодействия (Human-Computer </w:t>
+      </w:r>
+      <w:proofErr w:type="spellStart"/>
+      <w:r>
+        <w:rPr>
+          <w:sz w:val="28"/>
+          <w:szCs w:val="28"/>
+        </w:rPr>
+        <w:t>Interaction</w:t>
+      </w:r>
+      <w:proofErr w:type="spellEnd"/>
+      <w:r>
+        <w:rPr>
+          <w:sz w:val="28"/>
+          <w:szCs w:val="28"/>
+        </w:rPr>
+        <w:t>, HCI).</w:t>
       </w:r>
     </w:p>
     <w:p>
@@ -1454,7 +1555,25 @@
           <w:sz w:val="28"/>
           <w:szCs w:val="28"/>
         </w:rPr>
-        <w:t>-По источнику данных:по статическим изображениям и по видеопоследовательностям в реальном времени.</w:t>
+        <w:t xml:space="preserve">-По источнику </w:t>
+      </w:r>
+      <w:proofErr w:type="spellStart"/>
+      <w:proofErr w:type="gramStart"/>
+      <w:r>
+        <w:rPr>
+          <w:sz w:val="28"/>
+          <w:szCs w:val="28"/>
+        </w:rPr>
+        <w:t>данных:по</w:t>
+      </w:r>
+      <w:proofErr w:type="spellEnd"/>
+      <w:proofErr w:type="gramEnd"/>
+      <w:r>
+        <w:rPr>
+          <w:sz w:val="28"/>
+          <w:szCs w:val="28"/>
+        </w:rPr>
+        <w:t xml:space="preserve"> статическим изображениям и по видеопоследовательностям в реальном времени.</w:t>
       </w:r>
     </w:p>
     <w:p>
@@ -1473,7 +1592,41 @@
           <w:sz w:val="28"/>
           <w:szCs w:val="28"/>
         </w:rPr>
-        <w:t>-По способу получения сигнала:камерные (RGB-камеры), глубинные (Depth-камеры), сенсорные (перчатки, датчики).</w:t>
+        <w:t xml:space="preserve">-По способу получения </w:t>
+      </w:r>
+      <w:proofErr w:type="spellStart"/>
+      <w:proofErr w:type="gramStart"/>
+      <w:r>
+        <w:rPr>
+          <w:sz w:val="28"/>
+          <w:szCs w:val="28"/>
+        </w:rPr>
+        <w:t>сигнала:камерные</w:t>
+      </w:r>
+      <w:proofErr w:type="spellEnd"/>
+      <w:proofErr w:type="gramEnd"/>
+      <w:r>
+        <w:rPr>
+          <w:sz w:val="28"/>
+          <w:szCs w:val="28"/>
+        </w:rPr>
+        <w:t xml:space="preserve"> (RGB-камеры), глубинные (</w:t>
+      </w:r>
+      <w:proofErr w:type="spellStart"/>
+      <w:r>
+        <w:rPr>
+          <w:sz w:val="28"/>
+          <w:szCs w:val="28"/>
+        </w:rPr>
+        <w:t>Depth</w:t>
+      </w:r>
+      <w:proofErr w:type="spellEnd"/>
+      <w:r>
+        <w:rPr>
+          <w:sz w:val="28"/>
+          <w:szCs w:val="28"/>
+        </w:rPr>
+        <w:t>-камеры), сенсорные (перчатки, датчики).</w:t>
       </w:r>
     </w:p>
     <w:p>
@@ -1511,7 +1664,25 @@
           <w:sz w:val="28"/>
           <w:szCs w:val="28"/>
         </w:rPr>
-        <w:t>-По назначению:образовательные, медицинские, игровые, интерфейсные, промышленные.</w:t>
+        <w:t xml:space="preserve">-По </w:t>
+      </w:r>
+      <w:proofErr w:type="spellStart"/>
+      <w:proofErr w:type="gramStart"/>
+      <w:r>
+        <w:rPr>
+          <w:sz w:val="28"/>
+          <w:szCs w:val="28"/>
+        </w:rPr>
+        <w:t>назначению:образовательные</w:t>
+      </w:r>
+      <w:proofErr w:type="spellEnd"/>
+      <w:proofErr w:type="gramEnd"/>
+      <w:r>
+        <w:rPr>
+          <w:sz w:val="28"/>
+          <w:szCs w:val="28"/>
+        </w:rPr>
+        <w:t>, медицинские, игровые, интерфейсные, промышленные.</w:t>
       </w:r>
     </w:p>
     <w:p>
@@ -1763,7 +1934,39 @@
           <w:sz w:val="28"/>
           <w:szCs w:val="28"/>
         </w:rPr>
-        <w:t>-Учебные open-source проекты: доступны для изучения, но обычно охватывают только отдельные этапы (например, обучение без live-инференса).</w:t>
+        <w:t xml:space="preserve">-Учебные </w:t>
+      </w:r>
+      <w:proofErr w:type="spellStart"/>
+      <w:r>
+        <w:rPr>
+          <w:sz w:val="28"/>
+          <w:szCs w:val="28"/>
+        </w:rPr>
+        <w:t>open-source</w:t>
+      </w:r>
+      <w:proofErr w:type="spellEnd"/>
+      <w:r>
+        <w:rPr>
+          <w:sz w:val="28"/>
+          <w:szCs w:val="28"/>
+        </w:rPr>
+        <w:t xml:space="preserve"> проекты: доступны для изучения, но обычно охватывают только отдельные этапы (например, обучение без </w:t>
+      </w:r>
+      <w:proofErr w:type="spellStart"/>
+      <w:r>
+        <w:rPr>
+          <w:sz w:val="28"/>
+          <w:szCs w:val="28"/>
+        </w:rPr>
+        <w:t>live-инференса</w:t>
+      </w:r>
+      <w:proofErr w:type="spellEnd"/>
+      <w:r>
+        <w:rPr>
+          <w:sz w:val="28"/>
+          <w:szCs w:val="28"/>
+        </w:rPr>
+        <w:t>).</w:t>
       </w:r>
     </w:p>
     <w:p>
@@ -1860,7 +2063,23 @@
           <w:sz w:val="28"/>
           <w:szCs w:val="28"/>
         </w:rPr>
-        <w:t>-PyTorch— основной фреймворк для построения и обучения нейросетевой модели;</w:t>
+        <w:t>-</w:t>
+      </w:r>
+      <w:proofErr w:type="spellStart"/>
+      <w:r>
+        <w:rPr>
+          <w:sz w:val="28"/>
+          <w:szCs w:val="28"/>
+        </w:rPr>
+        <w:t>PyTorch</w:t>
+      </w:r>
+      <w:proofErr w:type="spellEnd"/>
+      <w:r>
+        <w:rPr>
+          <w:sz w:val="28"/>
+          <w:szCs w:val="28"/>
+        </w:rPr>
+        <w:t>— основной фреймворк для построения и обучения нейросетевой модели;</w:t>
       </w:r>
     </w:p>
     <w:p>
@@ -1879,7 +2098,23 @@
           <w:sz w:val="28"/>
           <w:szCs w:val="28"/>
         </w:rPr>
-        <w:t>-torchvision— инструменты для работы с изображениями и готовая архитектура ResNet18;</w:t>
+        <w:t>-</w:t>
+      </w:r>
+      <w:proofErr w:type="spellStart"/>
+      <w:r>
+        <w:rPr>
+          <w:sz w:val="28"/>
+          <w:szCs w:val="28"/>
+        </w:rPr>
+        <w:t>torchvision</w:t>
+      </w:r>
+      <w:proofErr w:type="spellEnd"/>
+      <w:r>
+        <w:rPr>
+          <w:sz w:val="28"/>
+          <w:szCs w:val="28"/>
+        </w:rPr>
+        <w:t>— инструменты для работы с изображениями и готовая архитектура ResNet18;</w:t>
       </w:r>
     </w:p>
     <w:p>
@@ -1898,7 +2133,23 @@
           <w:sz w:val="28"/>
           <w:szCs w:val="28"/>
         </w:rPr>
-        <w:t>-OpenCV— захват и обработка видеопотока с веб-камеры для распознавания в реальном времени;</w:t>
+        <w:t>-</w:t>
+      </w:r>
+      <w:proofErr w:type="spellStart"/>
+      <w:r>
+        <w:rPr>
+          <w:sz w:val="28"/>
+          <w:szCs w:val="28"/>
+        </w:rPr>
+        <w:t>OpenCV</w:t>
+      </w:r>
+      <w:proofErr w:type="spellEnd"/>
+      <w:r>
+        <w:rPr>
+          <w:sz w:val="28"/>
+          <w:szCs w:val="28"/>
+        </w:rPr>
+        <w:t>— захват и обработка видеопотока с веб-камеры для распознавания в реальном времени;</w:t>
       </w:r>
     </w:p>
     <w:p>
@@ -1918,7 +2169,23 @@
           <w:szCs w:val="28"/>
         </w:rPr>
         <w:lastRenderedPageBreak/>
-        <w:t>-Pillow— вспомогательная обработка изображений;</w:t>
+        <w:t>-</w:t>
+      </w:r>
+      <w:proofErr w:type="spellStart"/>
+      <w:r>
+        <w:rPr>
+          <w:sz w:val="28"/>
+          <w:szCs w:val="28"/>
+        </w:rPr>
+        <w:t>Pillow</w:t>
+      </w:r>
+      <w:proofErr w:type="spellEnd"/>
+      <w:r>
+        <w:rPr>
+          <w:sz w:val="28"/>
+          <w:szCs w:val="28"/>
+        </w:rPr>
+        <w:t>— вспомогательная обработка изображений;</w:t>
       </w:r>
     </w:p>
     <w:p>
@@ -1937,7 +2204,39 @@
           <w:sz w:val="28"/>
           <w:szCs w:val="28"/>
         </w:rPr>
-        <w:t>-PyArrow и формат parquet— работа с исходными данными и подготовка датасета.</w:t>
+        <w:t>-</w:t>
+      </w:r>
+      <w:proofErr w:type="spellStart"/>
+      <w:r>
+        <w:rPr>
+          <w:sz w:val="28"/>
+          <w:szCs w:val="28"/>
+        </w:rPr>
+        <w:t>PyArrow</w:t>
+      </w:r>
+      <w:proofErr w:type="spellEnd"/>
+      <w:r>
+        <w:rPr>
+          <w:sz w:val="28"/>
+          <w:szCs w:val="28"/>
+        </w:rPr>
+        <w:t xml:space="preserve"> и формат </w:t>
+      </w:r>
+      <w:proofErr w:type="spellStart"/>
+      <w:r>
+        <w:rPr>
+          <w:sz w:val="28"/>
+          <w:szCs w:val="28"/>
+        </w:rPr>
+        <w:t>parquet</w:t>
+      </w:r>
+      <w:proofErr w:type="spellEnd"/>
+      <w:r>
+        <w:rPr>
+          <w:sz w:val="28"/>
+          <w:szCs w:val="28"/>
+        </w:rPr>
+        <w:t>— работа с исходными данными и подготовка датасета.</w:t>
       </w:r>
     </w:p>
     <w:p>
@@ -2049,14 +2348,37 @@
           <w:sz w:val="28"/>
           <w:szCs w:val="28"/>
         </w:rPr>
-        <w:t>1.</w:t>
-      </w:r>
-      <w:r>
-        <w:rPr>
-          <w:sz w:val="28"/>
-          <w:szCs w:val="28"/>
-        </w:rPr>
-        <w:t xml:space="preserve"> Используемые библиотеки</w:t>
+        <w:t xml:space="preserve">В проекте применяются </w:t>
+      </w:r>
+      <w:proofErr w:type="gramStart"/>
+      <w:r>
+        <w:rPr>
+          <w:sz w:val="28"/>
+          <w:szCs w:val="28"/>
+        </w:rPr>
+        <w:t>библиотеки</w:t>
+      </w:r>
+      <w:r>
+        <w:rPr>
+          <w:sz w:val="28"/>
+          <w:szCs w:val="28"/>
+        </w:rPr>
+        <w:t>(</w:t>
+      </w:r>
+      <w:proofErr w:type="gramEnd"/>
+      <w:r>
+        <w:rPr>
+          <w:sz w:val="28"/>
+          <w:szCs w:val="28"/>
+        </w:rPr>
+        <w:t>рис. 1)</w:t>
+      </w:r>
+      <w:r>
+        <w:rPr>
+          <w:sz w:val="28"/>
+          <w:szCs w:val="28"/>
+        </w:rPr>
+        <w:t>:</w:t>
       </w:r>
     </w:p>
     <w:p>
@@ -2070,12 +2392,69 @@
           <w:szCs w:val="28"/>
         </w:rPr>
       </w:pPr>
-      <w:r>
-        <w:rPr>
-          <w:sz w:val="28"/>
-          <w:szCs w:val="28"/>
-        </w:rPr>
-        <w:t>В проекте применяются библиотеки:</w:t>
+      <w:proofErr w:type="spellStart"/>
+      <w:proofErr w:type="gramStart"/>
+      <w:r>
+        <w:rPr>
+          <w:sz w:val="28"/>
+          <w:szCs w:val="28"/>
+        </w:rPr>
+        <w:t>tor</w:t>
+      </w:r>
+      <w:r>
+        <w:rPr>
+          <w:sz w:val="28"/>
+          <w:szCs w:val="28"/>
+        </w:rPr>
+        <w:t>ch,torch</w:t>
+      </w:r>
+      <w:proofErr w:type="gramEnd"/>
+      <w:r>
+        <w:rPr>
+          <w:sz w:val="28"/>
+          <w:szCs w:val="28"/>
+        </w:rPr>
+        <w:t>.</w:t>
+      </w:r>
+      <w:proofErr w:type="gramStart"/>
+      <w:r>
+        <w:rPr>
+          <w:sz w:val="28"/>
+          <w:szCs w:val="28"/>
+        </w:rPr>
+        <w:t>nn,torch</w:t>
+      </w:r>
+      <w:proofErr w:type="gramEnd"/>
+      <w:r>
+        <w:rPr>
+          <w:sz w:val="28"/>
+          <w:szCs w:val="28"/>
+        </w:rPr>
+        <w:t>.optim</w:t>
+      </w:r>
+      <w:proofErr w:type="spellEnd"/>
+      <w:r>
+        <w:rPr>
+          <w:sz w:val="28"/>
+          <w:szCs w:val="28"/>
+        </w:rPr>
+        <w:t xml:space="preserve">— обучение и </w:t>
+      </w:r>
+      <w:proofErr w:type="spellStart"/>
+      <w:r>
+        <w:rPr>
+          <w:sz w:val="28"/>
+          <w:szCs w:val="28"/>
+        </w:rPr>
+        <w:t>инференс</w:t>
+      </w:r>
+      <w:proofErr w:type="spellEnd"/>
+      <w:r>
+        <w:rPr>
+          <w:sz w:val="28"/>
+          <w:szCs w:val="28"/>
+        </w:rPr>
+        <w:t xml:space="preserve"> нейросети;</w:t>
       </w:r>
     </w:p>
     <w:p>
@@ -2089,26 +2468,67 @@
           <w:szCs w:val="28"/>
         </w:rPr>
       </w:pPr>
-      <w:r>
-        <w:rPr>
-          <w:sz w:val="28"/>
-          <w:szCs w:val="28"/>
-        </w:rPr>
-        <w:t>tor</w:t>
-      </w:r>
-      <w:r>
-        <w:rPr>
-          <w:sz w:val="28"/>
-          <w:szCs w:val="28"/>
-        </w:rPr>
-        <w:t>ch,torch.nn,torch.optim</w:t>
-      </w:r>
-      <w:r>
-        <w:rPr>
-          <w:sz w:val="28"/>
-          <w:szCs w:val="28"/>
-        </w:rPr>
-        <w:t>— обучение и инференс нейросети;</w:t>
+      <w:proofErr w:type="spellStart"/>
+      <w:r>
+        <w:rPr>
+          <w:sz w:val="28"/>
+          <w:szCs w:val="28"/>
+        </w:rPr>
+        <w:t>torchvision</w:t>
+      </w:r>
+      <w:proofErr w:type="spellEnd"/>
+      <w:r>
+        <w:rPr>
+          <w:sz w:val="28"/>
+          <w:szCs w:val="28"/>
+        </w:rPr>
+        <w:t>(</w:t>
+      </w:r>
+      <w:proofErr w:type="spellStart"/>
+      <w:proofErr w:type="gramStart"/>
+      <w:r>
+        <w:rPr>
+          <w:sz w:val="28"/>
+          <w:szCs w:val="28"/>
+        </w:rPr>
+        <w:t>models,datasets</w:t>
+      </w:r>
+      <w:proofErr w:type="gramEnd"/>
+      <w:r>
+        <w:rPr>
+          <w:sz w:val="28"/>
+          <w:szCs w:val="28"/>
+        </w:rPr>
+        <w:t>,</w:t>
+      </w:r>
+      <w:r>
+        <w:rPr>
+          <w:sz w:val="28"/>
+          <w:szCs w:val="28"/>
+        </w:rPr>
+        <w:t>tr</w:t>
+      </w:r>
+      <w:r>
+        <w:rPr>
+          <w:sz w:val="28"/>
+          <w:szCs w:val="28"/>
+        </w:rPr>
+        <w:t>ansforms</w:t>
+      </w:r>
+      <w:proofErr w:type="spellEnd"/>
+      <w:r>
+        <w:rPr>
+          <w:sz w:val="28"/>
+          <w:szCs w:val="28"/>
+        </w:rPr>
+        <w:t>) — готовая архитектура</w:t>
+      </w:r>
+      <w:r>
+        <w:rPr>
+          <w:sz w:val="28"/>
+          <w:szCs w:val="28"/>
+        </w:rPr>
+        <w:t>ResNet18, загрузка изображений и преобразования;</w:t>
       </w:r>
     </w:p>
     <w:p>
@@ -2122,33 +2542,21 @@
           <w:szCs w:val="28"/>
         </w:rPr>
       </w:pPr>
-      <w:r>
-        <w:rPr>
-          <w:sz w:val="28"/>
-          <w:szCs w:val="28"/>
-        </w:rPr>
-        <w:t>torchvision(models,datasets,</w:t>
-      </w:r>
-      <w:r>
-        <w:rPr>
-          <w:sz w:val="28"/>
-          <w:szCs w:val="28"/>
-        </w:rPr>
-        <w:t>tr</w:t>
-      </w:r>
-      <w:r>
-        <w:rPr>
-          <w:sz w:val="28"/>
-          <w:szCs w:val="28"/>
-        </w:rPr>
-        <w:t>ansforms) — готовая архитектура</w:t>
-      </w:r>
-      <w:r>
-        <w:rPr>
-          <w:sz w:val="28"/>
-          <w:szCs w:val="28"/>
-        </w:rPr>
-        <w:t>ResNet18, загрузка изображений и преобразования;</w:t>
+      <w:proofErr w:type="spellStart"/>
+      <w:r>
+        <w:rPr>
+          <w:sz w:val="28"/>
+          <w:szCs w:val="28"/>
+        </w:rPr>
+        <w:t>opencv-python</w:t>
+      </w:r>
+      <w:proofErr w:type="spellEnd"/>
+      <w:r>
+        <w:rPr>
+          <w:sz w:val="28"/>
+          <w:szCs w:val="28"/>
+        </w:rPr>
+        <w:t>(cv2) — захват видео с камеры и отображение результата;</w:t>
       </w:r>
     </w:p>
     <w:p>
@@ -2167,14 +2575,14 @@
           <w:sz w:val="28"/>
           <w:szCs w:val="28"/>
         </w:rPr>
-        <w:t>opencv-python</w:t>
-      </w:r>
-      <w:r>
-        <w:rPr>
-          <w:sz w:val="28"/>
-          <w:szCs w:val="28"/>
-        </w:rPr>
-        <w:t>(cv2) — захват видео с камеры и отображение результата;</w:t>
+        <w:t>PIL</w:t>
+      </w:r>
+      <w:r>
+        <w:rPr>
+          <w:sz w:val="28"/>
+          <w:szCs w:val="28"/>
+        </w:rPr>
+        <w:t>— обработка изображений;</w:t>
       </w:r>
     </w:p>
     <w:p>
@@ -2188,19 +2596,39 @@
           <w:szCs w:val="28"/>
         </w:rPr>
       </w:pPr>
-      <w:r>
-        <w:rPr>
-          <w:sz w:val="28"/>
-          <w:szCs w:val="28"/>
-        </w:rPr>
-        <w:t>PIL</w:t>
-      </w:r>
-      <w:r>
-        <w:rPr>
-          <w:sz w:val="28"/>
-          <w:szCs w:val="28"/>
-        </w:rPr>
-        <w:t>— обработка изображений;</w:t>
+      <w:proofErr w:type="spellStart"/>
+      <w:proofErr w:type="gramStart"/>
+      <w:r>
+        <w:rPr>
+          <w:sz w:val="28"/>
+          <w:szCs w:val="28"/>
+        </w:rPr>
+        <w:t>pyarrow.parquet</w:t>
+      </w:r>
+      <w:proofErr w:type="spellEnd"/>
+      <w:proofErr w:type="gramEnd"/>
+      <w:r>
+        <w:rPr>
+          <w:sz w:val="28"/>
+          <w:szCs w:val="28"/>
+        </w:rPr>
+        <w:t xml:space="preserve">— чтение исходного датасета в формате </w:t>
+      </w:r>
+      <w:proofErr w:type="spellStart"/>
+      <w:r>
+        <w:rPr>
+          <w:sz w:val="28"/>
+          <w:szCs w:val="28"/>
+        </w:rPr>
+        <w:t>Parquet</w:t>
+      </w:r>
+      <w:proofErr w:type="spellEnd"/>
+      <w:r>
+        <w:rPr>
+          <w:sz w:val="28"/>
+          <w:szCs w:val="28"/>
+        </w:rPr>
+        <w:t>;</w:t>
       </w:r>
     </w:p>
     <w:p>
@@ -2214,56 +2642,32 @@
           <w:szCs w:val="28"/>
         </w:rPr>
       </w:pPr>
-      <w:r>
-        <w:rPr>
-          <w:sz w:val="28"/>
-          <w:szCs w:val="28"/>
-        </w:rPr>
-        <w:t>pyarrow.parquet</w:t>
-      </w:r>
-      <w:r>
-        <w:rPr>
-          <w:sz w:val="28"/>
-          <w:szCs w:val="28"/>
-        </w:rPr>
-        <w:t>— чтение исходного датасета в формате Parquet;</w:t>
-      </w:r>
-    </w:p>
-    <w:p>
-      <w:pPr>
-        <w:pStyle w:val="PreformattedText"/>
-        <w:spacing w:line="360" w:lineRule="auto"/>
-        <w:ind w:firstLine="709"/>
+      <w:proofErr w:type="spellStart"/>
+      <w:r>
+        <w:rPr>
+          <w:sz w:val="28"/>
+          <w:szCs w:val="28"/>
+        </w:rPr>
+        <w:t>multiprocessing</w:t>
+      </w:r>
+      <w:proofErr w:type="spellEnd"/>
+      <w:r>
+        <w:rPr>
+          <w:sz w:val="28"/>
+          <w:szCs w:val="28"/>
+        </w:rPr>
+        <w:t>— ускоренная конвертация большого количества изображений.</w:t>
+      </w:r>
+    </w:p>
+    <w:p>
+      <w:pPr>
+        <w:pStyle w:val="PreformattedText"/>
+        <w:spacing w:line="360" w:lineRule="auto"/>
         <w:jc w:val="both"/>
         <w:rPr>
           <w:sz w:val="28"/>
           <w:szCs w:val="28"/>
-        </w:rPr>
-      </w:pPr>
-      <w:r>
-        <w:rPr>
-          <w:sz w:val="28"/>
-          <w:szCs w:val="28"/>
-        </w:rPr>
-        <w:t>multiprocessing</w:t>
-      </w:r>
-      <w:r>
-        <w:rPr>
-          <w:sz w:val="28"/>
-          <w:szCs w:val="28"/>
-        </w:rPr>
-        <w:t>— ускоренная конвертация большого количества изображений.</w:t>
-      </w:r>
-    </w:p>
-    <w:p>
-      <w:pPr>
-        <w:pStyle w:val="PreformattedText"/>
-        <w:spacing w:line="360" w:lineRule="auto"/>
-        <w:ind w:firstLine="709"/>
-        <w:jc w:val="both"/>
-        <w:rPr>
-          <w:sz w:val="28"/>
-          <w:szCs w:val="28"/>
+          <w:lang w:val="en-US"/>
         </w:rPr>
       </w:pPr>
       <w:r>
@@ -2309,19 +2713,37 @@
           </wp:inline>
         </w:drawing>
       </w:r>
-      <w:r>
-        <w:rPr>
-          <w:sz w:val="28"/>
-          <w:szCs w:val="28"/>
-        </w:rPr>
-        <w:t>2) Подготовка структуры датасета</w:t>
-      </w:r>
-    </w:p>
-    <w:p>
-      <w:pPr>
-        <w:pStyle w:val="PreformattedText"/>
-        <w:spacing w:line="360" w:lineRule="auto"/>
-        <w:ind w:firstLine="709"/>
+    </w:p>
+    <w:p>
+      <w:pPr>
+        <w:pStyle w:val="PreformattedText"/>
+        <w:spacing w:line="360" w:lineRule="auto"/>
+        <w:jc w:val="center"/>
+        <w:rPr>
+          <w:b/>
+          <w:bCs/>
+          <w:i/>
+          <w:iCs/>
+          <w:sz w:val="28"/>
+          <w:szCs w:val="28"/>
+        </w:rPr>
+      </w:pPr>
+      <w:r>
+        <w:rPr>
+          <w:b/>
+          <w:bCs/>
+          <w:i/>
+          <w:iCs/>
+          <w:sz w:val="28"/>
+          <w:szCs w:val="28"/>
+        </w:rPr>
+        <w:t>Рис. 1</w:t>
+      </w:r>
+    </w:p>
+    <w:p>
+      <w:pPr>
+        <w:pStyle w:val="PreformattedText"/>
+        <w:spacing w:line="360" w:lineRule="auto"/>
         <w:jc w:val="both"/>
         <w:rPr>
           <w:sz w:val="28"/>
@@ -2340,14 +2762,74 @@
           <w:sz w:val="28"/>
           <w:szCs w:val="28"/>
         </w:rPr>
-        <w:t>дель использует структуру папокtrain/иval/</w:t>
-      </w:r>
-      <w:r>
-        <w:rPr>
-          <w:sz w:val="28"/>
-          <w:szCs w:val="28"/>
-        </w:rPr>
-        <w:t>по классам жестов.</w:t>
+        <w:t>дель использует структуру папок</w:t>
+      </w:r>
+      <w:r>
+        <w:rPr>
+          <w:sz w:val="28"/>
+          <w:szCs w:val="28"/>
+        </w:rPr>
+        <w:t xml:space="preserve"> </w:t>
+      </w:r>
+      <w:proofErr w:type="spellStart"/>
+      <w:r>
+        <w:rPr>
+          <w:sz w:val="28"/>
+          <w:szCs w:val="28"/>
+        </w:rPr>
+        <w:t>train</w:t>
+      </w:r>
+      <w:proofErr w:type="spellEnd"/>
+      <w:r>
+        <w:rPr>
+          <w:sz w:val="28"/>
+          <w:szCs w:val="28"/>
+        </w:rPr>
+        <w:t>/</w:t>
+      </w:r>
+      <w:proofErr w:type="spellStart"/>
+      <w:r>
+        <w:rPr>
+          <w:sz w:val="28"/>
+          <w:szCs w:val="28"/>
+        </w:rPr>
+        <w:t>val</w:t>
+      </w:r>
+      <w:proofErr w:type="spellEnd"/>
+      <w:r>
+        <w:rPr>
+          <w:sz w:val="28"/>
+          <w:szCs w:val="28"/>
+        </w:rPr>
+        <w:t xml:space="preserve"> </w:t>
+      </w:r>
+      <w:r>
+        <w:rPr>
+          <w:sz w:val="28"/>
+          <w:szCs w:val="28"/>
+        </w:rPr>
+        <w:t>по классам жестов</w:t>
+      </w:r>
+      <w:r>
+        <w:rPr>
+          <w:sz w:val="28"/>
+          <w:szCs w:val="28"/>
+        </w:rPr>
+        <w:t>(</w:t>
+      </w:r>
+      <w:r>
+        <w:rPr>
+          <w:sz w:val="28"/>
+          <w:szCs w:val="28"/>
+        </w:rPr>
+        <w:t>рис.2)</w:t>
+      </w:r>
+      <w:r>
+        <w:rPr>
+          <w:sz w:val="28"/>
+          <w:szCs w:val="28"/>
+        </w:rPr>
+        <w:t>.</w:t>
       </w:r>
       <w:r>
         <w:rPr>
@@ -2364,7 +2846,7 @@
           <w:lang w:eastAsia="ru-RU" w:bidi="ar-SA"/>
         </w:rPr>
         <w:drawing>
-          <wp:inline distT="0" distB="0" distL="0" distR="0" wp14:anchorId="6F86E1E7" wp14:editId="24955E32">
+          <wp:inline distT="0" distB="0" distL="0" distR="0" wp14:anchorId="6F86E1E7" wp14:editId="19FECE00">
             <wp:extent cx="6257925" cy="972185"/>
             <wp:effectExtent l="0" t="0" r="9525" b="0"/>
             <wp:docPr id="2" name="Рисунок 2"/>
@@ -2399,19 +2881,48 @@
           </wp:inline>
         </w:drawing>
       </w:r>
-      <w:r>
-        <w:rPr>
-          <w:sz w:val="28"/>
-          <w:szCs w:val="28"/>
-        </w:rPr>
-        <w:t>3) Конвертация исходных данных из Parquet</w:t>
-      </w:r>
-    </w:p>
-    <w:p>
-      <w:pPr>
-        <w:pStyle w:val="PreformattedText"/>
-        <w:spacing w:line="360" w:lineRule="auto"/>
-        <w:ind w:firstLine="709"/>
+    </w:p>
+    <w:p>
+      <w:pPr>
+        <w:pStyle w:val="PreformattedText"/>
+        <w:spacing w:line="360" w:lineRule="auto"/>
+        <w:jc w:val="center"/>
+        <w:rPr>
+          <w:b/>
+          <w:bCs/>
+          <w:i/>
+          <w:iCs/>
+          <w:sz w:val="28"/>
+          <w:szCs w:val="28"/>
+        </w:rPr>
+      </w:pPr>
+      <w:r>
+        <w:rPr>
+          <w:b/>
+          <w:bCs/>
+          <w:i/>
+          <w:iCs/>
+          <w:sz w:val="28"/>
+          <w:szCs w:val="28"/>
+        </w:rPr>
+        <w:t xml:space="preserve">Рис. </w:t>
+      </w:r>
+      <w:r>
+        <w:rPr>
+          <w:b/>
+          <w:bCs/>
+          <w:i/>
+          <w:iCs/>
+          <w:sz w:val="28"/>
+          <w:szCs w:val="28"/>
+        </w:rPr>
+        <w:t>2</w:t>
+      </w:r>
+    </w:p>
+    <w:p>
+      <w:pPr>
+        <w:pStyle w:val="PreformattedText"/>
+        <w:spacing w:line="360" w:lineRule="auto"/>
         <w:jc w:val="both"/>
         <w:rPr>
           <w:sz w:val="28"/>
@@ -2423,14 +2934,52 @@
           <w:sz w:val="28"/>
           <w:szCs w:val="28"/>
         </w:rPr>
-        <w:t>Изображения извлекаются из Parquet, группируются по классам, перемешиваются, делятся на обучение/валидацию и сохраняются в JPEG.</w:t>
-      </w:r>
-    </w:p>
-    <w:p>
-      <w:pPr>
-        <w:pStyle w:val="PreformattedText"/>
-        <w:spacing w:line="360" w:lineRule="auto"/>
-        <w:ind w:firstLine="709"/>
+        <w:t xml:space="preserve">Изображения извлекаются из </w:t>
+      </w:r>
+      <w:proofErr w:type="spellStart"/>
+      <w:r>
+        <w:rPr>
+          <w:sz w:val="28"/>
+          <w:szCs w:val="28"/>
+        </w:rPr>
+        <w:t>Parquet</w:t>
+      </w:r>
+      <w:proofErr w:type="spellEnd"/>
+      <w:r>
+        <w:rPr>
+          <w:sz w:val="28"/>
+          <w:szCs w:val="28"/>
+        </w:rPr>
+        <w:t xml:space="preserve">, группируются по классам, перемешиваются, делятся на обучение/валидацию и сохраняются в </w:t>
+      </w:r>
+      <w:proofErr w:type="gramStart"/>
+      <w:r>
+        <w:rPr>
+          <w:sz w:val="28"/>
+          <w:szCs w:val="28"/>
+        </w:rPr>
+        <w:t>JPEG</w:t>
+      </w:r>
+      <w:r>
+        <w:rPr>
+          <w:sz w:val="28"/>
+          <w:szCs w:val="28"/>
+        </w:rPr>
+        <w:t>(</w:t>
+      </w:r>
+      <w:proofErr w:type="gramEnd"/>
+      <w:r>
+        <w:rPr>
+          <w:sz w:val="28"/>
+          <w:szCs w:val="28"/>
+        </w:rPr>
+        <w:t>рис. 3).</w:t>
+      </w:r>
+    </w:p>
+    <w:p>
+      <w:pPr>
+        <w:pStyle w:val="PreformattedText"/>
+        <w:spacing w:line="360" w:lineRule="auto"/>
         <w:jc w:val="both"/>
         <w:rPr>
           <w:sz w:val="28"/>
@@ -2446,7 +2995,7 @@
         </w:rPr>
         <w:lastRenderedPageBreak/>
         <w:drawing>
-          <wp:inline distT="0" distB="0" distL="0" distR="0" wp14:anchorId="114B60A2" wp14:editId="13C6F0BC">
+          <wp:inline distT="0" distB="0" distL="0" distR="0" wp14:anchorId="114B60A2" wp14:editId="5F319730">
             <wp:extent cx="6257925" cy="6048375"/>
             <wp:effectExtent l="0" t="0" r="9525" b="9525"/>
             <wp:docPr id="3" name="Рисунок 3"/>
@@ -2481,19 +3030,48 @@
           </wp:inline>
         </w:drawing>
       </w:r>
-      <w:r>
-        <w:rPr>
-          <w:sz w:val="28"/>
-          <w:szCs w:val="28"/>
-        </w:rPr>
-        <w:t>4) Предобработка изображений</w:t>
-      </w:r>
-    </w:p>
-    <w:p>
-      <w:pPr>
-        <w:pStyle w:val="PreformattedText"/>
-        <w:spacing w:line="360" w:lineRule="auto"/>
-        <w:ind w:firstLine="709"/>
+    </w:p>
+    <w:p>
+      <w:pPr>
+        <w:pStyle w:val="PreformattedText"/>
+        <w:spacing w:line="360" w:lineRule="auto"/>
+        <w:jc w:val="center"/>
+        <w:rPr>
+          <w:b/>
+          <w:bCs/>
+          <w:i/>
+          <w:iCs/>
+          <w:sz w:val="28"/>
+          <w:szCs w:val="28"/>
+        </w:rPr>
+      </w:pPr>
+      <w:r>
+        <w:rPr>
+          <w:b/>
+          <w:bCs/>
+          <w:i/>
+          <w:iCs/>
+          <w:sz w:val="28"/>
+          <w:szCs w:val="28"/>
+        </w:rPr>
+        <w:t xml:space="preserve">Рис. </w:t>
+      </w:r>
+      <w:r>
+        <w:rPr>
+          <w:b/>
+          <w:bCs/>
+          <w:i/>
+          <w:iCs/>
+          <w:sz w:val="28"/>
+          <w:szCs w:val="28"/>
+        </w:rPr>
+        <w:t>3</w:t>
+      </w:r>
+    </w:p>
+    <w:p>
+      <w:pPr>
+        <w:pStyle w:val="PreformattedText"/>
+        <w:spacing w:line="360" w:lineRule="auto"/>
         <w:jc w:val="both"/>
         <w:rPr>
           <w:sz w:val="28"/>
@@ -2505,14 +3083,36 @@
           <w:sz w:val="28"/>
           <w:szCs w:val="28"/>
         </w:rPr>
-        <w:t>Перед подачей в нейросеть изображения приводятся к единому размеру 224x224, переводятся в тензор и нормализуются.</w:t>
-      </w:r>
-    </w:p>
-    <w:p>
-      <w:pPr>
-        <w:pStyle w:val="PreformattedText"/>
-        <w:spacing w:line="360" w:lineRule="auto"/>
-        <w:ind w:firstLine="709"/>
+        <w:t xml:space="preserve">Перед подачей в нейросеть изображения приводятся к единому размеру 224x224, переводятся в тензор и </w:t>
+      </w:r>
+      <w:proofErr w:type="gramStart"/>
+      <w:r>
+        <w:rPr>
+          <w:sz w:val="28"/>
+          <w:szCs w:val="28"/>
+        </w:rPr>
+        <w:t>нормализуются</w:t>
+      </w:r>
+      <w:r>
+        <w:rPr>
+          <w:sz w:val="28"/>
+          <w:szCs w:val="28"/>
+        </w:rPr>
+        <w:t>(</w:t>
+      </w:r>
+      <w:proofErr w:type="gramEnd"/>
+      <w:r>
+        <w:rPr>
+          <w:sz w:val="28"/>
+          <w:szCs w:val="28"/>
+        </w:rPr>
+        <w:t>рис. 4).</w:t>
+      </w:r>
+    </w:p>
+    <w:p>
+      <w:pPr>
+        <w:pStyle w:val="PreformattedText"/>
+        <w:spacing w:line="360" w:lineRule="auto"/>
         <w:jc w:val="both"/>
         <w:rPr>
           <w:sz w:val="28"/>
@@ -2562,46 +3162,169 @@
           </wp:inline>
         </w:drawing>
       </w:r>
-      <w:r>
-        <w:rPr>
-          <w:sz w:val="28"/>
-          <w:szCs w:val="28"/>
-        </w:rPr>
-        <w:t>5) Загрузка обучающей и валидационной выборки</w:t>
-      </w:r>
-    </w:p>
-    <w:p>
-      <w:pPr>
-        <w:pStyle w:val="PreformattedText"/>
-        <w:spacing w:line="360" w:lineRule="auto"/>
-        <w:ind w:firstLine="709"/>
+    </w:p>
+    <w:p>
+      <w:pPr>
+        <w:pStyle w:val="PreformattedText"/>
+        <w:spacing w:line="360" w:lineRule="auto"/>
+        <w:jc w:val="center"/>
+        <w:rPr>
+          <w:b/>
+          <w:bCs/>
+          <w:i/>
+          <w:iCs/>
+          <w:sz w:val="28"/>
+          <w:szCs w:val="28"/>
+        </w:rPr>
+      </w:pPr>
+      <w:r>
+        <w:rPr>
+          <w:b/>
+          <w:bCs/>
+          <w:i/>
+          <w:iCs/>
+          <w:sz w:val="28"/>
+          <w:szCs w:val="28"/>
+        </w:rPr>
+        <w:t xml:space="preserve">Рис. </w:t>
+      </w:r>
+      <w:r>
+        <w:rPr>
+          <w:b/>
+          <w:bCs/>
+          <w:i/>
+          <w:iCs/>
+          <w:sz w:val="28"/>
+          <w:szCs w:val="28"/>
+        </w:rPr>
+        <w:t>4</w:t>
+      </w:r>
+    </w:p>
+    <w:p>
+      <w:pPr>
+        <w:pStyle w:val="PreformattedText"/>
+        <w:spacing w:line="360" w:lineRule="auto"/>
         <w:jc w:val="both"/>
         <w:rPr>
           <w:sz w:val="28"/>
           <w:szCs w:val="28"/>
         </w:rPr>
       </w:pPr>
-      <w:r>
-        <w:rPr>
-          <w:sz w:val="28"/>
-          <w:szCs w:val="28"/>
-        </w:rPr>
-        <w:lastRenderedPageBreak/>
-        <w:t xml:space="preserve">Для обучения используются DataLoader </w:t>
-      </w:r>
-      <w:r>
-        <w:rPr>
-          <w:sz w:val="28"/>
-          <w:szCs w:val="28"/>
-        </w:rPr>
-        <w:t>с батчами и перемешиванием train-данных.</w:t>
-      </w:r>
-    </w:p>
-    <w:p>
-      <w:pPr>
-        <w:pStyle w:val="PreformattedText"/>
-        <w:spacing w:line="360" w:lineRule="auto"/>
-        <w:ind w:firstLine="709"/>
+    </w:p>
+    <w:p>
+      <w:pPr>
+        <w:pStyle w:val="PreformattedText"/>
+        <w:spacing w:line="360" w:lineRule="auto"/>
+        <w:jc w:val="both"/>
+        <w:rPr>
+          <w:sz w:val="28"/>
+          <w:szCs w:val="28"/>
+        </w:rPr>
+      </w:pPr>
+      <w:r>
+        <w:rPr>
+          <w:sz w:val="28"/>
+          <w:szCs w:val="28"/>
+        </w:rPr>
+        <w:t xml:space="preserve">Для обучения </w:t>
+      </w:r>
+      <w:r>
+        <w:rPr>
+          <w:sz w:val="28"/>
+          <w:szCs w:val="28"/>
+        </w:rPr>
+        <w:t xml:space="preserve">нейросети </w:t>
+      </w:r>
+      <w:r>
+        <w:rPr>
+          <w:sz w:val="28"/>
+          <w:szCs w:val="28"/>
+        </w:rPr>
+        <w:t xml:space="preserve">используются </w:t>
+      </w:r>
+      <w:proofErr w:type="spellStart"/>
+      <w:r>
+        <w:rPr>
+          <w:sz w:val="28"/>
+          <w:szCs w:val="28"/>
+        </w:rPr>
+        <w:t>DataLoader</w:t>
+      </w:r>
+      <w:proofErr w:type="spellEnd"/>
+      <w:r>
+        <w:rPr>
+          <w:sz w:val="28"/>
+          <w:szCs w:val="28"/>
+        </w:rPr>
+        <w:t xml:space="preserve"> </w:t>
+      </w:r>
+      <w:r>
+        <w:rPr>
+          <w:sz w:val="28"/>
+          <w:szCs w:val="28"/>
+        </w:rPr>
+        <w:t xml:space="preserve">с </w:t>
+      </w:r>
+      <w:proofErr w:type="spellStart"/>
+      <w:r>
+        <w:rPr>
+          <w:sz w:val="28"/>
+          <w:szCs w:val="28"/>
+        </w:rPr>
+        <w:t>батчами</w:t>
+      </w:r>
+      <w:proofErr w:type="spellEnd"/>
+      <w:r>
+        <w:rPr>
+          <w:sz w:val="28"/>
+          <w:szCs w:val="28"/>
+        </w:rPr>
+        <w:t xml:space="preserve"> и перемешиванием </w:t>
+      </w:r>
+      <w:proofErr w:type="spellStart"/>
+      <w:r>
+        <w:rPr>
+          <w:sz w:val="28"/>
+          <w:szCs w:val="28"/>
+        </w:rPr>
+        <w:t>train</w:t>
+      </w:r>
+      <w:proofErr w:type="spellEnd"/>
+      <w:r>
+        <w:rPr>
+          <w:sz w:val="28"/>
+          <w:szCs w:val="28"/>
+        </w:rPr>
+        <w:t>-</w:t>
+      </w:r>
+      <w:proofErr w:type="gramStart"/>
+      <w:r>
+        <w:rPr>
+          <w:sz w:val="28"/>
+          <w:szCs w:val="28"/>
+        </w:rPr>
+        <w:t>данных</w:t>
+      </w:r>
+      <w:r>
+        <w:rPr>
+          <w:sz w:val="28"/>
+          <w:szCs w:val="28"/>
+        </w:rPr>
+        <w:t>(</w:t>
+      </w:r>
+      <w:proofErr w:type="gramEnd"/>
+      <w:r>
+        <w:rPr>
+          <w:sz w:val="28"/>
+          <w:szCs w:val="28"/>
+        </w:rPr>
+        <w:t>рис. 5).</w:t>
+      </w:r>
+    </w:p>
+    <w:p>
+      <w:pPr>
+        <w:pStyle w:val="PreformattedText"/>
+        <w:spacing w:line="360" w:lineRule="auto"/>
         <w:jc w:val="both"/>
         <w:rPr>
           <w:sz w:val="28"/>
@@ -2651,19 +3374,48 @@
           </wp:inline>
         </w:drawing>
       </w:r>
-      <w:r>
-        <w:rPr>
-          <w:sz w:val="28"/>
-          <w:szCs w:val="28"/>
-        </w:rPr>
-        <w:t>6) Архитектура модели</w:t>
-      </w:r>
-    </w:p>
-    <w:p>
-      <w:pPr>
-        <w:pStyle w:val="PreformattedText"/>
-        <w:spacing w:line="360" w:lineRule="auto"/>
-        <w:ind w:firstLine="709"/>
+    </w:p>
+    <w:p>
+      <w:pPr>
+        <w:pStyle w:val="PreformattedText"/>
+        <w:spacing w:line="360" w:lineRule="auto"/>
+        <w:jc w:val="center"/>
+        <w:rPr>
+          <w:b/>
+          <w:bCs/>
+          <w:i/>
+          <w:iCs/>
+          <w:sz w:val="28"/>
+          <w:szCs w:val="28"/>
+        </w:rPr>
+      </w:pPr>
+      <w:r>
+        <w:rPr>
+          <w:b/>
+          <w:bCs/>
+          <w:i/>
+          <w:iCs/>
+          <w:sz w:val="28"/>
+          <w:szCs w:val="28"/>
+        </w:rPr>
+        <w:t xml:space="preserve">Рис. </w:t>
+      </w:r>
+      <w:r>
+        <w:rPr>
+          <w:b/>
+          <w:bCs/>
+          <w:i/>
+          <w:iCs/>
+          <w:sz w:val="28"/>
+          <w:szCs w:val="28"/>
+        </w:rPr>
+        <w:t>5</w:t>
+      </w:r>
+    </w:p>
+    <w:p>
+      <w:pPr>
+        <w:pStyle w:val="PreformattedText"/>
+        <w:spacing w:line="360" w:lineRule="auto"/>
         <w:jc w:val="both"/>
         <w:rPr>
           <w:sz w:val="28"/>
@@ -2675,43 +3427,145 @@
           <w:sz w:val="28"/>
           <w:szCs w:val="28"/>
         </w:rPr>
-        <w:t xml:space="preserve">В проекте используется </w:t>
-      </w:r>
-      <w:r>
-        <w:rPr>
-          <w:sz w:val="28"/>
-          <w:szCs w:val="28"/>
-        </w:rPr>
-        <w:t>ResNet1</w:t>
-      </w:r>
-      <w:r>
-        <w:rPr>
-          <w:sz w:val="28"/>
-          <w:szCs w:val="28"/>
-        </w:rPr>
-        <w:t xml:space="preserve">8 </w:t>
-      </w:r>
-      <w:r>
-        <w:rPr>
-          <w:sz w:val="28"/>
-          <w:szCs w:val="28"/>
-        </w:rPr>
-        <w:t>с предобученными весами ImageNet.</w:t>
-      </w:r>
-      <w:r>
-        <w:rPr>
-          <w:sz w:val="28"/>
-          <w:szCs w:val="28"/>
-        </w:rPr>
-        <w:br/>
-        <w:t>Последний полносвязный слой заменяется под число классов текущего набора жестов.</w:t>
-      </w:r>
-    </w:p>
-    <w:p>
-      <w:pPr>
-        <w:pStyle w:val="PreformattedText"/>
-        <w:spacing w:line="360" w:lineRule="auto"/>
-        <w:ind w:firstLine="709"/>
+        <w:t>Архитектура нейросети соответствует</w:t>
+      </w:r>
+      <w:r>
+        <w:rPr>
+          <w:sz w:val="28"/>
+          <w:szCs w:val="28"/>
+        </w:rPr>
+        <w:t xml:space="preserve"> </w:t>
+      </w:r>
+      <w:proofErr w:type="spellStart"/>
+      <w:r>
+        <w:rPr>
+          <w:sz w:val="28"/>
+          <w:szCs w:val="28"/>
+          <w:lang w:val="en-US"/>
+        </w:rPr>
+        <w:t>ResNet</w:t>
+      </w:r>
+      <w:proofErr w:type="spellEnd"/>
+      <w:proofErr w:type="gramStart"/>
+      <w:r>
+        <w:rPr>
+          <w:sz w:val="28"/>
+          <w:szCs w:val="28"/>
+        </w:rPr>
+        <w:t xml:space="preserve">18 </w:t>
+      </w:r>
+      <w:r>
+        <w:rPr>
+          <w:sz w:val="28"/>
+          <w:szCs w:val="28"/>
+        </w:rPr>
+        <w:t xml:space="preserve"> </w:t>
+      </w:r>
+      <w:r>
+        <w:rPr>
+          <w:sz w:val="28"/>
+          <w:szCs w:val="28"/>
+        </w:rPr>
+        <w:t>с</w:t>
+      </w:r>
+      <w:proofErr w:type="gramEnd"/>
+      <w:r>
+        <w:rPr>
+          <w:sz w:val="28"/>
+          <w:szCs w:val="28"/>
+        </w:rPr>
+        <w:t xml:space="preserve"> </w:t>
+      </w:r>
+      <w:proofErr w:type="spellStart"/>
+      <w:r>
+        <w:rPr>
+          <w:sz w:val="28"/>
+          <w:szCs w:val="28"/>
+        </w:rPr>
+        <w:t>предобученными</w:t>
+      </w:r>
+      <w:proofErr w:type="spellEnd"/>
+      <w:r>
+        <w:rPr>
+          <w:sz w:val="28"/>
+          <w:szCs w:val="28"/>
+        </w:rPr>
+        <w:t xml:space="preserve"> весами </w:t>
+      </w:r>
+      <w:proofErr w:type="spellStart"/>
+      <w:r>
+        <w:rPr>
+          <w:sz w:val="28"/>
+          <w:szCs w:val="28"/>
+        </w:rPr>
+        <w:t>ImageNet</w:t>
+      </w:r>
+      <w:proofErr w:type="spellEnd"/>
+      <w:r>
+        <w:rPr>
+          <w:sz w:val="28"/>
+          <w:szCs w:val="28"/>
+        </w:rPr>
+        <w:t>.</w:t>
+      </w:r>
+      <w:r>
+        <w:rPr>
+          <w:sz w:val="28"/>
+          <w:szCs w:val="28"/>
+        </w:rPr>
+        <w:t xml:space="preserve"> </w:t>
+      </w:r>
+      <w:r>
+        <w:rPr>
+          <w:sz w:val="28"/>
+          <w:szCs w:val="28"/>
+        </w:rPr>
+        <w:t xml:space="preserve">Последний </w:t>
+      </w:r>
+      <w:proofErr w:type="spellStart"/>
+      <w:r>
+        <w:rPr>
+          <w:sz w:val="28"/>
+          <w:szCs w:val="28"/>
+        </w:rPr>
+        <w:t>полносвязный</w:t>
+      </w:r>
+      <w:proofErr w:type="spellEnd"/>
+      <w:r>
+        <w:rPr>
+          <w:sz w:val="28"/>
+          <w:szCs w:val="28"/>
+        </w:rPr>
+        <w:t xml:space="preserve"> слой заменяется под число классов текущего набора </w:t>
+      </w:r>
+      <w:proofErr w:type="gramStart"/>
+      <w:r>
+        <w:rPr>
+          <w:sz w:val="28"/>
+          <w:szCs w:val="28"/>
+        </w:rPr>
+        <w:t>жестов</w:t>
+      </w:r>
+      <w:r>
+        <w:rPr>
+          <w:sz w:val="28"/>
+          <w:szCs w:val="28"/>
+        </w:rPr>
+        <w:t>(</w:t>
+      </w:r>
+      <w:proofErr w:type="gramEnd"/>
+      <w:r>
+        <w:rPr>
+          <w:sz w:val="28"/>
+          <w:szCs w:val="28"/>
+        </w:rPr>
+        <w:t>рис. 6).</w:t>
+      </w:r>
+    </w:p>
+    <w:p>
+      <w:pPr>
+        <w:pStyle w:val="PreformattedText"/>
+        <w:spacing w:line="360" w:lineRule="auto"/>
         <w:jc w:val="both"/>
         <w:rPr>
           <w:sz w:val="28"/>
@@ -2761,19 +3615,48 @@
           </wp:inline>
         </w:drawing>
       </w:r>
-      <w:r>
-        <w:rPr>
-          <w:sz w:val="28"/>
-          <w:szCs w:val="28"/>
-        </w:rPr>
-        <w:t>7) Параметры обучения</w:t>
-      </w:r>
-    </w:p>
-    <w:p>
-      <w:pPr>
-        <w:pStyle w:val="PreformattedText"/>
-        <w:spacing w:line="360" w:lineRule="auto"/>
-        <w:ind w:firstLine="709"/>
+    </w:p>
+    <w:p>
+      <w:pPr>
+        <w:pStyle w:val="PreformattedText"/>
+        <w:spacing w:line="360" w:lineRule="auto"/>
+        <w:jc w:val="center"/>
+        <w:rPr>
+          <w:b/>
+          <w:bCs/>
+          <w:i/>
+          <w:iCs/>
+          <w:sz w:val="28"/>
+          <w:szCs w:val="28"/>
+        </w:rPr>
+      </w:pPr>
+      <w:r>
+        <w:rPr>
+          <w:b/>
+          <w:bCs/>
+          <w:i/>
+          <w:iCs/>
+          <w:sz w:val="28"/>
+          <w:szCs w:val="28"/>
+        </w:rPr>
+        <w:t xml:space="preserve">Рис. </w:t>
+      </w:r>
+      <w:r>
+        <w:rPr>
+          <w:b/>
+          <w:bCs/>
+          <w:i/>
+          <w:iCs/>
+          <w:sz w:val="28"/>
+          <w:szCs w:val="28"/>
+        </w:rPr>
+        <w:t>6</w:t>
+      </w:r>
+    </w:p>
+    <w:p>
+      <w:pPr>
+        <w:pStyle w:val="PreformattedText"/>
+        <w:spacing w:line="360" w:lineRule="auto"/>
         <w:jc w:val="both"/>
         <w:rPr>
           <w:sz w:val="28"/>
@@ -2794,6 +3677,7 @@
         </w:rPr>
         <w:t xml:space="preserve">ие проводится с функцией потерь </w:t>
       </w:r>
+      <w:proofErr w:type="spellStart"/>
       <w:r>
         <w:rPr>
           <w:sz w:val="28"/>
@@ -2806,21 +3690,81 @@
           <w:sz w:val="28"/>
           <w:szCs w:val="28"/>
         </w:rPr>
-        <w:t xml:space="preserve">rossEntropyLoss и оптимизатором </w:t>
-      </w:r>
-      <w:r>
-        <w:rPr>
-          <w:sz w:val="28"/>
-          <w:szCs w:val="28"/>
-        </w:rPr>
-        <w:t>Adam, что подходит для задачи многоклассовой классификации изображений.</w:t>
-      </w:r>
-    </w:p>
-    <w:p>
-      <w:pPr>
-        <w:pStyle w:val="PreformattedText"/>
-        <w:spacing w:line="360" w:lineRule="auto"/>
-        <w:ind w:firstLine="709"/>
+        <w:t>rossEntropyLoss</w:t>
+      </w:r>
+      <w:proofErr w:type="spellEnd"/>
+      <w:r>
+        <w:rPr>
+          <w:sz w:val="28"/>
+          <w:szCs w:val="28"/>
+        </w:rPr>
+        <w:t xml:space="preserve"> и оптимизатором </w:t>
+      </w:r>
+      <w:r>
+        <w:rPr>
+          <w:sz w:val="28"/>
+          <w:szCs w:val="28"/>
+        </w:rPr>
+        <w:t xml:space="preserve">Adam, что подходит для задачи </w:t>
+      </w:r>
+      <w:proofErr w:type="spellStart"/>
+      <w:r>
+        <w:rPr>
+          <w:sz w:val="28"/>
+          <w:szCs w:val="28"/>
+        </w:rPr>
+        <w:t>многоклассовой</w:t>
+      </w:r>
+      <w:proofErr w:type="spellEnd"/>
+      <w:r>
+        <w:rPr>
+          <w:sz w:val="28"/>
+          <w:szCs w:val="28"/>
+        </w:rPr>
+        <w:t xml:space="preserve"> классификации </w:t>
+      </w:r>
+      <w:proofErr w:type="gramStart"/>
+      <w:r>
+        <w:rPr>
+          <w:sz w:val="28"/>
+          <w:szCs w:val="28"/>
+        </w:rPr>
+        <w:t>изображений</w:t>
+      </w:r>
+      <w:r>
+        <w:rPr>
+          <w:sz w:val="28"/>
+          <w:szCs w:val="28"/>
+        </w:rPr>
+        <w:t>(</w:t>
+      </w:r>
+      <w:proofErr w:type="gramEnd"/>
+      <w:r>
+        <w:rPr>
+          <w:sz w:val="28"/>
+          <w:szCs w:val="28"/>
+        </w:rPr>
+        <w:t xml:space="preserve">рис. </w:t>
+      </w:r>
+      <w:r>
+        <w:rPr>
+          <w:sz w:val="28"/>
+          <w:szCs w:val="28"/>
+        </w:rPr>
+        <w:t>7</w:t>
+      </w:r>
+      <w:r>
+        <w:rPr>
+          <w:sz w:val="28"/>
+          <w:szCs w:val="28"/>
+        </w:rPr>
+        <w:t>).</w:t>
+      </w:r>
+    </w:p>
+    <w:p>
+      <w:pPr>
+        <w:pStyle w:val="PreformattedText"/>
+        <w:spacing w:line="360" w:lineRule="auto"/>
         <w:jc w:val="both"/>
         <w:rPr>
           <w:sz w:val="28"/>
@@ -2870,19 +3814,48 @@
           </wp:inline>
         </w:drawing>
       </w:r>
-      <w:r>
-        <w:rPr>
-          <w:sz w:val="28"/>
-          <w:szCs w:val="28"/>
-        </w:rPr>
-        <w:t>8) Цикл обучения модели</w:t>
-      </w:r>
-    </w:p>
-    <w:p>
-      <w:pPr>
-        <w:pStyle w:val="PreformattedText"/>
-        <w:spacing w:line="360" w:lineRule="auto"/>
-        <w:ind w:firstLine="709"/>
+    </w:p>
+    <w:p>
+      <w:pPr>
+        <w:pStyle w:val="PreformattedText"/>
+        <w:spacing w:line="360" w:lineRule="auto"/>
+        <w:jc w:val="center"/>
+        <w:rPr>
+          <w:b/>
+          <w:bCs/>
+          <w:i/>
+          <w:iCs/>
+          <w:sz w:val="28"/>
+          <w:szCs w:val="28"/>
+        </w:rPr>
+      </w:pPr>
+      <w:r>
+        <w:rPr>
+          <w:b/>
+          <w:bCs/>
+          <w:i/>
+          <w:iCs/>
+          <w:sz w:val="28"/>
+          <w:szCs w:val="28"/>
+        </w:rPr>
+        <w:t xml:space="preserve">Рис. </w:t>
+      </w:r>
+      <w:r>
+        <w:rPr>
+          <w:b/>
+          <w:bCs/>
+          <w:i/>
+          <w:iCs/>
+          <w:sz w:val="28"/>
+          <w:szCs w:val="28"/>
+        </w:rPr>
+        <w:t>7</w:t>
+      </w:r>
+    </w:p>
+    <w:p>
+      <w:pPr>
+        <w:pStyle w:val="PreformattedText"/>
+        <w:spacing w:line="360" w:lineRule="auto"/>
         <w:jc w:val="both"/>
         <w:rPr>
           <w:sz w:val="28"/>
@@ -2894,14 +3867,64 @@
           <w:sz w:val="28"/>
           <w:szCs w:val="28"/>
         </w:rPr>
-        <w:t>В каждой эпохе считаются ошибка и точность на обучающей выборке, после чего метрики выводятся в консоль.</w:t>
-      </w:r>
-    </w:p>
-    <w:p>
-      <w:pPr>
-        <w:pStyle w:val="PreformattedText"/>
-        <w:spacing w:line="360" w:lineRule="auto"/>
-        <w:ind w:firstLine="709"/>
+        <w:t xml:space="preserve">В каждой эпохе </w:t>
+      </w:r>
+      <w:r>
+        <w:rPr>
+          <w:sz w:val="28"/>
+          <w:szCs w:val="28"/>
+        </w:rPr>
+        <w:t xml:space="preserve">обучения </w:t>
+      </w:r>
+      <w:r>
+        <w:rPr>
+          <w:sz w:val="28"/>
+          <w:szCs w:val="28"/>
+        </w:rPr>
+        <w:t xml:space="preserve">считаются ошибка и точность на обучающей выборке, после чего метрики выводятся в </w:t>
+      </w:r>
+      <w:proofErr w:type="gramStart"/>
+      <w:r>
+        <w:rPr>
+          <w:sz w:val="28"/>
+          <w:szCs w:val="28"/>
+        </w:rPr>
+        <w:t>консоль</w:t>
+      </w:r>
+      <w:r>
+        <w:rPr>
+          <w:sz w:val="28"/>
+          <w:szCs w:val="28"/>
+        </w:rPr>
+        <w:t>(</w:t>
+      </w:r>
+      <w:proofErr w:type="gramEnd"/>
+      <w:r>
+        <w:rPr>
+          <w:sz w:val="28"/>
+          <w:szCs w:val="28"/>
+        </w:rPr>
+        <w:t xml:space="preserve">рис. </w:t>
+      </w:r>
+      <w:r>
+        <w:rPr>
+          <w:sz w:val="28"/>
+          <w:szCs w:val="28"/>
+        </w:rPr>
+        <w:t>8</w:t>
+      </w:r>
+      <w:r>
+        <w:rPr>
+          <w:sz w:val="28"/>
+          <w:szCs w:val="28"/>
+        </w:rPr>
+        <w:t>).</w:t>
+      </w:r>
+    </w:p>
+    <w:p>
+      <w:pPr>
+        <w:pStyle w:val="PreformattedText"/>
+        <w:spacing w:line="360" w:lineRule="auto"/>
         <w:jc w:val="both"/>
         <w:rPr>
           <w:sz w:val="28"/>
@@ -2952,19 +3975,48 @@
           </wp:inline>
         </w:drawing>
       </w:r>
-      <w:r>
-        <w:rPr>
-          <w:sz w:val="28"/>
-          <w:szCs w:val="28"/>
-        </w:rPr>
-        <w:t>9) Сохранение обученной модели</w:t>
-      </w:r>
-    </w:p>
-    <w:p>
-      <w:pPr>
-        <w:pStyle w:val="PreformattedText"/>
-        <w:spacing w:line="360" w:lineRule="auto"/>
-        <w:ind w:firstLine="709"/>
+    </w:p>
+    <w:p>
+      <w:pPr>
+        <w:pStyle w:val="PreformattedText"/>
+        <w:spacing w:line="360" w:lineRule="auto"/>
+        <w:jc w:val="center"/>
+        <w:rPr>
+          <w:b/>
+          <w:bCs/>
+          <w:i/>
+          <w:iCs/>
+          <w:sz w:val="28"/>
+          <w:szCs w:val="28"/>
+        </w:rPr>
+      </w:pPr>
+      <w:r>
+        <w:rPr>
+          <w:b/>
+          <w:bCs/>
+          <w:i/>
+          <w:iCs/>
+          <w:sz w:val="28"/>
+          <w:szCs w:val="28"/>
+        </w:rPr>
+        <w:t xml:space="preserve">Рис. </w:t>
+      </w:r>
+      <w:r>
+        <w:rPr>
+          <w:b/>
+          <w:bCs/>
+          <w:i/>
+          <w:iCs/>
+          <w:sz w:val="28"/>
+          <w:szCs w:val="28"/>
+        </w:rPr>
+        <w:t>8</w:t>
+      </w:r>
+    </w:p>
+    <w:p>
+      <w:pPr>
+        <w:pStyle w:val="PreformattedText"/>
+        <w:spacing w:line="360" w:lineRule="auto"/>
         <w:jc w:val="both"/>
         <w:rPr>
           <w:sz w:val="28"/>
@@ -2976,14 +4028,50 @@
           <w:sz w:val="28"/>
           <w:szCs w:val="28"/>
         </w:rPr>
-        <w:t>После обучения сохраняются веса модели и отображение классов, чтобы корректно восстановить модель при запуске онлайн-распознавания.</w:t>
-      </w:r>
-    </w:p>
-    <w:p>
-      <w:pPr>
-        <w:pStyle w:val="PreformattedText"/>
-        <w:spacing w:line="360" w:lineRule="auto"/>
-        <w:ind w:firstLine="709"/>
+        <w:t>После обучения сохраняются веса модели и отображение классов, чтобы корректно восстановить модель при запуске онлайн-</w:t>
+      </w:r>
+      <w:proofErr w:type="gramStart"/>
+      <w:r>
+        <w:rPr>
+          <w:sz w:val="28"/>
+          <w:szCs w:val="28"/>
+        </w:rPr>
+        <w:t>распознавания</w:t>
+      </w:r>
+      <w:r>
+        <w:rPr>
+          <w:sz w:val="28"/>
+          <w:szCs w:val="28"/>
+        </w:rPr>
+        <w:t>(</w:t>
+      </w:r>
+      <w:proofErr w:type="gramEnd"/>
+      <w:r>
+        <w:rPr>
+          <w:sz w:val="28"/>
+          <w:szCs w:val="28"/>
+        </w:rPr>
+        <w:t xml:space="preserve">рис. </w:t>
+      </w:r>
+      <w:r>
+        <w:rPr>
+          <w:sz w:val="28"/>
+          <w:szCs w:val="28"/>
+        </w:rPr>
+        <w:t>9</w:t>
+      </w:r>
+      <w:r>
+        <w:rPr>
+          <w:sz w:val="28"/>
+          <w:szCs w:val="28"/>
+        </w:rPr>
+        <w:t>).</w:t>
+      </w:r>
+    </w:p>
+    <w:p>
+      <w:pPr>
+        <w:pStyle w:val="PreformattedText"/>
+        <w:spacing w:line="360" w:lineRule="auto"/>
         <w:jc w:val="both"/>
         <w:rPr>
           <w:sz w:val="28"/>
@@ -3033,19 +4121,48 @@
           </wp:inline>
         </w:drawing>
       </w:r>
-      <w:r>
-        <w:rPr>
-          <w:sz w:val="28"/>
-          <w:szCs w:val="28"/>
-        </w:rPr>
-        <w:t>10) Загрузка модели для реального времени</w:t>
-      </w:r>
-    </w:p>
-    <w:p>
-      <w:pPr>
-        <w:pStyle w:val="PreformattedText"/>
-        <w:spacing w:line="360" w:lineRule="auto"/>
-        <w:ind w:firstLine="709"/>
+    </w:p>
+    <w:p>
+      <w:pPr>
+        <w:pStyle w:val="PreformattedText"/>
+        <w:spacing w:line="360" w:lineRule="auto"/>
+        <w:jc w:val="center"/>
+        <w:rPr>
+          <w:b/>
+          <w:bCs/>
+          <w:i/>
+          <w:iCs/>
+          <w:sz w:val="28"/>
+          <w:szCs w:val="28"/>
+        </w:rPr>
+      </w:pPr>
+      <w:r>
+        <w:rPr>
+          <w:b/>
+          <w:bCs/>
+          <w:i/>
+          <w:iCs/>
+          <w:sz w:val="28"/>
+          <w:szCs w:val="28"/>
+        </w:rPr>
+        <w:t xml:space="preserve">Рис. </w:t>
+      </w:r>
+      <w:r>
+        <w:rPr>
+          <w:b/>
+          <w:bCs/>
+          <w:i/>
+          <w:iCs/>
+          <w:sz w:val="28"/>
+          <w:szCs w:val="28"/>
+        </w:rPr>
+        <w:t>9</w:t>
+      </w:r>
+    </w:p>
+    <w:p>
+      <w:pPr>
+        <w:pStyle w:val="PreformattedText"/>
+        <w:spacing w:line="360" w:lineRule="auto"/>
         <w:jc w:val="both"/>
         <w:rPr>
           <w:sz w:val="28"/>
@@ -3057,14 +4174,75 @@
           <w:sz w:val="28"/>
           <w:szCs w:val="28"/>
         </w:rPr>
-        <w:t>В режиме онлайн загружается checkpoint, восстанавливается структура сети и переводится в режим инференса.</w:t>
-      </w:r>
-    </w:p>
-    <w:p>
-      <w:pPr>
-        <w:pStyle w:val="PreformattedText"/>
-        <w:spacing w:line="360" w:lineRule="auto"/>
-        <w:ind w:firstLine="709"/>
+        <w:t>Для работы модели в режиме онлайн</w:t>
+      </w:r>
+      <w:r>
+        <w:rPr>
+          <w:sz w:val="28"/>
+          <w:szCs w:val="28"/>
+        </w:rPr>
+        <w:t xml:space="preserve"> загружается </w:t>
+      </w:r>
+      <w:proofErr w:type="spellStart"/>
+      <w:r>
+        <w:rPr>
+          <w:sz w:val="28"/>
+          <w:szCs w:val="28"/>
+        </w:rPr>
+        <w:t>checkpoint</w:t>
+      </w:r>
+      <w:proofErr w:type="spellEnd"/>
+      <w:r>
+        <w:rPr>
+          <w:sz w:val="28"/>
+          <w:szCs w:val="28"/>
+        </w:rPr>
+        <w:t xml:space="preserve">, восстанавливается структура сети и переводится в режим </w:t>
+      </w:r>
+      <w:proofErr w:type="spellStart"/>
+      <w:proofErr w:type="gramStart"/>
+      <w:r>
+        <w:rPr>
+          <w:sz w:val="28"/>
+          <w:szCs w:val="28"/>
+        </w:rPr>
+        <w:t>инференса</w:t>
+      </w:r>
+      <w:proofErr w:type="spellEnd"/>
+      <w:r>
+        <w:rPr>
+          <w:sz w:val="28"/>
+          <w:szCs w:val="28"/>
+        </w:rPr>
+        <w:t>(</w:t>
+      </w:r>
+      <w:proofErr w:type="gramEnd"/>
+      <w:r>
+        <w:rPr>
+          <w:sz w:val="28"/>
+          <w:szCs w:val="28"/>
+        </w:rPr>
+        <w:t xml:space="preserve">рис. </w:t>
+      </w:r>
+      <w:r>
+        <w:rPr>
+          <w:sz w:val="28"/>
+          <w:szCs w:val="28"/>
+        </w:rPr>
+        <w:t>10)</w:t>
+      </w:r>
+      <w:r>
+        <w:rPr>
+          <w:sz w:val="28"/>
+          <w:szCs w:val="28"/>
+        </w:rPr>
+        <w:t>.</w:t>
+      </w:r>
+    </w:p>
+    <w:p>
+      <w:pPr>
+        <w:pStyle w:val="PreformattedText"/>
+        <w:spacing w:line="360" w:lineRule="auto"/>
         <w:jc w:val="both"/>
         <w:rPr>
           <w:sz w:val="28"/>
@@ -3115,19 +4293,48 @@
           </wp:inline>
         </w:drawing>
       </w:r>
-      <w:r>
-        <w:rPr>
-          <w:sz w:val="28"/>
-          <w:szCs w:val="28"/>
-        </w:rPr>
-        <w:t>11) Онлайн-распознавание с камеры</w:t>
-      </w:r>
-    </w:p>
-    <w:p>
-      <w:pPr>
-        <w:pStyle w:val="PreformattedText"/>
-        <w:spacing w:line="360" w:lineRule="auto"/>
-        <w:ind w:firstLine="709"/>
+    </w:p>
+    <w:p>
+      <w:pPr>
+        <w:pStyle w:val="PreformattedText"/>
+        <w:spacing w:line="360" w:lineRule="auto"/>
+        <w:jc w:val="center"/>
+        <w:rPr>
+          <w:b/>
+          <w:bCs/>
+          <w:i/>
+          <w:iCs/>
+          <w:sz w:val="28"/>
+          <w:szCs w:val="28"/>
+        </w:rPr>
+      </w:pPr>
+      <w:r>
+        <w:rPr>
+          <w:b/>
+          <w:bCs/>
+          <w:i/>
+          <w:iCs/>
+          <w:sz w:val="28"/>
+          <w:szCs w:val="28"/>
+        </w:rPr>
+        <w:t>Рис. 1</w:t>
+      </w:r>
+      <w:r>
+        <w:rPr>
+          <w:b/>
+          <w:bCs/>
+          <w:i/>
+          <w:iCs/>
+          <w:sz w:val="28"/>
+          <w:szCs w:val="28"/>
+        </w:rPr>
+        <w:t>0</w:t>
+      </w:r>
+    </w:p>
+    <w:p>
+      <w:pPr>
+        <w:pStyle w:val="PreformattedText"/>
+        <w:spacing w:line="360" w:lineRule="auto"/>
         <w:jc w:val="both"/>
         <w:rPr>
           <w:sz w:val="28"/>
@@ -3139,14 +4346,50 @@
           <w:sz w:val="28"/>
           <w:szCs w:val="28"/>
         </w:rPr>
-        <w:t>Система считывает кадры с веб-камеры, выполняет предобработку, получает вероятности классов и определяет наиболее вероятный жест.</w:t>
-      </w:r>
-    </w:p>
-    <w:p>
-      <w:pPr>
-        <w:pStyle w:val="PreformattedText"/>
-        <w:spacing w:line="360" w:lineRule="auto"/>
-        <w:ind w:firstLine="709"/>
+        <w:t xml:space="preserve">Система считывает кадры с веб-камеры, выполняет предобработку, получает вероятности классов и определяет наиболее вероятный </w:t>
+      </w:r>
+      <w:proofErr w:type="gramStart"/>
+      <w:r>
+        <w:rPr>
+          <w:sz w:val="28"/>
+          <w:szCs w:val="28"/>
+        </w:rPr>
+        <w:t>жест</w:t>
+      </w:r>
+      <w:r>
+        <w:rPr>
+          <w:sz w:val="28"/>
+          <w:szCs w:val="28"/>
+        </w:rPr>
+        <w:t>(</w:t>
+      </w:r>
+      <w:proofErr w:type="gramEnd"/>
+      <w:r>
+        <w:rPr>
+          <w:sz w:val="28"/>
+          <w:szCs w:val="28"/>
+        </w:rPr>
+        <w:t xml:space="preserve">рис. </w:t>
+      </w:r>
+      <w:r>
+        <w:rPr>
+          <w:sz w:val="28"/>
+          <w:szCs w:val="28"/>
+        </w:rPr>
+        <w:t>11</w:t>
+      </w:r>
+      <w:r>
+        <w:rPr>
+          <w:sz w:val="28"/>
+          <w:szCs w:val="28"/>
+        </w:rPr>
+        <w:t>).</w:t>
+      </w:r>
+    </w:p>
+    <w:p>
+      <w:pPr>
+        <w:pStyle w:val="PreformattedText"/>
+        <w:spacing w:line="360" w:lineRule="auto"/>
         <w:jc w:val="both"/>
         <w:rPr>
           <w:sz w:val="28"/>
@@ -3196,38 +4439,59 @@
           </wp:inline>
         </w:drawing>
       </w:r>
-      <w:r>
-        <w:rPr>
-          <w:sz w:val="28"/>
-          <w:szCs w:val="28"/>
-        </w:rPr>
-        <w:t>12) Визуализация результата</w:t>
-      </w:r>
-    </w:p>
-    <w:p>
-      <w:pPr>
-        <w:pStyle w:val="PreformattedText"/>
-        <w:spacing w:line="360" w:lineRule="auto"/>
-        <w:ind w:firstLine="709"/>
+    </w:p>
+    <w:p>
+      <w:pPr>
+        <w:pStyle w:val="PreformattedText"/>
+        <w:spacing w:line="360" w:lineRule="auto"/>
+        <w:jc w:val="center"/>
+        <w:rPr>
+          <w:b/>
+          <w:bCs/>
+          <w:i/>
+          <w:iCs/>
+          <w:sz w:val="28"/>
+          <w:szCs w:val="28"/>
+        </w:rPr>
+      </w:pPr>
+      <w:r>
+        <w:rPr>
+          <w:b/>
+          <w:bCs/>
+          <w:i/>
+          <w:iCs/>
+          <w:sz w:val="28"/>
+          <w:szCs w:val="28"/>
+        </w:rPr>
+        <w:t>Рис. 1</w:t>
+      </w:r>
+      <w:r>
+        <w:rPr>
+          <w:b/>
+          <w:bCs/>
+          <w:i/>
+          <w:iCs/>
+          <w:sz w:val="28"/>
+          <w:szCs w:val="28"/>
+        </w:rPr>
+        <w:t>1</w:t>
+      </w:r>
+    </w:p>
+    <w:p>
+      <w:pPr>
+        <w:pStyle w:val="PreformattedText"/>
+        <w:spacing w:line="360" w:lineRule="auto"/>
         <w:jc w:val="both"/>
         <w:rPr>
           <w:sz w:val="28"/>
           <w:szCs w:val="28"/>
         </w:rPr>
       </w:pPr>
-      <w:r>
-        <w:rPr>
-          <w:sz w:val="28"/>
-          <w:szCs w:val="28"/>
-        </w:rPr>
-        <w:t>На изображение выводятся название жеста и вероятность распознавания, что делает систему удобной для демонстрации и тестирования.</w:t>
-      </w:r>
-    </w:p>
-    <w:p>
-      <w:pPr>
-        <w:pStyle w:val="PreformattedText"/>
-        <w:spacing w:line="360" w:lineRule="auto"/>
-        <w:ind w:firstLine="709"/>
+    </w:p>
+    <w:p>
+      <w:pPr>
+        <w:pStyle w:val="PreformattedText"/>
+        <w:spacing w:line="360" w:lineRule="auto"/>
         <w:jc w:val="both"/>
         <w:rPr>
           <w:sz w:val="28"/>
@@ -3236,12 +4500,92 @@
       </w:pPr>
       <w:r>
         <w:rPr>
+          <w:sz w:val="28"/>
+          <w:szCs w:val="28"/>
+        </w:rPr>
+        <w:t xml:space="preserve">На </w:t>
+      </w:r>
+      <w:r>
+        <w:rPr>
+          <w:sz w:val="28"/>
+          <w:szCs w:val="28"/>
+        </w:rPr>
+        <w:t>экран</w:t>
+      </w:r>
+      <w:r>
+        <w:rPr>
+          <w:sz w:val="28"/>
+          <w:szCs w:val="28"/>
+        </w:rPr>
+        <w:t xml:space="preserve"> выводятся название жеста и вероятность распознавания, что делает </w:t>
+      </w:r>
+      <w:r>
+        <w:rPr>
+          <w:sz w:val="28"/>
+          <w:szCs w:val="28"/>
+        </w:rPr>
+        <w:lastRenderedPageBreak/>
+        <w:t xml:space="preserve">систему удобной для демонстрации и </w:t>
+      </w:r>
+      <w:proofErr w:type="gramStart"/>
+      <w:r>
+        <w:rPr>
+          <w:sz w:val="28"/>
+          <w:szCs w:val="28"/>
+        </w:rPr>
+        <w:t>тестирования</w:t>
+      </w:r>
+      <w:r>
+        <w:rPr>
+          <w:sz w:val="28"/>
+          <w:szCs w:val="28"/>
+        </w:rPr>
+        <w:t>(</w:t>
+      </w:r>
+      <w:proofErr w:type="gramEnd"/>
+      <w:r>
+        <w:rPr>
+          <w:sz w:val="28"/>
+          <w:szCs w:val="28"/>
+        </w:rPr>
+        <w:t xml:space="preserve">рис. </w:t>
+      </w:r>
+      <w:r>
+        <w:rPr>
+          <w:sz w:val="28"/>
+          <w:szCs w:val="28"/>
+        </w:rPr>
+        <w:t>12</w:t>
+      </w:r>
+      <w:r>
+        <w:rPr>
+          <w:sz w:val="28"/>
+          <w:szCs w:val="28"/>
+        </w:rPr>
+        <w:t>).</w:t>
+      </w:r>
+    </w:p>
+    <w:p>
+      <w:pPr>
+        <w:pStyle w:val="PreformattedText"/>
+        <w:spacing w:line="360" w:lineRule="auto"/>
+        <w:jc w:val="center"/>
+        <w:rPr>
+          <w:b/>
+          <w:bCs/>
+          <w:i/>
+          <w:iCs/>
+          <w:sz w:val="28"/>
+          <w:szCs w:val="28"/>
+        </w:rPr>
+      </w:pPr>
+      <w:r>
+        <w:rPr>
           <w:noProof/>
           <w:sz w:val="28"/>
           <w:szCs w:val="28"/>
           <w:lang w:eastAsia="ru-RU" w:bidi="ar-SA"/>
         </w:rPr>
-        <w:lastRenderedPageBreak/>
         <w:drawing>
           <wp:inline distT="0" distB="0" distL="0" distR="0" wp14:anchorId="3C55815E" wp14:editId="3750CEA3">
             <wp:extent cx="6257925" cy="3608705"/>
@@ -3278,6 +4622,39 @@
           </wp:inline>
         </w:drawing>
       </w:r>
+      <w:r>
+        <w:rPr>
+          <w:b/>
+          <w:bCs/>
+          <w:i/>
+          <w:iCs/>
+          <w:sz w:val="28"/>
+          <w:szCs w:val="28"/>
+        </w:rPr>
+        <w:t xml:space="preserve"> </w:t>
+      </w:r>
+      <w:r>
+        <w:rPr>
+          <w:b/>
+          <w:bCs/>
+          <w:i/>
+          <w:iCs/>
+          <w:sz w:val="28"/>
+          <w:szCs w:val="28"/>
+        </w:rPr>
+        <w:t>Рис. 1</w:t>
+      </w:r>
+      <w:r>
+        <w:rPr>
+          <w:b/>
+          <w:bCs/>
+          <w:i/>
+          <w:iCs/>
+          <w:sz w:val="28"/>
+          <w:szCs w:val="28"/>
+        </w:rPr>
+        <w:t>2</w:t>
+      </w:r>
     </w:p>
     <w:p>
       <w:pPr>
@@ -3286,9 +4663,10 @@
         <w:ind w:firstLine="709"/>
         <w:jc w:val="center"/>
         <w:rPr>
-          <w:b/>
-          <w:sz w:val="28"/>
-          <w:szCs w:val="28"/>
+          <w:bCs/>
+          <w:sz w:val="28"/>
+          <w:szCs w:val="28"/>
+          <w:lang w:val="en-US"/>
         </w:rPr>
       </w:pPr>
       <w:r>
@@ -3316,7 +4694,47 @@
           <w:sz w:val="28"/>
           <w:szCs w:val="28"/>
         </w:rPr>
-        <w:t>В результате практической работы реализована полноценная система распознавания жестов рук:</w:t>
+        <w:t xml:space="preserve">В результате практической работы была реализована полноценная система распознавания жестов рук. В ходе разработки был подготовлен датасет на основе исходных данных в формате </w:t>
+      </w:r>
+      <w:proofErr w:type="spellStart"/>
+      <w:r>
+        <w:rPr>
+          <w:sz w:val="28"/>
+          <w:szCs w:val="28"/>
+        </w:rPr>
+        <w:t>Parquet</w:t>
+      </w:r>
+      <w:proofErr w:type="spellEnd"/>
+      <w:r>
+        <w:rPr>
+          <w:sz w:val="28"/>
+          <w:szCs w:val="28"/>
+        </w:rPr>
+        <w:t>, обучена сверточная нейросеть на базе ResNet18, а также реализовано распознавание жестов в реальном времени с использованием камеры. Дополнительно в видеопоток был добавлен вывод определенного класса и уровня уверенности модели. Разработанное решение может служить основой для учебных проектов в области компьютерного зрения и обладает потенциалом дальнейшего развития, включая расширение набора жестов, добавление оценки качества модели на этапе валидации и интеграцию в интерфейс учебного приложения.</w:t>
+      </w:r>
+    </w:p>
+    <w:p>
+      <w:pPr>
+        <w:pStyle w:val="PreformattedText"/>
+        <w:pageBreakBefore/>
+        <w:spacing w:line="360" w:lineRule="auto"/>
+        <w:jc w:val="center"/>
+        <w:rPr>
+          <w:b/>
+          <w:bCs/>
+          <w:sz w:val="28"/>
+          <w:szCs w:val="28"/>
+        </w:rPr>
+      </w:pPr>
+      <w:r>
+        <w:rPr>
+          <w:b/>
+          <w:bCs/>
+          <w:sz w:val="28"/>
+          <w:szCs w:val="28"/>
+        </w:rPr>
+        <w:lastRenderedPageBreak/>
+        <w:t>Заключение</w:t>
       </w:r>
     </w:p>
     <w:p>
@@ -3335,7 +4753,7 @@
           <w:sz w:val="28"/>
           <w:szCs w:val="28"/>
         </w:rPr>
-        <w:t>подготовлен датасет из исходных Parquet-данных;</w:t>
+        <w:t>В ходе выполнения проекта была достигнута поставленная цель: разработана и реализована система распознавания жестов руки на основе нейронной сети, обеспечивающая как офлайн-проверку изображений, так и распознавание в реальном времени с веб-камеры. Проект ориентирован на практическое применение и демонстрирует полный цикл работы с моделью машинного обучения — от подготовки данных до пользовательского интерфейса.</w:t>
       </w:r>
     </w:p>
     <w:p>
@@ -3354,21 +4772,7 @@
           <w:sz w:val="28"/>
           <w:szCs w:val="28"/>
         </w:rPr>
-        <w:t>обуче</w:t>
-      </w:r>
-      <w:r>
-        <w:rPr>
-          <w:sz w:val="28"/>
-          <w:szCs w:val="28"/>
-        </w:rPr>
-        <w:t xml:space="preserve">на сверточная нейросеть на базе </w:t>
-      </w:r>
-      <w:r>
-        <w:rPr>
-          <w:sz w:val="28"/>
-          <w:szCs w:val="28"/>
-        </w:rPr>
-        <w:t>ResNet18;</w:t>
+        <w:t>В рамках работы были решены основные задачи:</w:t>
       </w:r>
     </w:p>
     <w:p>
@@ -3387,7 +4791,14 @@
           <w:sz w:val="28"/>
           <w:szCs w:val="28"/>
         </w:rPr>
-        <w:t>реализовано распознавание в реальном времени с камеры;</w:t>
+        <w:t>1.</w:t>
+      </w:r>
+      <w:r>
+        <w:rPr>
+          <w:sz w:val="28"/>
+          <w:szCs w:val="28"/>
+        </w:rPr>
+        <w:t>Проведён анализ предметной области и определены требования к системе распознавания жестов.</w:t>
       </w:r>
     </w:p>
     <w:p>
@@ -3406,7 +4817,53 @@
           <w:sz w:val="28"/>
           <w:szCs w:val="28"/>
         </w:rPr>
-        <w:t>добавлен вывод класса и уверенности модели на видео.</w:t>
+        <w:t>2.</w:t>
+      </w:r>
+      <w:r>
+        <w:rPr>
+          <w:sz w:val="28"/>
+          <w:szCs w:val="28"/>
+        </w:rPr>
+        <w:t>Изучены теоретические основы компьютерного зрения и применяемый</w:t>
+      </w:r>
+      <w:r>
+        <w:rPr>
+          <w:sz w:val="28"/>
+          <w:szCs w:val="28"/>
+        </w:rPr>
+        <w:t xml:space="preserve"> технологический стек (</w:t>
+      </w:r>
+      <w:proofErr w:type="spellStart"/>
+      <w:r>
+        <w:rPr>
+          <w:sz w:val="28"/>
+          <w:szCs w:val="28"/>
+        </w:rPr>
+        <w:t>PyTorch</w:t>
+      </w:r>
+      <w:proofErr w:type="spellEnd"/>
+      <w:r>
+        <w:rPr>
+          <w:sz w:val="28"/>
+          <w:szCs w:val="28"/>
+        </w:rPr>
+        <w:t xml:space="preserve">, </w:t>
+      </w:r>
+      <w:proofErr w:type="spellStart"/>
+      <w:r>
+        <w:rPr>
+          <w:sz w:val="28"/>
+          <w:szCs w:val="28"/>
+        </w:rPr>
+        <w:t>OpenCV</w:t>
+      </w:r>
+      <w:proofErr w:type="spellEnd"/>
+      <w:r>
+        <w:rPr>
+          <w:sz w:val="28"/>
+          <w:szCs w:val="28"/>
+        </w:rPr>
+        <w:t>).</w:t>
       </w:r>
     </w:p>
     <w:p>
@@ -3425,11 +4882,499 @@
           <w:sz w:val="28"/>
           <w:szCs w:val="28"/>
         </w:rPr>
-        <w:t>Разработанное решение может использоваться как основа для учебных проектов по компьютерному зрению и имеет потенциал развития: расширение числа жестов, добавление оценки качества на валидации и интеграция в интерфейс учебного приложения.</w:t>
-      </w:r>
-    </w:p>
-    <w:p>
-      <w:pPr>
+        <w:t>3.</w:t>
+      </w:r>
+      <w:r>
+        <w:rPr>
+          <w:sz w:val="28"/>
+          <w:szCs w:val="28"/>
+        </w:rPr>
+        <w:t xml:space="preserve">Спроектирована структура проекта с разделением на модули подготовки данных, обучения, тестирования и </w:t>
+      </w:r>
+      <w:proofErr w:type="spellStart"/>
+      <w:r>
+        <w:rPr>
+          <w:sz w:val="28"/>
+          <w:szCs w:val="28"/>
+        </w:rPr>
+        <w:t>инференса</w:t>
+      </w:r>
+      <w:proofErr w:type="spellEnd"/>
+      <w:r>
+        <w:rPr>
+          <w:sz w:val="28"/>
+          <w:szCs w:val="28"/>
+        </w:rPr>
+        <w:t>.</w:t>
+      </w:r>
+    </w:p>
+    <w:p>
+      <w:pPr>
+        <w:pStyle w:val="PreformattedText"/>
+        <w:spacing w:line="360" w:lineRule="auto"/>
+        <w:ind w:firstLine="709"/>
+        <w:jc w:val="both"/>
+        <w:rPr>
+          <w:sz w:val="28"/>
+          <w:szCs w:val="28"/>
+        </w:rPr>
+      </w:pPr>
+      <w:r>
+        <w:rPr>
+          <w:sz w:val="28"/>
+          <w:szCs w:val="28"/>
+        </w:rPr>
+        <w:t>4.</w:t>
+      </w:r>
+      <w:r>
+        <w:rPr>
+          <w:sz w:val="28"/>
+          <w:szCs w:val="28"/>
+        </w:rPr>
+        <w:t>Реализована моде</w:t>
+      </w:r>
+      <w:r>
+        <w:rPr>
+          <w:sz w:val="28"/>
+          <w:szCs w:val="28"/>
+        </w:rPr>
+        <w:t xml:space="preserve">ль классификации жестов на базе ResNet18 </w:t>
+      </w:r>
+      <w:r>
+        <w:rPr>
+          <w:sz w:val="28"/>
+          <w:szCs w:val="28"/>
+        </w:rPr>
+        <w:t>и написан программный код для её обучения.</w:t>
+      </w:r>
+    </w:p>
+    <w:p>
+      <w:pPr>
+        <w:pStyle w:val="PreformattedText"/>
+        <w:spacing w:line="360" w:lineRule="auto"/>
+        <w:ind w:firstLine="709"/>
+        <w:jc w:val="both"/>
+        <w:rPr>
+          <w:sz w:val="28"/>
+          <w:szCs w:val="28"/>
+        </w:rPr>
+      </w:pPr>
+      <w:r>
+        <w:rPr>
+          <w:sz w:val="28"/>
+          <w:szCs w:val="28"/>
+        </w:rPr>
+        <w:t>5.</w:t>
+      </w:r>
+      <w:r>
+        <w:rPr>
+          <w:sz w:val="28"/>
+          <w:szCs w:val="28"/>
+        </w:rPr>
+        <w:t xml:space="preserve">Выполнена </w:t>
+      </w:r>
+      <w:r>
+        <w:rPr>
+          <w:sz w:val="28"/>
+          <w:szCs w:val="28"/>
+        </w:rPr>
+        <w:t xml:space="preserve">подготовка датасета из </w:t>
+      </w:r>
+      <w:proofErr w:type="spellStart"/>
+      <w:proofErr w:type="gramStart"/>
+      <w:r>
+        <w:rPr>
+          <w:sz w:val="28"/>
+          <w:szCs w:val="28"/>
+        </w:rPr>
+        <w:t>исходных</w:t>
+      </w:r>
+      <w:r>
+        <w:rPr>
+          <w:sz w:val="28"/>
+          <w:szCs w:val="28"/>
+        </w:rPr>
+        <w:t>.parquet</w:t>
+      </w:r>
+      <w:proofErr w:type="spellEnd"/>
+      <w:proofErr w:type="gramEnd"/>
+      <w:r>
+        <w:rPr>
+          <w:sz w:val="28"/>
+          <w:szCs w:val="28"/>
+        </w:rPr>
+        <w:t xml:space="preserve">-данных с формированием обучающей и </w:t>
+      </w:r>
+      <w:proofErr w:type="spellStart"/>
+      <w:r>
+        <w:rPr>
+          <w:sz w:val="28"/>
+          <w:szCs w:val="28"/>
+        </w:rPr>
+        <w:t>валидационной</w:t>
+      </w:r>
+      <w:proofErr w:type="spellEnd"/>
+      <w:r>
+        <w:rPr>
+          <w:sz w:val="28"/>
+          <w:szCs w:val="28"/>
+        </w:rPr>
+        <w:t xml:space="preserve"> выборок.</w:t>
+      </w:r>
+    </w:p>
+    <w:p>
+      <w:pPr>
+        <w:pStyle w:val="PreformattedText"/>
+        <w:spacing w:line="360" w:lineRule="auto"/>
+        <w:ind w:firstLine="709"/>
+        <w:jc w:val="both"/>
+        <w:rPr>
+          <w:sz w:val="28"/>
+          <w:szCs w:val="28"/>
+        </w:rPr>
+      </w:pPr>
+      <w:r>
+        <w:rPr>
+          <w:sz w:val="28"/>
+          <w:szCs w:val="28"/>
+        </w:rPr>
+        <w:t>6.</w:t>
+      </w:r>
+      <w:r>
+        <w:rPr>
+          <w:sz w:val="28"/>
+          <w:szCs w:val="28"/>
+        </w:rPr>
+        <w:t xml:space="preserve">Проведено тестирование качества модели на </w:t>
+      </w:r>
+      <w:proofErr w:type="spellStart"/>
+      <w:r>
+        <w:rPr>
+          <w:sz w:val="28"/>
+          <w:szCs w:val="28"/>
+        </w:rPr>
+        <w:t>валидационном</w:t>
+      </w:r>
+      <w:proofErr w:type="spellEnd"/>
+      <w:r>
+        <w:rPr>
+          <w:sz w:val="28"/>
+          <w:szCs w:val="28"/>
+        </w:rPr>
+        <w:t xml:space="preserve"> наборе, а также проверена работа в режимах </w:t>
+      </w:r>
+      <w:proofErr w:type="spellStart"/>
+      <w:r>
+        <w:rPr>
+          <w:sz w:val="28"/>
+          <w:szCs w:val="28"/>
+        </w:rPr>
+        <w:t>инференса</w:t>
+      </w:r>
+      <w:proofErr w:type="spellEnd"/>
+      <w:r>
+        <w:rPr>
+          <w:sz w:val="28"/>
+          <w:szCs w:val="28"/>
+        </w:rPr>
+        <w:t xml:space="preserve"> по папке изображений и </w:t>
+      </w:r>
+      <w:proofErr w:type="spellStart"/>
+      <w:r>
+        <w:rPr>
+          <w:sz w:val="28"/>
+          <w:szCs w:val="28"/>
+        </w:rPr>
+        <w:t>live</w:t>
+      </w:r>
+      <w:proofErr w:type="spellEnd"/>
+      <w:r>
+        <w:rPr>
+          <w:sz w:val="28"/>
+          <w:szCs w:val="28"/>
+        </w:rPr>
+        <w:t>-распознавания.</w:t>
+      </w:r>
+    </w:p>
+    <w:p>
+      <w:pPr>
+        <w:pStyle w:val="PreformattedText"/>
+        <w:spacing w:line="360" w:lineRule="auto"/>
+        <w:ind w:firstLine="709"/>
+        <w:jc w:val="both"/>
+        <w:rPr>
+          <w:sz w:val="28"/>
+          <w:szCs w:val="28"/>
+        </w:rPr>
+      </w:pPr>
+      <w:r>
+        <w:rPr>
+          <w:sz w:val="28"/>
+          <w:szCs w:val="28"/>
+        </w:rPr>
+        <w:t>Разработанная система может использоваться как учебный и демонстрационный инструмент по компьютерному зрению, а также как база для дальнейшего развития прикладных решений в области распознавания жестов.</w:t>
+      </w:r>
+    </w:p>
+    <w:p>
+      <w:pPr>
+        <w:pStyle w:val="PreformattedText"/>
+        <w:spacing w:line="360" w:lineRule="auto"/>
+        <w:ind w:firstLine="709"/>
+        <w:jc w:val="both"/>
+        <w:rPr>
+          <w:sz w:val="28"/>
+          <w:szCs w:val="28"/>
+        </w:rPr>
+      </w:pPr>
+      <w:r>
+        <w:rPr>
+          <w:sz w:val="28"/>
+          <w:szCs w:val="28"/>
+        </w:rPr>
+        <w:t>Перспективы дальнейшего развития:</w:t>
+      </w:r>
+    </w:p>
+    <w:p>
+      <w:pPr>
+        <w:pStyle w:val="PreformattedText"/>
+        <w:spacing w:line="360" w:lineRule="auto"/>
+        <w:ind w:firstLine="709"/>
+        <w:jc w:val="both"/>
+        <w:rPr>
+          <w:sz w:val="28"/>
+          <w:szCs w:val="28"/>
+        </w:rPr>
+      </w:pPr>
+      <w:r>
+        <w:rPr>
+          <w:sz w:val="28"/>
+          <w:szCs w:val="28"/>
+        </w:rPr>
+        <w:t>- Д</w:t>
+      </w:r>
+      <w:r>
+        <w:rPr>
+          <w:sz w:val="28"/>
+          <w:szCs w:val="28"/>
+        </w:rPr>
+        <w:t xml:space="preserve">обавление requirements.txt </w:t>
+      </w:r>
+      <w:r>
+        <w:rPr>
+          <w:sz w:val="28"/>
+          <w:szCs w:val="28"/>
+        </w:rPr>
+        <w:t>и улучшение воспроизводимости окружения;</w:t>
+      </w:r>
+    </w:p>
+    <w:p>
+      <w:pPr>
+        <w:pStyle w:val="PreformattedText"/>
+        <w:spacing w:line="360" w:lineRule="auto"/>
+        <w:ind w:firstLine="709"/>
+        <w:jc w:val="both"/>
+        <w:rPr>
+          <w:sz w:val="28"/>
+          <w:szCs w:val="28"/>
+        </w:rPr>
+      </w:pPr>
+      <w:r>
+        <w:rPr>
+          <w:sz w:val="28"/>
+          <w:szCs w:val="28"/>
+        </w:rPr>
+        <w:t>- С</w:t>
+      </w:r>
+      <w:r>
+        <w:rPr>
+          <w:sz w:val="28"/>
+          <w:szCs w:val="28"/>
+        </w:rPr>
+        <w:t xml:space="preserve">охранение лучшей модели по </w:t>
+      </w:r>
+      <w:proofErr w:type="spellStart"/>
+      <w:r>
+        <w:rPr>
+          <w:sz w:val="28"/>
+          <w:szCs w:val="28"/>
+        </w:rPr>
+        <w:t>валидационной</w:t>
+      </w:r>
+      <w:proofErr w:type="spellEnd"/>
+      <w:r>
+        <w:rPr>
+          <w:sz w:val="28"/>
+          <w:szCs w:val="28"/>
+        </w:rPr>
+        <w:t xml:space="preserve"> метрике;</w:t>
+      </w:r>
+    </w:p>
+    <w:p>
+      <w:pPr>
+        <w:pStyle w:val="PreformattedText"/>
+        <w:spacing w:line="360" w:lineRule="auto"/>
+        <w:ind w:firstLine="709"/>
+        <w:jc w:val="both"/>
+        <w:rPr>
+          <w:sz w:val="28"/>
+          <w:szCs w:val="28"/>
+        </w:rPr>
+      </w:pPr>
+      <w:r>
+        <w:rPr>
+          <w:sz w:val="28"/>
+          <w:szCs w:val="28"/>
+        </w:rPr>
+        <w:t>- В</w:t>
+      </w:r>
+      <w:r>
+        <w:rPr>
+          <w:sz w:val="28"/>
+          <w:szCs w:val="28"/>
+        </w:rPr>
+        <w:t>недрение аугментаций данных и ранней остановки;</w:t>
+      </w:r>
+    </w:p>
+    <w:p>
+      <w:pPr>
+        <w:pStyle w:val="PreformattedText"/>
+        <w:spacing w:line="360" w:lineRule="auto"/>
+        <w:ind w:firstLine="709"/>
+        <w:jc w:val="both"/>
+        <w:rPr>
+          <w:sz w:val="28"/>
+          <w:szCs w:val="28"/>
+        </w:rPr>
+      </w:pPr>
+      <w:r>
+        <w:rPr>
+          <w:sz w:val="28"/>
+          <w:szCs w:val="28"/>
+        </w:rPr>
+        <w:t>- Л</w:t>
+      </w:r>
+      <w:r>
+        <w:rPr>
+          <w:sz w:val="28"/>
+          <w:szCs w:val="28"/>
+        </w:rPr>
+        <w:t>огирование метрик обучения (</w:t>
+      </w:r>
+      <w:proofErr w:type="spellStart"/>
+      <w:r>
+        <w:rPr>
+          <w:sz w:val="28"/>
+          <w:szCs w:val="28"/>
+        </w:rPr>
+        <w:t>TensorBoard</w:t>
+      </w:r>
+      <w:proofErr w:type="spellEnd"/>
+      <w:r>
+        <w:rPr>
+          <w:sz w:val="28"/>
+          <w:szCs w:val="28"/>
+        </w:rPr>
+        <w:t>/W&amp;B);</w:t>
+      </w:r>
+    </w:p>
+    <w:p>
+      <w:pPr>
+        <w:pStyle w:val="PreformattedText"/>
+        <w:spacing w:line="360" w:lineRule="auto"/>
+        <w:ind w:firstLine="709"/>
+        <w:jc w:val="both"/>
+        <w:rPr>
+          <w:sz w:val="28"/>
+          <w:szCs w:val="28"/>
+        </w:rPr>
+      </w:pPr>
+      <w:r>
+        <w:rPr>
+          <w:sz w:val="28"/>
+          <w:szCs w:val="28"/>
+        </w:rPr>
+        <w:t>- Э</w:t>
+      </w:r>
+      <w:r>
+        <w:rPr>
+          <w:sz w:val="28"/>
+          <w:szCs w:val="28"/>
+        </w:rPr>
+        <w:t>к</w:t>
+      </w:r>
+      <w:r>
+        <w:rPr>
+          <w:sz w:val="28"/>
+          <w:szCs w:val="28"/>
+        </w:rPr>
+        <w:t>спорт модели в ONNX/</w:t>
+      </w:r>
+      <w:proofErr w:type="spellStart"/>
+      <w:r>
+        <w:rPr>
+          <w:sz w:val="28"/>
+          <w:szCs w:val="28"/>
+        </w:rPr>
+        <w:t>TorchScript</w:t>
+      </w:r>
+      <w:proofErr w:type="spellEnd"/>
+      <w:r>
+        <w:rPr>
+          <w:sz w:val="28"/>
+          <w:szCs w:val="28"/>
+        </w:rPr>
+        <w:t xml:space="preserve"> </w:t>
+      </w:r>
+      <w:r>
+        <w:rPr>
+          <w:sz w:val="28"/>
+          <w:szCs w:val="28"/>
+        </w:rPr>
+        <w:t>для упрощения интеграции.</w:t>
+      </w:r>
+    </w:p>
+    <w:p>
+      <w:pPr>
+        <w:pStyle w:val="PreformattedText"/>
+        <w:spacing w:line="360" w:lineRule="auto"/>
+        <w:ind w:firstLine="709"/>
+        <w:jc w:val="both"/>
+        <w:rPr>
+          <w:sz w:val="28"/>
+          <w:szCs w:val="28"/>
+        </w:rPr>
+      </w:pPr>
+      <w:r>
+        <w:rPr>
+          <w:sz w:val="28"/>
+          <w:szCs w:val="28"/>
+        </w:rPr>
+        <w:t xml:space="preserve">Таким образом, проект успешно выполнен, соответствует поставленным </w:t>
+      </w:r>
+      <w:r>
+        <w:rPr>
+          <w:sz w:val="28"/>
+          <w:szCs w:val="28"/>
+        </w:rPr>
+        <w:lastRenderedPageBreak/>
+        <w:t>задачам и может быть рекомендован к практическому использованию и дальнейшему развитию.</w:t>
+      </w:r>
+    </w:p>
+    <w:p>
+      <w:pPr>
+        <w:pStyle w:val="PreformattedText"/>
+        <w:spacing w:line="360" w:lineRule="auto"/>
+        <w:ind w:firstLine="709"/>
+        <w:jc w:val="both"/>
+        <w:rPr>
+          <w:sz w:val="28"/>
+          <w:szCs w:val="28"/>
+        </w:rPr>
+      </w:pPr>
+    </w:p>
+    <w:p>
+      <w:pPr>
+        <w:spacing w:line="360" w:lineRule="auto"/>
         <w:rPr>
           <w:rFonts w:eastAsia="NSimSun" w:cs="Courier New"/>
           <w:sz w:val="28"/>
@@ -3447,8 +5392,19 @@
     <w:p>
       <w:pPr>
         <w:pStyle w:val="PreformattedText"/>
-        <w:pageBreakBefore/>
-        <w:spacing w:line="360" w:lineRule="auto"/>
+        <w:spacing w:line="360" w:lineRule="auto"/>
+        <w:jc w:val="both"/>
+        <w:rPr>
+          <w:sz w:val="28"/>
+          <w:szCs w:val="28"/>
+        </w:rPr>
+      </w:pPr>
+    </w:p>
+    <w:p>
+      <w:pPr>
+        <w:pStyle w:val="PreformattedText"/>
+        <w:spacing w:line="360" w:lineRule="auto"/>
+        <w:ind w:firstLine="709"/>
         <w:jc w:val="center"/>
         <w:rPr>
           <w:b/>
@@ -3464,8 +5420,25 @@
           <w:sz w:val="28"/>
           <w:szCs w:val="28"/>
         </w:rPr>
-        <w:lastRenderedPageBreak/>
-        <w:t>Заключение</w:t>
+        <w:t xml:space="preserve">Список </w:t>
+      </w:r>
+      <w:r>
+        <w:rPr>
+          <w:b/>
+          <w:bCs/>
+          <w:sz w:val="28"/>
+          <w:szCs w:val="28"/>
+        </w:rPr>
+        <w:t>использованных источников</w:t>
+      </w:r>
+      <w:r>
+        <w:rPr>
+          <w:b/>
+          <w:bCs/>
+          <w:sz w:val="28"/>
+          <w:szCs w:val="28"/>
+        </w:rPr>
+        <w:t>:</w:t>
       </w:r>
     </w:p>
     <w:p>
@@ -3484,7 +5457,39 @@
           <w:sz w:val="28"/>
           <w:szCs w:val="28"/>
         </w:rPr>
-        <w:t>В ходе выполнения проекта была достигнута поставленная цель: разработана и реализована система распознавания жестов руки на основе нейронной сети, обеспечивающая как офлайн-проверку изображений, так и распознавание в реальном времени с веб-камеры. Проект ориентирован на практическое применение и демонстрирует полный цикл работы с моделью машинного обучения — от подготовки данных до пользовательского интерфейса.</w:t>
+        <w:t xml:space="preserve">1.Гудфеллоу И., </w:t>
+      </w:r>
+      <w:proofErr w:type="spellStart"/>
+      <w:r>
+        <w:rPr>
+          <w:sz w:val="28"/>
+          <w:szCs w:val="28"/>
+        </w:rPr>
+        <w:t>Бенджио</w:t>
+      </w:r>
+      <w:proofErr w:type="spellEnd"/>
+      <w:r>
+        <w:rPr>
+          <w:sz w:val="28"/>
+          <w:szCs w:val="28"/>
+        </w:rPr>
+        <w:t xml:space="preserve"> Й., </w:t>
+      </w:r>
+      <w:proofErr w:type="spellStart"/>
+      <w:r>
+        <w:rPr>
+          <w:sz w:val="28"/>
+          <w:szCs w:val="28"/>
+        </w:rPr>
+        <w:t>Курвилль</w:t>
+      </w:r>
+      <w:proofErr w:type="spellEnd"/>
+      <w:r>
+        <w:rPr>
+          <w:sz w:val="28"/>
+          <w:szCs w:val="28"/>
+        </w:rPr>
+        <w:t xml:space="preserve"> А. Глубокое обучение. — М.: ДМК Пресс, 2018.</w:t>
       </w:r>
     </w:p>
     <w:p>
@@ -3503,540 +5508,23 @@
           <w:sz w:val="28"/>
           <w:szCs w:val="28"/>
         </w:rPr>
-        <w:t>В рамках работы были решены основные задачи:</w:t>
-      </w:r>
-    </w:p>
-    <w:p>
-      <w:pPr>
-        <w:pStyle w:val="PreformattedText"/>
-        <w:spacing w:line="360" w:lineRule="auto"/>
-        <w:ind w:firstLine="709"/>
-        <w:jc w:val="both"/>
-        <w:rPr>
-          <w:sz w:val="28"/>
-          <w:szCs w:val="28"/>
-        </w:rPr>
-      </w:pPr>
-      <w:r>
-        <w:rPr>
-          <w:sz w:val="28"/>
-          <w:szCs w:val="28"/>
-        </w:rPr>
-        <w:t>1.</w:t>
-      </w:r>
-      <w:r>
-        <w:rPr>
-          <w:sz w:val="28"/>
-          <w:szCs w:val="28"/>
-        </w:rPr>
-        <w:t>Проведён анализ предметной области и определены требования к системе распознавания жестов.</w:t>
-      </w:r>
-    </w:p>
-    <w:p>
-      <w:pPr>
-        <w:pStyle w:val="PreformattedText"/>
-        <w:spacing w:line="360" w:lineRule="auto"/>
-        <w:ind w:firstLine="709"/>
-        <w:jc w:val="both"/>
-        <w:rPr>
-          <w:sz w:val="28"/>
-          <w:szCs w:val="28"/>
-        </w:rPr>
-      </w:pPr>
-      <w:r>
-        <w:rPr>
-          <w:sz w:val="28"/>
-          <w:szCs w:val="28"/>
-        </w:rPr>
         <w:t>2.</w:t>
       </w:r>
-      <w:r>
-        <w:rPr>
-          <w:sz w:val="28"/>
-          <w:szCs w:val="28"/>
-        </w:rPr>
-        <w:t>Изучены теоретические основы компьютерного зрения и применяемый</w:t>
-      </w:r>
-      <w:r>
-        <w:rPr>
-          <w:sz w:val="28"/>
-          <w:szCs w:val="28"/>
-        </w:rPr>
-        <w:t xml:space="preserve"> технологический стек (PyTorch, </w:t>
-      </w:r>
-      <w:r>
-        <w:rPr>
-          <w:sz w:val="28"/>
-          <w:szCs w:val="28"/>
-        </w:rPr>
-        <w:t>OpenCV).</w:t>
-      </w:r>
-    </w:p>
-    <w:p>
-      <w:pPr>
-        <w:pStyle w:val="PreformattedText"/>
-        <w:spacing w:line="360" w:lineRule="auto"/>
-        <w:ind w:firstLine="709"/>
-        <w:jc w:val="both"/>
-        <w:rPr>
-          <w:sz w:val="28"/>
-          <w:szCs w:val="28"/>
-        </w:rPr>
-      </w:pPr>
-      <w:r>
-        <w:rPr>
-          <w:sz w:val="28"/>
-          <w:szCs w:val="28"/>
-        </w:rPr>
-        <w:t>3.</w:t>
-      </w:r>
-      <w:r>
-        <w:rPr>
-          <w:sz w:val="28"/>
-          <w:szCs w:val="28"/>
-        </w:rPr>
-        <w:t>Спроектирована структура проекта с разделением на модули подготовки данных, обучения, тестирования и инференса.</w:t>
-      </w:r>
-    </w:p>
-    <w:p>
-      <w:pPr>
-        <w:pStyle w:val="PreformattedText"/>
-        <w:spacing w:line="360" w:lineRule="auto"/>
-        <w:ind w:firstLine="709"/>
-        <w:jc w:val="both"/>
-        <w:rPr>
-          <w:sz w:val="28"/>
-          <w:szCs w:val="28"/>
-        </w:rPr>
-      </w:pPr>
-      <w:r>
-        <w:rPr>
-          <w:sz w:val="28"/>
-          <w:szCs w:val="28"/>
-        </w:rPr>
-        <w:t>4.</w:t>
-      </w:r>
-      <w:r>
-        <w:rPr>
-          <w:sz w:val="28"/>
-          <w:szCs w:val="28"/>
-        </w:rPr>
-        <w:t>Реализована моде</w:t>
-      </w:r>
-      <w:r>
-        <w:rPr>
-          <w:sz w:val="28"/>
-          <w:szCs w:val="28"/>
-        </w:rPr>
-        <w:t xml:space="preserve">ль классификации жестов на базе ResNet18 </w:t>
-      </w:r>
-      <w:r>
-        <w:rPr>
-          <w:sz w:val="28"/>
-          <w:szCs w:val="28"/>
-        </w:rPr>
-        <w:t>и написан программный код для её обучения.</w:t>
-      </w:r>
-    </w:p>
-    <w:p>
-      <w:pPr>
-        <w:pStyle w:val="PreformattedText"/>
-        <w:spacing w:line="360" w:lineRule="auto"/>
-        <w:ind w:firstLine="709"/>
-        <w:jc w:val="both"/>
-        <w:rPr>
-          <w:sz w:val="28"/>
-          <w:szCs w:val="28"/>
-        </w:rPr>
-      </w:pPr>
-      <w:r>
-        <w:rPr>
-          <w:sz w:val="28"/>
-          <w:szCs w:val="28"/>
-        </w:rPr>
-        <w:t>5.</w:t>
-      </w:r>
-      <w:r>
-        <w:rPr>
-          <w:sz w:val="28"/>
-          <w:szCs w:val="28"/>
-        </w:rPr>
-        <w:t xml:space="preserve">Выполнена </w:t>
-      </w:r>
-      <w:r>
-        <w:rPr>
-          <w:sz w:val="28"/>
-          <w:szCs w:val="28"/>
-        </w:rPr>
-        <w:t>подготовка датасета из исходных</w:t>
-      </w:r>
-      <w:r>
-        <w:rPr>
-          <w:sz w:val="28"/>
-          <w:szCs w:val="28"/>
-        </w:rPr>
-        <w:t>.parquet-данных с формированием обучающей и валидационной выборок.</w:t>
-      </w:r>
-    </w:p>
-    <w:p>
-      <w:pPr>
-        <w:pStyle w:val="PreformattedText"/>
-        <w:spacing w:line="360" w:lineRule="auto"/>
-        <w:ind w:firstLine="709"/>
-        <w:jc w:val="both"/>
-        <w:rPr>
-          <w:sz w:val="28"/>
-          <w:szCs w:val="28"/>
-        </w:rPr>
-      </w:pPr>
-      <w:r>
-        <w:rPr>
-          <w:sz w:val="28"/>
-          <w:szCs w:val="28"/>
-        </w:rPr>
-        <w:t>6.</w:t>
-      </w:r>
-      <w:r>
-        <w:rPr>
-          <w:sz w:val="28"/>
-          <w:szCs w:val="28"/>
-        </w:rPr>
-        <w:t>Проведено тестирование качества модели на валидационном наборе, а также проверена работа в режимах инференса по папке изображений и live-распознавания.</w:t>
-      </w:r>
-    </w:p>
-    <w:p>
-      <w:pPr>
-        <w:pStyle w:val="PreformattedText"/>
-        <w:spacing w:line="360" w:lineRule="auto"/>
-        <w:ind w:firstLine="709"/>
-        <w:jc w:val="both"/>
-        <w:rPr>
-          <w:sz w:val="28"/>
-          <w:szCs w:val="28"/>
-        </w:rPr>
-      </w:pPr>
-      <w:r>
-        <w:rPr>
-          <w:sz w:val="28"/>
-          <w:szCs w:val="28"/>
-        </w:rPr>
-        <w:t>Разработанная система может использоваться как учебный и демонстрационный инструмент по компьютерному зрению, а также как база для дальнейшего развития прикладных решений в области распознавания жестов.</w:t>
-      </w:r>
-    </w:p>
-    <w:p>
-      <w:pPr>
-        <w:pStyle w:val="PreformattedText"/>
-        <w:spacing w:line="360" w:lineRule="auto"/>
-        <w:ind w:firstLine="709"/>
-        <w:jc w:val="both"/>
-        <w:rPr>
-          <w:sz w:val="28"/>
-          <w:szCs w:val="28"/>
-        </w:rPr>
-      </w:pPr>
-      <w:r>
-        <w:rPr>
-          <w:sz w:val="28"/>
-          <w:szCs w:val="28"/>
-        </w:rPr>
-        <w:t>Перспективы дальнейшего развития:</w:t>
-      </w:r>
-    </w:p>
-    <w:p>
-      <w:pPr>
-        <w:pStyle w:val="PreformattedText"/>
-        <w:spacing w:line="360" w:lineRule="auto"/>
-        <w:ind w:firstLine="709"/>
-        <w:jc w:val="both"/>
-        <w:rPr>
-          <w:sz w:val="28"/>
-          <w:szCs w:val="28"/>
-        </w:rPr>
-      </w:pPr>
-      <w:r>
-        <w:rPr>
-          <w:sz w:val="28"/>
-          <w:szCs w:val="28"/>
-        </w:rPr>
-        <w:t>- Д</w:t>
-      </w:r>
-      <w:r>
-        <w:rPr>
-          <w:sz w:val="28"/>
-          <w:szCs w:val="28"/>
-        </w:rPr>
-        <w:t xml:space="preserve">обавление requirements.txt </w:t>
-      </w:r>
-      <w:r>
-        <w:rPr>
-          <w:sz w:val="28"/>
-          <w:szCs w:val="28"/>
-        </w:rPr>
-        <w:t>и улучшение воспроизводимости окружения;</w:t>
-      </w:r>
-    </w:p>
-    <w:p>
-      <w:pPr>
-        <w:pStyle w:val="PreformattedText"/>
-        <w:spacing w:line="360" w:lineRule="auto"/>
-        <w:ind w:firstLine="709"/>
-        <w:jc w:val="both"/>
-        <w:rPr>
-          <w:sz w:val="28"/>
-          <w:szCs w:val="28"/>
-        </w:rPr>
-      </w:pPr>
-      <w:r>
-        <w:rPr>
-          <w:sz w:val="28"/>
-          <w:szCs w:val="28"/>
-        </w:rPr>
-        <w:t>- С</w:t>
-      </w:r>
-      <w:r>
-        <w:rPr>
-          <w:sz w:val="28"/>
-          <w:szCs w:val="28"/>
-        </w:rPr>
-        <w:t>охранение лучшей модели по валидационной метрике;</w:t>
-      </w:r>
-    </w:p>
-    <w:p>
-      <w:pPr>
-        <w:pStyle w:val="PreformattedText"/>
-        <w:spacing w:line="360" w:lineRule="auto"/>
-        <w:ind w:firstLine="709"/>
-        <w:jc w:val="both"/>
-        <w:rPr>
-          <w:sz w:val="28"/>
-          <w:szCs w:val="28"/>
-        </w:rPr>
-      </w:pPr>
-      <w:r>
-        <w:rPr>
-          <w:sz w:val="28"/>
-          <w:szCs w:val="28"/>
-        </w:rPr>
-        <w:t>- В</w:t>
-      </w:r>
-      <w:r>
-        <w:rPr>
-          <w:sz w:val="28"/>
-          <w:szCs w:val="28"/>
-        </w:rPr>
-        <w:t>недрение аугментаций данных и ранней остановки;</w:t>
-      </w:r>
-    </w:p>
-    <w:p>
-      <w:pPr>
-        <w:pStyle w:val="PreformattedText"/>
-        <w:spacing w:line="360" w:lineRule="auto"/>
-        <w:ind w:firstLine="709"/>
-        <w:jc w:val="both"/>
-        <w:rPr>
-          <w:sz w:val="28"/>
-          <w:szCs w:val="28"/>
-        </w:rPr>
-      </w:pPr>
-      <w:r>
-        <w:rPr>
-          <w:sz w:val="28"/>
-          <w:szCs w:val="28"/>
-        </w:rPr>
-        <w:t>- Л</w:t>
-      </w:r>
-      <w:r>
-        <w:rPr>
-          <w:sz w:val="28"/>
-          <w:szCs w:val="28"/>
-        </w:rPr>
-        <w:t>огирование метрик обучения (TensorBoard/W&amp;B);</w:t>
-      </w:r>
-    </w:p>
-    <w:p>
-      <w:pPr>
-        <w:pStyle w:val="PreformattedText"/>
-        <w:spacing w:line="360" w:lineRule="auto"/>
-        <w:ind w:firstLine="709"/>
-        <w:jc w:val="both"/>
-        <w:rPr>
-          <w:sz w:val="28"/>
-          <w:szCs w:val="28"/>
-        </w:rPr>
-      </w:pPr>
-      <w:r>
-        <w:rPr>
-          <w:sz w:val="28"/>
-          <w:szCs w:val="28"/>
-        </w:rPr>
-        <w:t>- Э</w:t>
-      </w:r>
-      <w:r>
-        <w:rPr>
-          <w:sz w:val="28"/>
-          <w:szCs w:val="28"/>
-        </w:rPr>
-        <w:t>к</w:t>
-      </w:r>
-      <w:r>
-        <w:rPr>
-          <w:sz w:val="28"/>
-          <w:szCs w:val="28"/>
-        </w:rPr>
-        <w:t xml:space="preserve">спорт модели в ONNX/TorchScript </w:t>
-      </w:r>
-      <w:r>
-        <w:rPr>
-          <w:sz w:val="28"/>
-          <w:szCs w:val="28"/>
-        </w:rPr>
-        <w:t>для упрощения интеграции.</w:t>
-      </w:r>
-    </w:p>
-    <w:p>
-      <w:pPr>
-        <w:pStyle w:val="PreformattedText"/>
-        <w:spacing w:line="360" w:lineRule="auto"/>
-        <w:ind w:firstLine="709"/>
-        <w:jc w:val="both"/>
-        <w:rPr>
-          <w:sz w:val="28"/>
-          <w:szCs w:val="28"/>
-        </w:rPr>
-      </w:pPr>
-      <w:r>
-        <w:rPr>
-          <w:sz w:val="28"/>
-          <w:szCs w:val="28"/>
-        </w:rPr>
-        <w:t xml:space="preserve">Таким образом, проект успешно выполнен, соответствует поставленным </w:t>
-      </w:r>
-      <w:r>
-        <w:rPr>
-          <w:sz w:val="28"/>
-          <w:szCs w:val="28"/>
-        </w:rPr>
-        <w:lastRenderedPageBreak/>
-        <w:t>задачам и может быть рекомендован к практическому использованию и дальнейшему развитию.</w:t>
-      </w:r>
-    </w:p>
-    <w:p>
-      <w:pPr>
-        <w:pStyle w:val="PreformattedText"/>
-        <w:spacing w:line="360" w:lineRule="auto"/>
-        <w:ind w:firstLine="709"/>
-        <w:jc w:val="both"/>
-        <w:rPr>
-          <w:sz w:val="28"/>
-          <w:szCs w:val="28"/>
-        </w:rPr>
-      </w:pPr>
-    </w:p>
-    <w:p>
-      <w:pPr>
-        <w:spacing w:line="360" w:lineRule="auto"/>
-        <w:rPr>
-          <w:rFonts w:eastAsia="NSimSun" w:cs="Courier New"/>
-          <w:sz w:val="28"/>
-          <w:szCs w:val="28"/>
-        </w:rPr>
-      </w:pPr>
-      <w:r>
-        <w:rPr>
-          <w:sz w:val="28"/>
-          <w:szCs w:val="28"/>
-        </w:rPr>
-        <w:br w:type="page"/>
-      </w:r>
-    </w:p>
-    <w:p>
-      <w:pPr>
-        <w:pStyle w:val="PreformattedText"/>
-        <w:spacing w:line="360" w:lineRule="auto"/>
-        <w:jc w:val="both"/>
-        <w:rPr>
-          <w:sz w:val="28"/>
-          <w:szCs w:val="28"/>
-        </w:rPr>
-      </w:pPr>
-    </w:p>
-    <w:p>
-      <w:pPr>
-        <w:pStyle w:val="PreformattedText"/>
-        <w:spacing w:line="360" w:lineRule="auto"/>
-        <w:ind w:firstLine="709"/>
-        <w:jc w:val="center"/>
-        <w:rPr>
-          <w:b/>
-          <w:bCs/>
-          <w:sz w:val="28"/>
-          <w:szCs w:val="28"/>
-        </w:rPr>
-      </w:pPr>
-      <w:r>
-        <w:rPr>
-          <w:b/>
-          <w:bCs/>
-          <w:sz w:val="28"/>
-          <w:szCs w:val="28"/>
-        </w:rPr>
-        <w:t xml:space="preserve">Список </w:t>
-      </w:r>
-      <w:r>
-        <w:rPr>
-          <w:b/>
-          <w:bCs/>
-          <w:sz w:val="28"/>
-          <w:szCs w:val="28"/>
-        </w:rPr>
-        <w:t>использованных источников</w:t>
-      </w:r>
-      <w:r>
-        <w:rPr>
-          <w:b/>
-          <w:bCs/>
-          <w:sz w:val="28"/>
-          <w:szCs w:val="28"/>
-        </w:rPr>
-        <w:t>:</w:t>
-      </w:r>
-    </w:p>
-    <w:p>
-      <w:pPr>
-        <w:pStyle w:val="PreformattedText"/>
-        <w:spacing w:line="360" w:lineRule="auto"/>
-        <w:ind w:firstLine="709"/>
-        <w:jc w:val="both"/>
-        <w:rPr>
-          <w:sz w:val="28"/>
-          <w:szCs w:val="28"/>
-        </w:rPr>
-      </w:pPr>
-      <w:r>
-        <w:rPr>
-          <w:sz w:val="28"/>
-          <w:szCs w:val="28"/>
-        </w:rPr>
-        <w:t>1.Гудфеллоу И., Бенджио Й., Курвилль А. Глубокое обучение. — М.: ДМК Пресс, 2018.</w:t>
-      </w:r>
-    </w:p>
-    <w:p>
-      <w:pPr>
-        <w:pStyle w:val="PreformattedText"/>
-        <w:spacing w:line="360" w:lineRule="auto"/>
-        <w:ind w:firstLine="709"/>
-        <w:jc w:val="both"/>
-        <w:rPr>
-          <w:sz w:val="28"/>
-          <w:szCs w:val="28"/>
-        </w:rPr>
-      </w:pPr>
-      <w:r>
-        <w:rPr>
-          <w:sz w:val="28"/>
-          <w:szCs w:val="28"/>
-        </w:rPr>
-        <w:t xml:space="preserve">2.Python : официальный сайт. URL: </w:t>
+      <w:proofErr w:type="gramStart"/>
+      <w:r>
+        <w:rPr>
+          <w:sz w:val="28"/>
+          <w:szCs w:val="28"/>
+        </w:rPr>
+        <w:t>Python :</w:t>
+      </w:r>
+      <w:proofErr w:type="gramEnd"/>
+      <w:r>
+        <w:rPr>
+          <w:sz w:val="28"/>
+          <w:szCs w:val="28"/>
+        </w:rPr>
+        <w:t xml:space="preserve"> официальный сайт. URL: </w:t>
       </w:r>
       <w:hyperlink r:id="rId20" w:tgtFrame="_blank" w:history="1">
         <w:r>
@@ -4066,6 +5554,8 @@
         </w:rPr>
         <w:t>3.</w:t>
       </w:r>
+      <w:proofErr w:type="spellStart"/>
+      <w:proofErr w:type="gramStart"/>
       <w:r>
         <w:rPr>
           <w:sz w:val="28"/>
@@ -4074,12 +5564,30 @@
         </w:rPr>
         <w:t>PyTorch</w:t>
       </w:r>
-      <w:r>
-        <w:rPr>
-          <w:sz w:val="28"/>
-          <w:szCs w:val="28"/>
-        </w:rPr>
-        <w:t xml:space="preserve"> :официальнаядокументация.</w:t>
+      <w:proofErr w:type="spellEnd"/>
+      <w:r>
+        <w:rPr>
+          <w:sz w:val="28"/>
+          <w:szCs w:val="28"/>
+        </w:rPr>
+        <w:t xml:space="preserve"> :</w:t>
+      </w:r>
+      <w:proofErr w:type="spellStart"/>
+      <w:r>
+        <w:rPr>
+          <w:sz w:val="28"/>
+          <w:szCs w:val="28"/>
+        </w:rPr>
+        <w:t>официальнаядокументация</w:t>
+      </w:r>
+      <w:proofErr w:type="spellEnd"/>
+      <w:proofErr w:type="gramEnd"/>
+      <w:r>
+        <w:rPr>
+          <w:sz w:val="28"/>
+          <w:szCs w:val="28"/>
+        </w:rPr>
+        <w:t>.</w:t>
       </w:r>
     </w:p>
     <w:p>
@@ -4098,7 +5606,23 @@
           <w:sz w:val="28"/>
           <w:szCs w:val="28"/>
         </w:rPr>
-        <w:t xml:space="preserve">4.torchvision : документация библиотеки. </w:t>
+        <w:t>4.</w:t>
+      </w:r>
+      <w:proofErr w:type="gramStart"/>
+      <w:r>
+        <w:rPr>
+          <w:sz w:val="28"/>
+          <w:szCs w:val="28"/>
+        </w:rPr>
+        <w:t>torchvision :</w:t>
+      </w:r>
+      <w:proofErr w:type="gramEnd"/>
+      <w:r>
+        <w:rPr>
+          <w:sz w:val="28"/>
+          <w:szCs w:val="28"/>
+        </w:rPr>
+        <w:t xml:space="preserve"> документация библиотеки. </w:t>
       </w:r>
       <w:r>
         <w:rPr>
@@ -4136,7 +5660,23 @@
           <w:sz w:val="28"/>
           <w:szCs w:val="28"/>
         </w:rPr>
-        <w:t xml:space="preserve">5.OpenCV : официальная документация. URL: </w:t>
+        <w:t>5.</w:t>
+      </w:r>
+      <w:proofErr w:type="gramStart"/>
+      <w:r>
+        <w:rPr>
+          <w:sz w:val="28"/>
+          <w:szCs w:val="28"/>
+        </w:rPr>
+        <w:t>OpenCV :</w:t>
+      </w:r>
+      <w:proofErr w:type="gramEnd"/>
+      <w:r>
+        <w:rPr>
+          <w:sz w:val="28"/>
+          <w:szCs w:val="28"/>
+        </w:rPr>
+        <w:t xml:space="preserve"> официальная документация. URL: </w:t>
       </w:r>
       <w:hyperlink r:id="rId22" w:tgtFrame="_blank" w:history="1">
         <w:r>
@@ -4164,7 +5704,32 @@
           <w:sz w:val="28"/>
           <w:szCs w:val="28"/>
         </w:rPr>
-        <w:t xml:space="preserve">6.Pillow (PIL Fork) : документация библиотеки. URL: </w:t>
+        <w:t xml:space="preserve">6.Pillow (PIL </w:t>
+      </w:r>
+      <w:proofErr w:type="spellStart"/>
+      <w:r>
+        <w:rPr>
+          <w:sz w:val="28"/>
+          <w:szCs w:val="28"/>
+        </w:rPr>
+        <w:t>Fork</w:t>
+      </w:r>
+      <w:proofErr w:type="spellEnd"/>
+      <w:proofErr w:type="gramStart"/>
+      <w:r>
+        <w:rPr>
+          <w:sz w:val="28"/>
+          <w:szCs w:val="28"/>
+        </w:rPr>
+        <w:t>) :</w:t>
+      </w:r>
+      <w:proofErr w:type="gramEnd"/>
+      <w:r>
+        <w:rPr>
+          <w:sz w:val="28"/>
+          <w:szCs w:val="28"/>
+        </w:rPr>
+        <w:t xml:space="preserve"> документация библиотеки. URL: </w:t>
       </w:r>
       <w:hyperlink r:id="rId23" w:tgtFrame="_blank" w:history="1">
         <w:r>
@@ -4193,7 +5758,23 @@
           <w:sz w:val="28"/>
           <w:szCs w:val="28"/>
         </w:rPr>
-        <w:t xml:space="preserve">7.NumPy : официальная документация. URL: </w:t>
+        <w:t>7.</w:t>
+      </w:r>
+      <w:proofErr w:type="gramStart"/>
+      <w:r>
+        <w:rPr>
+          <w:sz w:val="28"/>
+          <w:szCs w:val="28"/>
+        </w:rPr>
+        <w:t>NumPy :</w:t>
+      </w:r>
+      <w:proofErr w:type="gramEnd"/>
+      <w:r>
+        <w:rPr>
+          <w:sz w:val="28"/>
+          <w:szCs w:val="28"/>
+        </w:rPr>
+        <w:t xml:space="preserve"> официальная документация. URL: </w:t>
       </w:r>
       <w:hyperlink r:id="rId24" w:tgtFrame="_blank" w:history="1">
         <w:r>
@@ -4222,7 +5803,23 @@
           <w:sz w:val="28"/>
           <w:szCs w:val="28"/>
         </w:rPr>
-        <w:t xml:space="preserve">8.Habr. Нейронные сети и компьютерное зрение на Python : статьи и практические материалы. URL: </w:t>
+        <w:t xml:space="preserve">8.Habr. Нейронные сети и компьютерное зрение на </w:t>
+      </w:r>
+      <w:proofErr w:type="gramStart"/>
+      <w:r>
+        <w:rPr>
+          <w:sz w:val="28"/>
+          <w:szCs w:val="28"/>
+        </w:rPr>
+        <w:t>Python :</w:t>
+      </w:r>
+      <w:proofErr w:type="gramEnd"/>
+      <w:r>
+        <w:rPr>
+          <w:sz w:val="28"/>
+          <w:szCs w:val="28"/>
+        </w:rPr>
+        <w:t xml:space="preserve"> статьи и практические материалы. URL: </w:t>
       </w:r>
       <w:hyperlink r:id="rId25" w:tgtFrame="_blank" w:history="1">
         <w:r>
@@ -4252,7 +5849,23 @@
           <w:sz w:val="28"/>
           <w:szCs w:val="28"/>
         </w:rPr>
-        <w:t xml:space="preserve">9.Kaggle. Datasets и материалы по распознаванию изображений. </w:t>
+        <w:t xml:space="preserve">9.Kaggle. </w:t>
+      </w:r>
+      <w:proofErr w:type="spellStart"/>
+      <w:r>
+        <w:rPr>
+          <w:sz w:val="28"/>
+          <w:szCs w:val="28"/>
+        </w:rPr>
+        <w:t>Datasets</w:t>
+      </w:r>
+      <w:proofErr w:type="spellEnd"/>
+      <w:r>
+        <w:rPr>
+          <w:sz w:val="28"/>
+          <w:szCs w:val="28"/>
+        </w:rPr>
+        <w:t xml:space="preserve"> и материалы по распознаванию изображений. </w:t>
       </w:r>
       <w:r>
         <w:rPr>
@@ -4320,7 +5933,7 @@
 </file>
 
 <file path=word/endnotes.xml><?xml version="1.0" encoding="utf-8"?>
-<w:endnotes xmlns:wpc="http://schemas.microsoft.com/office/word/2010/wordprocessingCanvas" xmlns:mc="http://schemas.openxmlformats.org/markup-compatibility/2006" xmlns:o="urn:schemas-microsoft-com:office:office" xmlns:r="http://schemas.openxmlformats.org/officeDocument/2006/relationships" xmlns:m="http://schemas.openxmlformats.org/officeDocument/2006/math" xmlns:v="urn:schemas-microsoft-com:vml" xmlns:wp14="http://schemas.microsoft.com/office/word/2010/wordprocessingDrawing" xmlns:wp="http://schemas.openxmlformats.org/drawingml/2006/wordprocessingDrawing" xmlns:w10="urn:schemas-microsoft-com:office:word" xmlns:w="http://schemas.openxmlformats.org/wordprocessingml/2006/main" xmlns:w14="http://schemas.microsoft.com/office/word/2010/wordml" xmlns:w15="http://schemas.microsoft.com/office/word/2012/wordml" xmlns:wpg="http://schemas.microsoft.com/office/word/2010/wordprocessingGroup" xmlns:wpi="http://schemas.microsoft.com/office/word/2010/wordprocessingInk" xmlns:wne="http://schemas.microsoft.com/office/word/2006/wordml" xmlns:wps="http://schemas.microsoft.com/office/word/2010/wordprocessingShape" mc:Ignorable="w14 w15 wp14">
+<w:endnotes xmlns:wpc="http://schemas.microsoft.com/office/word/2010/wordprocessingCanvas" xmlns:cx="http://schemas.microsoft.com/office/drawing/2014/chartex" xmlns:cx1="http://schemas.microsoft.com/office/drawing/2015/9/8/chartex" xmlns:cx2="http://schemas.microsoft.com/office/drawing/2015/10/21/chartex" xmlns:cx3="http://schemas.microsoft.com/office/drawing/2016/5/9/chartex" xmlns:cx4="http://schemas.microsoft.com/office/drawing/2016/5/10/chartex" xmlns:cx5="http://schemas.microsoft.com/office/drawing/2016/5/11/chartex" xmlns:cx6="http://schemas.microsoft.com/office/drawing/2016/5/12/chartex" xmlns:cx7="http://schemas.microsoft.com/office/drawing/2016/5/13/chartex" xmlns:cx8="http://schemas.microsoft.com/office/drawing/2016/5/14/chartex" xmlns:mc="http://schemas.openxmlformats.org/markup-compatibility/2006" xmlns:aink="http://schemas.microsoft.com/office/drawing/2016/ink" xmlns:am3d="http://schemas.microsoft.com/office/drawing/2017/model3d" xmlns:o="urn:schemas-microsoft-com:office:office" xmlns:oel="http://schemas.microsoft.com/office/2019/extlst" xmlns:r="http://schemas.openxmlformats.org/officeDocument/2006/relationships" xmlns:m="http://schemas.openxmlformats.org/officeDocument/2006/math" xmlns:v="urn:schemas-microsoft-com:vml" xmlns:wp14="http://schemas.microsoft.com/office/word/2010/wordprocessingDrawing" xmlns:wp="http://schemas.openxmlformats.org/drawingml/2006/wordprocessingDrawing" xmlns:w10="urn:schemas-microsoft-com:office:word" xmlns:w="http://schemas.openxmlformats.org/wordprocessingml/2006/main" xmlns:w14="http://schemas.microsoft.com/office/word/2010/wordml" xmlns:w15="http://schemas.microsoft.com/office/word/2012/wordml" xmlns:w16cex="http://schemas.microsoft.com/office/word/2018/wordml/cex" xmlns:w16cid="http://schemas.microsoft.com/office/word/2016/wordml/cid" xmlns:w16="http://schemas.microsoft.com/office/word/2018/wordml" xmlns:w16du="http://schemas.microsoft.com/office/word/2023/wordml/word16du" xmlns:w16sdtdh="http://schemas.microsoft.com/office/word/2020/wordml/sdtdatahash" xmlns:w16sdtfl="http://schemas.microsoft.com/office/word/2024/wordml/sdtformatlock" xmlns:w16se="http://schemas.microsoft.com/office/word/2015/wordml/symex" xmlns:wpg="http://schemas.microsoft.com/office/word/2010/wordprocessingGroup" xmlns:wpi="http://schemas.microsoft.com/office/word/2010/wordprocessingInk" xmlns:wne="http://schemas.microsoft.com/office/word/2006/wordml" xmlns:wps="http://schemas.microsoft.com/office/word/2010/wordprocessingShape" mc:Ignorable="w14 w15 w16se w16cid w16 w16cex w16sdtdh w16sdtfl w16du wp14">
   <w:endnote w:type="separator" w:id="-1">
     <w:p>
       <w:r>
@@ -4339,7 +5952,7 @@
 </file>
 
 <file path=word/footer1.xml><?xml version="1.0" encoding="utf-8"?>
-<w:ftr xmlns:wpc="http://schemas.microsoft.com/office/word/2010/wordprocessingCanvas" xmlns:mc="http://schemas.openxmlformats.org/markup-compatibility/2006" xmlns:o="urn:schemas-microsoft-com:office:office" xmlns:r="http://schemas.openxmlformats.org/officeDocument/2006/relationships" xmlns:m="http://schemas.openxmlformats.org/officeDocument/2006/math" xmlns:v="urn:schemas-microsoft-com:vml" xmlns:wp14="http://schemas.microsoft.com/office/word/2010/wordprocessingDrawing" xmlns:wp="http://schemas.openxmlformats.org/drawingml/2006/wordprocessingDrawing" xmlns:w10="urn:schemas-microsoft-com:office:word" xmlns:w="http://schemas.openxmlformats.org/wordprocessingml/2006/main" xmlns:w14="http://schemas.microsoft.com/office/word/2010/wordml" xmlns:w15="http://schemas.microsoft.com/office/word/2012/wordml" xmlns:wpg="http://schemas.microsoft.com/office/word/2010/wordprocessingGroup" xmlns:wpi="http://schemas.microsoft.com/office/word/2010/wordprocessingInk" xmlns:wne="http://schemas.microsoft.com/office/word/2006/wordml" xmlns:wps="http://schemas.microsoft.com/office/word/2010/wordprocessingShape" mc:Ignorable="w14 w15 wp14">
+<w:ftr xmlns:wpc="http://schemas.microsoft.com/office/word/2010/wordprocessingCanvas" xmlns:cx="http://schemas.microsoft.com/office/drawing/2014/chartex" xmlns:cx1="http://schemas.microsoft.com/office/drawing/2015/9/8/chartex" xmlns:cx2="http://schemas.microsoft.com/office/drawing/2015/10/21/chartex" xmlns:cx3="http://schemas.microsoft.com/office/drawing/2016/5/9/chartex" xmlns:cx4="http://schemas.microsoft.com/office/drawing/2016/5/10/chartex" xmlns:cx5="http://schemas.microsoft.com/office/drawing/2016/5/11/chartex" xmlns:cx6="http://schemas.microsoft.com/office/drawing/2016/5/12/chartex" xmlns:cx7="http://schemas.microsoft.com/office/drawing/2016/5/13/chartex" xmlns:cx8="http://schemas.microsoft.com/office/drawing/2016/5/14/chartex" xmlns:mc="http://schemas.openxmlformats.org/markup-compatibility/2006" xmlns:aink="http://schemas.microsoft.com/office/drawing/2016/ink" xmlns:am3d="http://schemas.microsoft.com/office/drawing/2017/model3d" xmlns:o="urn:schemas-microsoft-com:office:office" xmlns:oel="http://schemas.microsoft.com/office/2019/extlst" xmlns:r="http://schemas.openxmlformats.org/officeDocument/2006/relationships" xmlns:m="http://schemas.openxmlformats.org/officeDocument/2006/math" xmlns:v="urn:schemas-microsoft-com:vml" xmlns:wp14="http://schemas.microsoft.com/office/word/2010/wordprocessingDrawing" xmlns:wp="http://schemas.openxmlformats.org/drawingml/2006/wordprocessingDrawing" xmlns:w10="urn:schemas-microsoft-com:office:word" xmlns:w="http://schemas.openxmlformats.org/wordprocessingml/2006/main" xmlns:w14="http://schemas.microsoft.com/office/word/2010/wordml" xmlns:w15="http://schemas.microsoft.com/office/word/2012/wordml" xmlns:w16cex="http://schemas.microsoft.com/office/word/2018/wordml/cex" xmlns:w16cid="http://schemas.microsoft.com/office/word/2016/wordml/cid" xmlns:w16="http://schemas.microsoft.com/office/word/2018/wordml" xmlns:w16du="http://schemas.microsoft.com/office/word/2023/wordml/word16du" xmlns:w16sdtdh="http://schemas.microsoft.com/office/word/2020/wordml/sdtdatahash" xmlns:w16sdtfl="http://schemas.microsoft.com/office/word/2024/wordml/sdtformatlock" xmlns:w16se="http://schemas.microsoft.com/office/word/2015/wordml/symex" xmlns:wpg="http://schemas.microsoft.com/office/word/2010/wordprocessingGroup" xmlns:wpi="http://schemas.microsoft.com/office/word/2010/wordprocessingInk" xmlns:wne="http://schemas.microsoft.com/office/word/2006/wordml" xmlns:wps="http://schemas.microsoft.com/office/word/2010/wordprocessingShape" mc:Ignorable="w14 w15 w16se w16cid w16 w16cex w16sdtdh w16sdtfl w16du wp14">
   <w:sdt>
     <w:sdtPr>
       <w:id w:val="1460379782"/>
@@ -4348,6 +5961,7 @@
         <w:docPartUnique/>
       </w:docPartObj>
     </w:sdtPr>
+    <w:sdtEndPr/>
     <w:sdtContent>
       <w:p>
         <w:pPr>
@@ -4389,7 +6003,7 @@
 </file>
 
 <file path=word/footer2.xml><?xml version="1.0" encoding="utf-8"?>
-<w:ftr xmlns:wpc="http://schemas.microsoft.com/office/word/2010/wordprocessingCanvas" xmlns:mc="http://schemas.openxmlformats.org/markup-compatibility/2006" xmlns:o="urn:schemas-microsoft-com:office:office" xmlns:r="http://schemas.openxmlformats.org/officeDocument/2006/relationships" xmlns:m="http://schemas.openxmlformats.org/officeDocument/2006/math" xmlns:v="urn:schemas-microsoft-com:vml" xmlns:wp14="http://schemas.microsoft.com/office/word/2010/wordprocessingDrawing" xmlns:wp="http://schemas.openxmlformats.org/drawingml/2006/wordprocessingDrawing" xmlns:w10="urn:schemas-microsoft-com:office:word" xmlns:w="http://schemas.openxmlformats.org/wordprocessingml/2006/main" xmlns:w14="http://schemas.microsoft.com/office/word/2010/wordml" xmlns:w15="http://schemas.microsoft.com/office/word/2012/wordml" xmlns:wpg="http://schemas.microsoft.com/office/word/2010/wordprocessingGroup" xmlns:wpi="http://schemas.microsoft.com/office/word/2010/wordprocessingInk" xmlns:wne="http://schemas.microsoft.com/office/word/2006/wordml" xmlns:wps="http://schemas.microsoft.com/office/word/2010/wordprocessingShape" mc:Ignorable="w14 w15 wp14">
+<w:ftr xmlns:wpc="http://schemas.microsoft.com/office/word/2010/wordprocessingCanvas" xmlns:cx="http://schemas.microsoft.com/office/drawing/2014/chartex" xmlns:cx1="http://schemas.microsoft.com/office/drawing/2015/9/8/chartex" xmlns:cx2="http://schemas.microsoft.com/office/drawing/2015/10/21/chartex" xmlns:cx3="http://schemas.microsoft.com/office/drawing/2016/5/9/chartex" xmlns:cx4="http://schemas.microsoft.com/office/drawing/2016/5/10/chartex" xmlns:cx5="http://schemas.microsoft.com/office/drawing/2016/5/11/chartex" xmlns:cx6="http://schemas.microsoft.com/office/drawing/2016/5/12/chartex" xmlns:cx7="http://schemas.microsoft.com/office/drawing/2016/5/13/chartex" xmlns:cx8="http://schemas.microsoft.com/office/drawing/2016/5/14/chartex" xmlns:mc="http://schemas.openxmlformats.org/markup-compatibility/2006" xmlns:aink="http://schemas.microsoft.com/office/drawing/2016/ink" xmlns:am3d="http://schemas.microsoft.com/office/drawing/2017/model3d" xmlns:o="urn:schemas-microsoft-com:office:office" xmlns:oel="http://schemas.microsoft.com/office/2019/extlst" xmlns:r="http://schemas.openxmlformats.org/officeDocument/2006/relationships" xmlns:m="http://schemas.openxmlformats.org/officeDocument/2006/math" xmlns:v="urn:schemas-microsoft-com:vml" xmlns:wp14="http://schemas.microsoft.com/office/word/2010/wordprocessingDrawing" xmlns:wp="http://schemas.openxmlformats.org/drawingml/2006/wordprocessingDrawing" xmlns:w10="urn:schemas-microsoft-com:office:word" xmlns:w="http://schemas.openxmlformats.org/wordprocessingml/2006/main" xmlns:w14="http://schemas.microsoft.com/office/word/2010/wordml" xmlns:w15="http://schemas.microsoft.com/office/word/2012/wordml" xmlns:w16cex="http://schemas.microsoft.com/office/word/2018/wordml/cex" xmlns:w16cid="http://schemas.microsoft.com/office/word/2016/wordml/cid" xmlns:w16="http://schemas.microsoft.com/office/word/2018/wordml" xmlns:w16du="http://schemas.microsoft.com/office/word/2023/wordml/word16du" xmlns:w16sdtdh="http://schemas.microsoft.com/office/word/2020/wordml/sdtdatahash" xmlns:w16sdtfl="http://schemas.microsoft.com/office/word/2024/wordml/sdtformatlock" xmlns:w16se="http://schemas.microsoft.com/office/word/2015/wordml/symex" xmlns:wpg="http://schemas.microsoft.com/office/word/2010/wordprocessingGroup" xmlns:wpi="http://schemas.microsoft.com/office/word/2010/wordprocessingInk" xmlns:wne="http://schemas.microsoft.com/office/word/2006/wordml" xmlns:wps="http://schemas.microsoft.com/office/word/2010/wordprocessingShape" mc:Ignorable="w14 w15 w16se w16cid w16 w16cex w16sdtdh w16sdtfl w16du wp14">
   <w:p>
     <w:pPr>
       <w:pStyle w:val="a9"/>
@@ -4428,7 +6042,7 @@
 </file>
 
 <file path=word/footnotes.xml><?xml version="1.0" encoding="utf-8"?>
-<w:footnotes xmlns:wpc="http://schemas.microsoft.com/office/word/2010/wordprocessingCanvas" xmlns:mc="http://schemas.openxmlformats.org/markup-compatibility/2006" xmlns:o="urn:schemas-microsoft-com:office:office" xmlns:r="http://schemas.openxmlformats.org/officeDocument/2006/relationships" xmlns:m="http://schemas.openxmlformats.org/officeDocument/2006/math" xmlns:v="urn:schemas-microsoft-com:vml" xmlns:wp14="http://schemas.microsoft.com/office/word/2010/wordprocessingDrawing" xmlns:wp="http://schemas.openxmlformats.org/drawingml/2006/wordprocessingDrawing" xmlns:w10="urn:schemas-microsoft-com:office:word" xmlns:w="http://schemas.openxmlformats.org/wordprocessingml/2006/main" xmlns:w14="http://schemas.microsoft.com/office/word/2010/wordml" xmlns:w15="http://schemas.microsoft.com/office/word/2012/wordml" xmlns:wpg="http://schemas.microsoft.com/office/word/2010/wordprocessingGroup" xmlns:wpi="http://schemas.microsoft.com/office/word/2010/wordprocessingInk" xmlns:wne="http://schemas.microsoft.com/office/word/2006/wordml" xmlns:wps="http://schemas.microsoft.com/office/word/2010/wordprocessingShape" mc:Ignorable="w14 w15 wp14">
+<w:footnotes xmlns:wpc="http://schemas.microsoft.com/office/word/2010/wordprocessingCanvas" xmlns:cx="http://schemas.microsoft.com/office/drawing/2014/chartex" xmlns:cx1="http://schemas.microsoft.com/office/drawing/2015/9/8/chartex" xmlns:cx2="http://schemas.microsoft.com/office/drawing/2015/10/21/chartex" xmlns:cx3="http://schemas.microsoft.com/office/drawing/2016/5/9/chartex" xmlns:cx4="http://schemas.microsoft.com/office/drawing/2016/5/10/chartex" xmlns:cx5="http://schemas.microsoft.com/office/drawing/2016/5/11/chartex" xmlns:cx6="http://schemas.microsoft.com/office/drawing/2016/5/12/chartex" xmlns:cx7="http://schemas.microsoft.com/office/drawing/2016/5/13/chartex" xmlns:cx8="http://schemas.microsoft.com/office/drawing/2016/5/14/chartex" xmlns:mc="http://schemas.openxmlformats.org/markup-compatibility/2006" xmlns:aink="http://schemas.microsoft.com/office/drawing/2016/ink" xmlns:am3d="http://schemas.microsoft.com/office/drawing/2017/model3d" xmlns:o="urn:schemas-microsoft-com:office:office" xmlns:oel="http://schemas.microsoft.com/office/2019/extlst" xmlns:r="http://schemas.openxmlformats.org/officeDocument/2006/relationships" xmlns:m="http://schemas.openxmlformats.org/officeDocument/2006/math" xmlns:v="urn:schemas-microsoft-com:vml" xmlns:wp14="http://schemas.microsoft.com/office/word/2010/wordprocessingDrawing" xmlns:wp="http://schemas.openxmlformats.org/drawingml/2006/wordprocessingDrawing" xmlns:w10="urn:schemas-microsoft-com:office:word" xmlns:w="http://schemas.openxmlformats.org/wordprocessingml/2006/main" xmlns:w14="http://schemas.microsoft.com/office/word/2010/wordml" xmlns:w15="http://schemas.microsoft.com/office/word/2012/wordml" xmlns:w16cex="http://schemas.microsoft.com/office/word/2018/wordml/cex" xmlns:w16cid="http://schemas.microsoft.com/office/word/2016/wordml/cid" xmlns:w16="http://schemas.microsoft.com/office/word/2018/wordml" xmlns:w16du="http://schemas.microsoft.com/office/word/2023/wordml/word16du" xmlns:w16sdtdh="http://schemas.microsoft.com/office/word/2020/wordml/sdtdatahash" xmlns:w16sdtfl="http://schemas.microsoft.com/office/word/2024/wordml/sdtformatlock" xmlns:w16se="http://schemas.microsoft.com/office/word/2015/wordml/symex" xmlns:wpg="http://schemas.microsoft.com/office/word/2010/wordprocessingGroup" xmlns:wpi="http://schemas.microsoft.com/office/word/2010/wordprocessingInk" xmlns:wne="http://schemas.microsoft.com/office/word/2006/wordml" xmlns:wps="http://schemas.microsoft.com/office/word/2010/wordprocessingShape" mc:Ignorable="w14 w15 w16se w16cid w16 w16cex w16sdtdh w16sdtfl w16du wp14">
   <w:footnote w:type="separator" w:id="-1">
     <w:p>
       <w:r>
@@ -4450,7 +6064,7 @@
 </file>
 
 <file path=word/numbering.xml><?xml version="1.0" encoding="utf-8"?>
-<w:numbering xmlns:wpc="http://schemas.microsoft.com/office/word/2010/wordprocessingCanvas" xmlns:mc="http://schemas.openxmlformats.org/markup-compatibility/2006" xmlns:o="urn:schemas-microsoft-com:office:office" xmlns:r="http://schemas.openxmlformats.org/officeDocument/2006/relationships" xmlns:m="http://schemas.openxmlformats.org/officeDocument/2006/math" xmlns:v="urn:schemas-microsoft-com:vml" xmlns:wp14="http://schemas.microsoft.com/office/word/2010/wordprocessingDrawing" xmlns:wp="http://schemas.openxmlformats.org/drawingml/2006/wordprocessingDrawing" xmlns:w10="urn:schemas-microsoft-com:office:word" xmlns:w="http://schemas.openxmlformats.org/wordprocessingml/2006/main" xmlns:w14="http://schemas.microsoft.com/office/word/2010/wordml" xmlns:w15="http://schemas.microsoft.com/office/word/2012/wordml" xmlns:wpg="http://schemas.microsoft.com/office/word/2010/wordprocessingGroup" xmlns:wpi="http://schemas.microsoft.com/office/word/2010/wordprocessingInk" xmlns:wne="http://schemas.microsoft.com/office/word/2006/wordml" xmlns:wps="http://schemas.microsoft.com/office/word/2010/wordprocessingShape" mc:Ignorable="w14 w15 wp14">
+<w:numbering xmlns:wpc="http://schemas.microsoft.com/office/word/2010/wordprocessingCanvas" xmlns:cx="http://schemas.microsoft.com/office/drawing/2014/chartex" xmlns:cx1="http://schemas.microsoft.com/office/drawing/2015/9/8/chartex" xmlns:cx2="http://schemas.microsoft.com/office/drawing/2015/10/21/chartex" xmlns:cx3="http://schemas.microsoft.com/office/drawing/2016/5/9/chartex" xmlns:cx4="http://schemas.microsoft.com/office/drawing/2016/5/10/chartex" xmlns:cx5="http://schemas.microsoft.com/office/drawing/2016/5/11/chartex" xmlns:cx6="http://schemas.microsoft.com/office/drawing/2016/5/12/chartex" xmlns:cx7="http://schemas.microsoft.com/office/drawing/2016/5/13/chartex" xmlns:cx8="http://schemas.microsoft.com/office/drawing/2016/5/14/chartex" xmlns:mc="http://schemas.openxmlformats.org/markup-compatibility/2006" xmlns:aink="http://schemas.microsoft.com/office/drawing/2016/ink" xmlns:am3d="http://schemas.microsoft.com/office/drawing/2017/model3d" xmlns:o="urn:schemas-microsoft-com:office:office" xmlns:oel="http://schemas.microsoft.com/office/2019/extlst" xmlns:r="http://schemas.openxmlformats.org/officeDocument/2006/relationships" xmlns:m="http://schemas.openxmlformats.org/officeDocument/2006/math" xmlns:v="urn:schemas-microsoft-com:vml" xmlns:wp14="http://schemas.microsoft.com/office/word/2010/wordprocessingDrawing" xmlns:wp="http://schemas.openxmlformats.org/drawingml/2006/wordprocessingDrawing" xmlns:w10="urn:schemas-microsoft-com:office:word" xmlns:w="http://schemas.openxmlformats.org/wordprocessingml/2006/main" xmlns:w14="http://schemas.microsoft.com/office/word/2010/wordml" xmlns:w15="http://schemas.microsoft.com/office/word/2012/wordml" xmlns:w16cex="http://schemas.microsoft.com/office/word/2018/wordml/cex" xmlns:w16cid="http://schemas.microsoft.com/office/word/2016/wordml/cid" xmlns:w16="http://schemas.microsoft.com/office/word/2018/wordml" xmlns:w16du="http://schemas.microsoft.com/office/word/2023/wordml/word16du" xmlns:w16sdtdh="http://schemas.microsoft.com/office/word/2020/wordml/sdtdatahash" xmlns:w16sdtfl="http://schemas.microsoft.com/office/word/2024/wordml/sdtformatlock" xmlns:w16se="http://schemas.microsoft.com/office/word/2015/wordml/symex" xmlns:wpg="http://schemas.microsoft.com/office/word/2010/wordprocessingGroup" xmlns:wpi="http://schemas.microsoft.com/office/word/2010/wordprocessingInk" xmlns:wne="http://schemas.microsoft.com/office/word/2006/wordml" xmlns:wps="http://schemas.microsoft.com/office/word/2010/wordprocessingShape" mc:Ignorable="w14 w15 w16se w16cid w16 w16cex w16sdtdh w16sdtfl w16du wp14">
   <w:abstractNum w:abstractNumId="0" w15:restartNumberingAfterBreak="0">
     <w:nsid w:val="00446D5C"/>
     <w:multiLevelType w:val="multilevel"/>
@@ -7107,71 +8721,71 @@
       </w:pPr>
     </w:lvl>
   </w:abstractNum>
-  <w:num w:numId="1">
+  <w:num w:numId="1" w16cid:durableId="2019579991">
     <w:abstractNumId w:val="17"/>
   </w:num>
-  <w:num w:numId="2">
+  <w:num w:numId="2" w16cid:durableId="322927174">
     <w:abstractNumId w:val="4"/>
   </w:num>
-  <w:num w:numId="3">
+  <w:num w:numId="3" w16cid:durableId="1856722903">
     <w:abstractNumId w:val="6"/>
   </w:num>
-  <w:num w:numId="4">
+  <w:num w:numId="4" w16cid:durableId="1153109629">
     <w:abstractNumId w:val="13"/>
   </w:num>
-  <w:num w:numId="5">
+  <w:num w:numId="5" w16cid:durableId="1602377443">
     <w:abstractNumId w:val="7"/>
   </w:num>
-  <w:num w:numId="6">
+  <w:num w:numId="6" w16cid:durableId="64843670">
     <w:abstractNumId w:val="8"/>
   </w:num>
-  <w:num w:numId="7">
+  <w:num w:numId="7" w16cid:durableId="1021127139">
     <w:abstractNumId w:val="3"/>
   </w:num>
-  <w:num w:numId="8">
+  <w:num w:numId="8" w16cid:durableId="2121148228">
     <w:abstractNumId w:val="9"/>
   </w:num>
-  <w:num w:numId="9">
+  <w:num w:numId="9" w16cid:durableId="1364596584">
     <w:abstractNumId w:val="15"/>
   </w:num>
-  <w:num w:numId="10">
+  <w:num w:numId="10" w16cid:durableId="1069420721">
     <w:abstractNumId w:val="2"/>
   </w:num>
-  <w:num w:numId="11">
+  <w:num w:numId="11" w16cid:durableId="1548566283">
     <w:abstractNumId w:val="11"/>
   </w:num>
-  <w:num w:numId="12">
+  <w:num w:numId="12" w16cid:durableId="1227716494">
     <w:abstractNumId w:val="5"/>
   </w:num>
-  <w:num w:numId="13">
+  <w:num w:numId="13" w16cid:durableId="289897034">
     <w:abstractNumId w:val="1"/>
   </w:num>
-  <w:num w:numId="14">
+  <w:num w:numId="14" w16cid:durableId="1756631301">
     <w:abstractNumId w:val="12"/>
   </w:num>
-  <w:num w:numId="15">
+  <w:num w:numId="15" w16cid:durableId="14159891">
     <w:abstractNumId w:val="19"/>
   </w:num>
-  <w:num w:numId="16">
+  <w:num w:numId="16" w16cid:durableId="743642277">
     <w:abstractNumId w:val="10"/>
   </w:num>
-  <w:num w:numId="17">
+  <w:num w:numId="17" w16cid:durableId="1595046495">
     <w:abstractNumId w:val="16"/>
   </w:num>
-  <w:num w:numId="18">
+  <w:num w:numId="18" w16cid:durableId="2042321957">
     <w:abstractNumId w:val="14"/>
   </w:num>
-  <w:num w:numId="19">
+  <w:num w:numId="19" w16cid:durableId="1177423859">
     <w:abstractNumId w:val="18"/>
   </w:num>
-  <w:num w:numId="20">
+  <w:num w:numId="20" w16cid:durableId="1367020137">
     <w:abstractNumId w:val="0"/>
   </w:num>
 </w:numbering>
 </file>
 
 <file path=word/styles.xml><?xml version="1.0" encoding="utf-8"?>
-<w:styles xmlns:mc="http://schemas.openxmlformats.org/markup-compatibility/2006" xmlns:r="http://schemas.openxmlformats.org/officeDocument/2006/relationships" xmlns:w="http://schemas.openxmlformats.org/wordprocessingml/2006/main" xmlns:w14="http://schemas.microsoft.com/office/word/2010/wordml" xmlns:w15="http://schemas.microsoft.com/office/word/2012/wordml" mc:Ignorable="w14 w15">
+<w:styles xmlns:mc="http://schemas.openxmlformats.org/markup-compatibility/2006" xmlns:r="http://schemas.openxmlformats.org/officeDocument/2006/relationships" xmlns:w="http://schemas.openxmlformats.org/wordprocessingml/2006/main" xmlns:w14="http://schemas.microsoft.com/office/word/2010/wordml" xmlns:w15="http://schemas.microsoft.com/office/word/2012/wordml" xmlns:w16cex="http://schemas.microsoft.com/office/word/2018/wordml/cex" xmlns:w16cid="http://schemas.microsoft.com/office/word/2016/wordml/cid" xmlns:w16="http://schemas.microsoft.com/office/word/2018/wordml" xmlns:w16du="http://schemas.microsoft.com/office/word/2023/wordml/word16du" xmlns:w16sdtdh="http://schemas.microsoft.com/office/word/2020/wordml/sdtdatahash" xmlns:w16sdtfl="http://schemas.microsoft.com/office/word/2024/wordml/sdtformatlock" xmlns:w16se="http://schemas.microsoft.com/office/word/2015/wordml/symex" mc:Ignorable="w14 w15 w16se w16cid w16 w16cex w16sdtdh w16sdtfl w16du">
   <w:docDefaults>
     <w:rPrDefault>
       <w:rPr>
@@ -7191,7 +8805,7 @@
       </w:pPr>
     </w:pPrDefault>
   </w:docDefaults>
-  <w:latentStyles w:defLockedState="0" w:defUIPriority="99" w:defSemiHidden="0" w:defUnhideWhenUsed="0" w:defQFormat="0" w:count="371">
+  <w:latentStyles w:defLockedState="0" w:defUIPriority="99" w:defSemiHidden="0" w:defUnhideWhenUsed="0" w:defQFormat="0" w:count="376">
     <w:lsdException w:name="Normal" w:uiPriority="0" w:qFormat="1"/>
     <w:lsdException w:name="heading 1" w:uiPriority="9" w:qFormat="1"/>
     <w:lsdException w:name="heading 2" w:semiHidden="1" w:uiPriority="9" w:unhideWhenUsed="1" w:qFormat="1"/>
@@ -7563,6 +9177,11 @@
     <w:lsdException w:name="List Table 5 Dark Accent 6" w:uiPriority="50"/>
     <w:lsdException w:name="List Table 6 Colorful Accent 6" w:uiPriority="51"/>
     <w:lsdException w:name="List Table 7 Colorful Accent 6" w:uiPriority="52"/>
+    <w:lsdException w:name="Mention" w:semiHidden="1" w:unhideWhenUsed="1"/>
+    <w:lsdException w:name="Smart Hyperlink" w:semiHidden="1" w:unhideWhenUsed="1"/>
+    <w:lsdException w:name="Hashtag" w:semiHidden="1" w:unhideWhenUsed="1"/>
+    <w:lsdException w:name="Unresolved Mention" w:semiHidden="1" w:unhideWhenUsed="1"/>
+    <w:lsdException w:name="Smart Link" w:semiHidden="1" w:unhideWhenUsed="1"/>
   </w:latentStyles>
   <w:style w:type="paragraph" w:default="1" w:styleId="a">
     <w:name w:val="Normal"/>
@@ -7620,7 +9239,6 @@
   <w:style w:type="character" w:default="1" w:styleId="a0">
     <w:name w:val="Default Paragraph Font"/>
     <w:uiPriority w:val="1"/>
-    <w:semiHidden/>
     <w:unhideWhenUsed/>
   </w:style>
   <w:style w:type="table" w:default="1" w:styleId="a1">

--- a/text (1).docx
+++ b/text (1).docx
@@ -415,22 +415,8 @@
           <w:szCs w:val="28"/>
           <w:u w:val="single"/>
         </w:rPr>
-        <w:t xml:space="preserve">Рыбаков </w:t>
-      </w:r>
-      <w:proofErr w:type="gramStart"/>
-      <w:r>
-        <w:rPr>
-          <w:rFonts w:cs="Times New Roman"/>
-          <w:b/>
-          <w:bCs/>
-          <w:color w:val="1A1A1A"/>
-          <w:sz w:val="28"/>
-          <w:szCs w:val="28"/>
-          <w:u w:val="single"/>
-        </w:rPr>
-        <w:t>В.В</w:t>
-      </w:r>
-      <w:proofErr w:type="gramEnd"/>
+        <w:t>Рыбаков В.В</w:t>
+      </w:r>
     </w:p>
     <w:p>
       <w:pPr>
@@ -1114,23 +1100,7 @@
           <w:sz w:val="28"/>
           <w:szCs w:val="28"/>
         </w:rPr>
-        <w:t xml:space="preserve"> данной работы обусловлена необходимостью разработки доступного и практико-ориентированного инструмента для распознавания жестов в реальном времени на базе нейросетевой модели. Проект объединяет полный цикл: подготовку датасета, обучение модели, тестирование и запуск </w:t>
-      </w:r>
-      <w:proofErr w:type="spellStart"/>
-      <w:r>
-        <w:rPr>
-          <w:sz w:val="28"/>
-          <w:szCs w:val="28"/>
-        </w:rPr>
-        <w:t>live</w:t>
-      </w:r>
-      <w:proofErr w:type="spellEnd"/>
-      <w:r>
-        <w:rPr>
-          <w:sz w:val="28"/>
-          <w:szCs w:val="28"/>
-        </w:rPr>
-        <w:t>-распознавания через камеру, что делает его полезным как для изучения технологий машинного обучения, так и для создания прикладных интерфейсов без клавиатуры и мыши. Такой подход особенно важен в условиях роста интереса к бесконтактному управлению и инклюзивным цифровым решениям.</w:t>
+        <w:t xml:space="preserve"> данной работы обусловлена необходимостью разработки доступного и практико-ориентированного инструмента для распознавания жестов в реальном времени на базе нейросетевой модели. Проект объединяет полный цикл: подготовку датасета, обучение модели, тестирование и запуск live-распознавания через камеру, что делает его полезным как для изучения технологий машинного обучения, так и для создания прикладных интерфейсов без клавиатуры и мыши. Такой подход особенно важен в условиях роста интереса к бесконтактному управлению и инклюзивным цифровым решениям.</w:t>
       </w:r>
     </w:p>
     <w:p>
@@ -1223,46 +1193,14 @@
           <w:sz w:val="28"/>
           <w:szCs w:val="28"/>
         </w:rPr>
-        <w:t xml:space="preserve">использованием </w:t>
-      </w:r>
-      <w:proofErr w:type="spellStart"/>
-      <w:r>
-        <w:rPr>
-          <w:sz w:val="28"/>
-          <w:szCs w:val="28"/>
-        </w:rPr>
-        <w:t>PyTorch</w:t>
-      </w:r>
-      <w:proofErr w:type="spellEnd"/>
-      <w:r>
-        <w:rPr>
-          <w:sz w:val="28"/>
-          <w:szCs w:val="28"/>
-        </w:rPr>
-        <w:t xml:space="preserve"> и модели </w:t>
-      </w:r>
-      <w:r>
-        <w:rPr>
-          <w:sz w:val="28"/>
-          <w:szCs w:val="28"/>
-        </w:rPr>
-        <w:t xml:space="preserve">ResNet18, включающей подготовку датасета, обучение и тестирование нейросети, а также реализацию </w:t>
-      </w:r>
-      <w:proofErr w:type="spellStart"/>
-      <w:r>
-        <w:rPr>
-          <w:sz w:val="28"/>
-          <w:szCs w:val="28"/>
-        </w:rPr>
-        <w:t>инференса</w:t>
-      </w:r>
-      <w:proofErr w:type="spellEnd"/>
-      <w:r>
-        <w:rPr>
-          <w:sz w:val="28"/>
-          <w:szCs w:val="28"/>
-        </w:rPr>
-        <w:t xml:space="preserve"> на изображениях и в реальном времени через веб-камеру.</w:t>
+        <w:t xml:space="preserve">использованием PyTorch и модели </w:t>
+      </w:r>
+      <w:r>
+        <w:rPr>
+          <w:sz w:val="28"/>
+          <w:szCs w:val="28"/>
+        </w:rPr>
+        <w:t>ResNet18, включающей подготовку датасета, обучение и тестирование нейросети, а также реализацию инференса на изображениях и в реальном времени через веб-камеру.</w:t>
       </w:r>
     </w:p>
     <w:p>
@@ -1323,23 +1261,7 @@
           <w:sz w:val="28"/>
           <w:szCs w:val="28"/>
         </w:rPr>
-        <w:t xml:space="preserve">1.Подготовить датасет жестов для обучения модели: преобразовать исходные данные, выполнить разбиение на обучающую и </w:t>
-      </w:r>
-      <w:proofErr w:type="spellStart"/>
-      <w:r>
-        <w:rPr>
-          <w:sz w:val="28"/>
-          <w:szCs w:val="28"/>
-        </w:rPr>
-        <w:t>валидационную</w:t>
-      </w:r>
-      <w:proofErr w:type="spellEnd"/>
-      <w:r>
-        <w:rPr>
-          <w:sz w:val="28"/>
-          <w:szCs w:val="28"/>
-        </w:rPr>
-        <w:t xml:space="preserve"> выборки и настроить предобработку изображений.</w:t>
+        <w:t>1.Подготовить датасет жестов для обучения модели: преобразовать исходные данные, выполнить разбиение на обучающую и валидационную выборки и настроить предобработку изображений.</w:t>
       </w:r>
     </w:p>
     <w:p>
@@ -1366,23 +1288,7 @@
           <w:szCs w:val="28"/>
         </w:rPr>
         <w:lastRenderedPageBreak/>
-        <w:t xml:space="preserve">ResNet18 с использованием </w:t>
-      </w:r>
-      <w:proofErr w:type="spellStart"/>
-      <w:r>
-        <w:rPr>
-          <w:sz w:val="28"/>
-          <w:szCs w:val="28"/>
-        </w:rPr>
-        <w:t>PyTorch</w:t>
-      </w:r>
-      <w:proofErr w:type="spellEnd"/>
-      <w:r>
-        <w:rPr>
-          <w:sz w:val="28"/>
-          <w:szCs w:val="28"/>
-        </w:rPr>
-        <w:t>, а также реализовать сохранение и загрузку обученных весов.</w:t>
+        <w:t>ResNet18 с использованием PyTorch, а также реализовать сохранение и загрузку обученных весов.</w:t>
       </w:r>
     </w:p>
     <w:p>
@@ -1501,23 +1407,7 @@
           <w:sz w:val="28"/>
           <w:szCs w:val="28"/>
         </w:rPr>
-        <w:t xml:space="preserve">Система распознавания жестов — это программно-аппаратный комплекс, который анализирует изображение или видеопоток и определяет жест, показываемый пользователем. Такие системы относятся к области компьютерного зрения и широко применяются в задачах человеко-машинного взаимодействия (Human-Computer </w:t>
-      </w:r>
-      <w:proofErr w:type="spellStart"/>
-      <w:r>
-        <w:rPr>
-          <w:sz w:val="28"/>
-          <w:szCs w:val="28"/>
-        </w:rPr>
-        <w:t>Interaction</w:t>
-      </w:r>
-      <w:proofErr w:type="spellEnd"/>
-      <w:r>
-        <w:rPr>
-          <w:sz w:val="28"/>
-          <w:szCs w:val="28"/>
-        </w:rPr>
-        <w:t>, HCI).</w:t>
+        <w:t>Система распознавания жестов представляет собой программно-аппаратный комплекс, предназначенный для анализа изображений или видеопотока с целью определения жеста, показываемого пользователем. Подобные системы относятся к области компьютерного зрения и активно применяются в задачах человеко-машинного взаимодействия (Human-Computer Interaction, HCI).</w:t>
       </w:r>
     </w:p>
     <w:p>
@@ -1536,7 +1426,21 @@
           <w:sz w:val="28"/>
           <w:szCs w:val="28"/>
         </w:rPr>
-        <w:t>Системы распознавания жестов классифицируют по нескольким основаниям:</w:t>
+        <w:t>Существуют различные подходы к классификации систем распознавания жестов. По источнику входных данных выделяют системы, работающие со статическими изображениями,</w:t>
+      </w:r>
+      <w:r>
+        <w:rPr>
+          <w:sz w:val="28"/>
+          <w:szCs w:val="28"/>
+        </w:rPr>
+        <w:t xml:space="preserve"> </w:t>
+      </w:r>
+      <w:r>
+        <w:rPr>
+          <w:sz w:val="28"/>
+          <w:szCs w:val="28"/>
+        </w:rPr>
+        <w:t>а также системы, анализирующие видеопоследовательности в реальном времени. По способу получения сигнала различают камерные системы на основе RGB-камер, глубинные системы с использованием Depth-камер и сенсорные решения, применяющие специальные перчатки или датчики. Кроме того, системы классифицируются по типу используемых алгоритмов: к традиционным относятся классические методы компьютерного зрения, а к современным — нейросетевые методы, включая сверточные нейронные сети (CNN) и гибридные архитектуры. Также системы распознавания жестов различаются по области применения и могут использоваться в образовательной, медицинской, игровой, промышленной и интерфейсной сферах.</w:t>
       </w:r>
     </w:p>
     <w:p>
@@ -1555,25 +1459,28 @@
           <w:sz w:val="28"/>
           <w:szCs w:val="28"/>
         </w:rPr>
-        <w:t xml:space="preserve">-По источнику </w:t>
-      </w:r>
-      <w:proofErr w:type="spellStart"/>
-      <w:proofErr w:type="gramStart"/>
-      <w:r>
-        <w:rPr>
-          <w:sz w:val="28"/>
-          <w:szCs w:val="28"/>
-        </w:rPr>
-        <w:t>данных:по</w:t>
-      </w:r>
-      <w:proofErr w:type="spellEnd"/>
-      <w:proofErr w:type="gramEnd"/>
-      <w:r>
-        <w:rPr>
-          <w:sz w:val="28"/>
-          <w:szCs w:val="28"/>
-        </w:rPr>
-        <w:t xml:space="preserve"> статическим изображениям и по видеопоследовательностям в реальном времени.</w:t>
+        <w:t>В рамках данного проекта применяется камерный подход, основанный на обработке RGB-изображений, а для классификации жестов используется нейросетевая модель. Такой подход позволяет создать доступное и универсальное решение, не требующее специализированного оборудования, что делает систему удобной для широкого круга пользователей.</w:t>
+      </w:r>
+    </w:p>
+    <w:p>
+      <w:pPr>
+        <w:pStyle w:val="PreformattedText"/>
+        <w:spacing w:line="360" w:lineRule="auto"/>
+        <w:ind w:firstLine="709"/>
+        <w:jc w:val="center"/>
+        <w:rPr>
+          <w:i/>
+          <w:sz w:val="28"/>
+          <w:szCs w:val="28"/>
+        </w:rPr>
+      </w:pPr>
+      <w:r>
+        <w:rPr>
+          <w:i/>
+          <w:sz w:val="28"/>
+          <w:szCs w:val="28"/>
+        </w:rPr>
+        <w:t>Применение распознавания жестов в современных цифровых системах</w:t>
       </w:r>
     </w:p>
     <w:p>
@@ -1592,41 +1499,15 @@
           <w:sz w:val="28"/>
           <w:szCs w:val="28"/>
         </w:rPr>
-        <w:t xml:space="preserve">-По способу получения </w:t>
-      </w:r>
-      <w:proofErr w:type="spellStart"/>
-      <w:proofErr w:type="gramStart"/>
-      <w:r>
-        <w:rPr>
-          <w:sz w:val="28"/>
-          <w:szCs w:val="28"/>
-        </w:rPr>
-        <w:t>сигнала:камерные</w:t>
-      </w:r>
-      <w:proofErr w:type="spellEnd"/>
-      <w:proofErr w:type="gramEnd"/>
-      <w:r>
-        <w:rPr>
-          <w:sz w:val="28"/>
-          <w:szCs w:val="28"/>
-        </w:rPr>
-        <w:t xml:space="preserve"> (RGB-камеры), глубинные (</w:t>
-      </w:r>
-      <w:proofErr w:type="spellStart"/>
-      <w:r>
-        <w:rPr>
-          <w:sz w:val="28"/>
-          <w:szCs w:val="28"/>
-        </w:rPr>
-        <w:t>Depth</w:t>
-      </w:r>
-      <w:proofErr w:type="spellEnd"/>
-      <w:r>
-        <w:rPr>
-          <w:sz w:val="28"/>
-          <w:szCs w:val="28"/>
-        </w:rPr>
-        <w:t>-камеры), сенсорные (перчатки, датчики).</w:t>
+        <w:t xml:space="preserve">Технологии распознавания жестов особенно востребованы в тех сферах, где требуется бесконтактное взаимодействие и интуитивно понятное управление. Подобные системы активно применяются для управления интерфейсами без использования клавиатуры и мыши, что повышает удобство взаимодействия пользователя с программным обеспечением и различными устройствами. Кроме того, технологии распознавания жестов широко используются при разработке </w:t>
+      </w:r>
+      <w:r>
+        <w:rPr>
+          <w:sz w:val="28"/>
+          <w:szCs w:val="28"/>
+        </w:rPr>
+        <w:lastRenderedPageBreak/>
+        <w:t>обучающих и демонстрационных приложений в области компьютерного зрения, позволяя наглядно демонстрировать принципы работы алгоритмов машинного обучения.</w:t>
       </w:r>
     </w:p>
     <w:p>
@@ -1645,7 +1526,7 @@
           <w:sz w:val="28"/>
           <w:szCs w:val="28"/>
         </w:rPr>
-        <w:t>-По типу модели: классические методы компьютерного зрения и нейросетевые методы (CNN, гибридные модели).</w:t>
+        <w:t>Важным направлением применения является создание инклюзивных решений для пользователей с ограниченной подвижностью, поскольку жестовое управление способно обеспечить более удобный и доступный способ взаимодействия с цифровыми системами. Также подобные технологии востребованы при создании интерактивных образовательных платформ, мультимедийных приложений и систем для проведения презентаций, где управление осуществляется с помощью движений рук.</w:t>
       </w:r>
     </w:p>
     <w:p>
@@ -1664,25 +1545,28 @@
           <w:sz w:val="28"/>
           <w:szCs w:val="28"/>
         </w:rPr>
-        <w:t xml:space="preserve">-По </w:t>
-      </w:r>
-      <w:proofErr w:type="spellStart"/>
-      <w:proofErr w:type="gramStart"/>
-      <w:r>
-        <w:rPr>
-          <w:sz w:val="28"/>
-          <w:szCs w:val="28"/>
-        </w:rPr>
-        <w:t>назначению:образовательные</w:t>
-      </w:r>
-      <w:proofErr w:type="spellEnd"/>
-      <w:proofErr w:type="gramEnd"/>
-      <w:r>
-        <w:rPr>
-          <w:sz w:val="28"/>
-          <w:szCs w:val="28"/>
-        </w:rPr>
-        <w:t>, медицинские, игровые, интерфейсные, промышленные.</w:t>
+        <w:t>Практическая значимость систем распознавания жестов заключается в возможности их работы в реальном времени и обеспечении быстрого отклика модели на действия пользователя. Для учебных проектов это имеет особое значение, поскольку позволяет на одном примере реализовать полный цикл разработки системы машинного обучения: от подготовки и обработки данных до обучения модели, оценки качества её работы и интеграции в пользовательское приложение.</w:t>
+      </w:r>
+    </w:p>
+    <w:p>
+      <w:pPr>
+        <w:pStyle w:val="PreformattedText"/>
+        <w:spacing w:line="360" w:lineRule="auto"/>
+        <w:ind w:firstLine="709"/>
+        <w:jc w:val="center"/>
+        <w:rPr>
+          <w:i/>
+          <w:sz w:val="28"/>
+          <w:szCs w:val="28"/>
+        </w:rPr>
+      </w:pPr>
+      <w:r>
+        <w:rPr>
+          <w:i/>
+          <w:sz w:val="28"/>
+          <w:szCs w:val="28"/>
+        </w:rPr>
+        <w:t>Анализ подходов и существующих решений</w:t>
       </w:r>
     </w:p>
     <w:p>
@@ -1701,7 +1585,83 @@
           <w:sz w:val="28"/>
           <w:szCs w:val="28"/>
         </w:rPr>
-        <w:t>В данном проекте используется камерный подход на основе RGB-изображений и нейросетевая классификация жестов. Это делает решение доступным для широкой аудитории, поскольку не требует специализированного оборудования.</w:t>
+        <w:t>Существующие решения в области распознавания жестов условно делятся на три группы:</w:t>
+      </w:r>
+    </w:p>
+    <w:p>
+      <w:pPr>
+        <w:pStyle w:val="PreformattedText"/>
+        <w:spacing w:line="360" w:lineRule="auto"/>
+        <w:ind w:firstLine="709"/>
+        <w:jc w:val="both"/>
+        <w:rPr>
+          <w:sz w:val="28"/>
+          <w:szCs w:val="28"/>
+        </w:rPr>
+      </w:pPr>
+      <w:r>
+        <w:rPr>
+          <w:sz w:val="28"/>
+          <w:szCs w:val="28"/>
+        </w:rPr>
+        <w:t>-Коммерческие платформы и SDK: обеспечивают высокое качество, но часто являются закрытыми, сложными для изучения и ограниченными в кастомизации.</w:t>
+      </w:r>
+    </w:p>
+    <w:p>
+      <w:pPr>
+        <w:pStyle w:val="PreformattedText"/>
+        <w:spacing w:line="360" w:lineRule="auto"/>
+        <w:ind w:firstLine="709"/>
+        <w:jc w:val="both"/>
+        <w:rPr>
+          <w:sz w:val="28"/>
+          <w:szCs w:val="28"/>
+        </w:rPr>
+      </w:pPr>
+      <w:r>
+        <w:rPr>
+          <w:sz w:val="28"/>
+          <w:szCs w:val="28"/>
+        </w:rPr>
+        <w:t>-Исследовательские прототипы: демонстрируют эффективные алгоритмы, однако нередко требуют сложной настройки и значительных вычислительных ресурсов.</w:t>
+      </w:r>
+    </w:p>
+    <w:p>
+      <w:pPr>
+        <w:pStyle w:val="PreformattedText"/>
+        <w:spacing w:line="360" w:lineRule="auto"/>
+        <w:ind w:firstLine="709"/>
+        <w:jc w:val="both"/>
+        <w:rPr>
+          <w:sz w:val="28"/>
+          <w:szCs w:val="28"/>
+        </w:rPr>
+      </w:pPr>
+      <w:r>
+        <w:rPr>
+          <w:sz w:val="28"/>
+          <w:szCs w:val="28"/>
+        </w:rPr>
+        <w:t>-Учебные open-source проекты: доступны для изучения, но обычно охватывают только отдельные этапы (например, обучение без live-инференса).</w:t>
+      </w:r>
+    </w:p>
+    <w:p>
+      <w:pPr>
+        <w:pStyle w:val="PreformattedText"/>
+        <w:spacing w:line="360" w:lineRule="auto"/>
+        <w:ind w:firstLine="709"/>
+        <w:jc w:val="both"/>
+        <w:rPr>
+          <w:sz w:val="28"/>
+          <w:szCs w:val="28"/>
+        </w:rPr>
+      </w:pPr>
+      <w:r>
+        <w:rPr>
+          <w:sz w:val="28"/>
+          <w:szCs w:val="28"/>
+        </w:rPr>
+        <w:t>Проведённый анализ показывает, что существует потребность в компактном и понятном решении, объединяющем весь процесс в единую систему: от подготовки датасета до распознавания жестов с веб-камеры и визуального интерфейса. Именно на решение этой задачи и направлен данный проект.</w:t>
       </w:r>
     </w:p>
     <w:p>
@@ -1722,7 +1682,8 @@
           <w:sz w:val="28"/>
           <w:szCs w:val="28"/>
         </w:rPr>
-        <w:t>Применение распознавания жестов в современных цифровых системах</w:t>
+        <w:lastRenderedPageBreak/>
+        <w:t>Инструменты и технологии разработки</w:t>
       </w:r>
     </w:p>
     <w:p>
@@ -1741,7 +1702,7 @@
           <w:sz w:val="28"/>
           <w:szCs w:val="28"/>
         </w:rPr>
-        <w:t>Технологии распознавания жестов особенно востребованы там, где важны бесконтактное взаимодействие и интуитивное управление. Ключевые области применения включают:</w:t>
+        <w:t>В качестве основного языка разработки выбран Python, поскольку он предоставляет широкий набор библиотек для машинного обучения и компьютерного зрения, а также позволяет быстро переходить от прототипа к рабочему приложению.</w:t>
       </w:r>
     </w:p>
     <w:p>
@@ -1760,7 +1721,7 @@
           <w:sz w:val="28"/>
           <w:szCs w:val="28"/>
         </w:rPr>
-        <w:t>-управление интерфейсами без использования клавиатуры и мыши;</w:t>
+        <w:t>В проекте используются следующие технологии:</w:t>
       </w:r>
     </w:p>
     <w:p>
@@ -1779,7 +1740,7 @@
           <w:sz w:val="28"/>
           <w:szCs w:val="28"/>
         </w:rPr>
-        <w:t>-разработку обучающих и демонстрационных приложений по компьютерному зрению;</w:t>
+        <w:t>-PyTorch— основной фреймворк для построения и обучения нейросетевой модели;</w:t>
       </w:r>
     </w:p>
     <w:p>
@@ -1798,7 +1759,7 @@
           <w:sz w:val="28"/>
           <w:szCs w:val="28"/>
         </w:rPr>
-        <w:t>-поддержку инклюзивных решений для пользователей с ограниченной подвижностью;</w:t>
+        <w:t>-torchvision— инструменты для работы с изображениями и готовая архитектура ResNet18;</w:t>
       </w:r>
     </w:p>
     <w:p>
@@ -1817,7 +1778,7 @@
           <w:sz w:val="28"/>
           <w:szCs w:val="28"/>
         </w:rPr>
-        <w:t>-создание интерактивных систем для образования, презентаций и мультимедийных сценариев.</w:t>
+        <w:t>-OpenCV— захват и обработка видеопотока с веб-камеры для распознавания в реальном времени;</w:t>
       </w:r>
     </w:p>
     <w:p>
@@ -1836,29 +1797,7 @@
           <w:sz w:val="28"/>
           <w:szCs w:val="28"/>
         </w:rPr>
-        <w:lastRenderedPageBreak/>
-        <w:t>Практическая ценность таких систем заключается в возможности работы в реальном времени и получении быстрого отклика модели. Для учебных проектов это принципиально важно, так как позволяет на одном примере пройти полный цикл машинного обучения: от подготовки данных и обучения модели до оценки качества и интеграции в пользовательское приложение.</w:t>
-      </w:r>
-    </w:p>
-    <w:p>
-      <w:pPr>
-        <w:pStyle w:val="PreformattedText"/>
-        <w:spacing w:line="360" w:lineRule="auto"/>
-        <w:ind w:firstLine="709"/>
-        <w:jc w:val="center"/>
-        <w:rPr>
-          <w:i/>
-          <w:sz w:val="28"/>
-          <w:szCs w:val="28"/>
-        </w:rPr>
-      </w:pPr>
-      <w:r>
-        <w:rPr>
-          <w:i/>
-          <w:sz w:val="28"/>
-          <w:szCs w:val="28"/>
-        </w:rPr>
-        <w:t>Анализ подходов и существующих решений</w:t>
+        <w:t>-Pillow— вспомогательная обработка изображений;</w:t>
       </w:r>
     </w:p>
     <w:p>
@@ -1877,7 +1816,7 @@
           <w:sz w:val="28"/>
           <w:szCs w:val="28"/>
         </w:rPr>
-        <w:t>Существующие решения в области распознавания жестов условно делятся на три группы:</w:t>
+        <w:t>-PyArrow и формат parquet— работа с исходными данными и подготовка датасета.</w:t>
       </w:r>
     </w:p>
     <w:p>
@@ -1896,7 +1835,48 @@
           <w:sz w:val="28"/>
           <w:szCs w:val="28"/>
         </w:rPr>
-        <w:t>-Коммерческие платформы и SDK: обеспечивают высокое качество, но часто являются закрытыми, сложными для изучения и ограниченными в кастомизации.</w:t>
+        <w:t>Таким образом, выбранный стек технологий обеспечивает оптимальный баланс между точностью, скоростью разработки и наглядностью, что особенно важно для учебного проекта по распознаванию жестов руки.</w:t>
+      </w:r>
+    </w:p>
+    <w:p>
+      <w:pPr>
+        <w:spacing w:line="360" w:lineRule="auto"/>
+        <w:rPr>
+          <w:rFonts w:eastAsia="NSimSun" w:cs="Courier New"/>
+          <w:sz w:val="28"/>
+          <w:szCs w:val="28"/>
+        </w:rPr>
+      </w:pPr>
+      <w:r>
+        <w:rPr>
+          <w:sz w:val="28"/>
+          <w:szCs w:val="28"/>
+        </w:rPr>
+        <w:br w:type="page"/>
+      </w:r>
+    </w:p>
+    <w:p>
+      <w:pPr>
+        <w:pStyle w:val="PreformattedText"/>
+        <w:pageBreakBefore/>
+        <w:spacing w:line="360" w:lineRule="auto"/>
+        <w:jc w:val="center"/>
+        <w:rPr>
+          <w:b/>
+          <w:bCs/>
+          <w:sz w:val="28"/>
+          <w:szCs w:val="28"/>
+        </w:rPr>
+      </w:pPr>
+      <w:r>
+        <w:rPr>
+          <w:b/>
+          <w:bCs/>
+          <w:sz w:val="28"/>
+          <w:szCs w:val="28"/>
+        </w:rPr>
+        <w:lastRenderedPageBreak/>
+        <w:t>Практическая часть проекта</w:t>
       </w:r>
     </w:p>
     <w:p>
@@ -1915,7 +1895,21 @@
           <w:sz w:val="28"/>
           <w:szCs w:val="28"/>
         </w:rPr>
-        <w:t>-Исследовательские прототипы: демонстрируют эффективные алгоритмы, однако нередко требуют сложной настройки и значительных вычислительных ресурсов.</w:t>
+        <w:t>В практической части проекта была разработана система распознавания жестов рук в ре</w:t>
+      </w:r>
+      <w:r>
+        <w:rPr>
+          <w:sz w:val="28"/>
+          <w:szCs w:val="28"/>
+        </w:rPr>
+        <w:t xml:space="preserve">альном времени на языке Python. </w:t>
+      </w:r>
+      <w:r>
+        <w:rPr>
+          <w:sz w:val="28"/>
+          <w:szCs w:val="28"/>
+        </w:rPr>
+        <w:t>Проект включает полный ML-цикл: подготовку датасета, обучение нейросети и онлайн-распознавание жестов с веб-камеры.</w:t>
       </w:r>
     </w:p>
     <w:p>
@@ -1934,39 +1928,21 @@
           <w:sz w:val="28"/>
           <w:szCs w:val="28"/>
         </w:rPr>
-        <w:t xml:space="preserve">-Учебные </w:t>
-      </w:r>
-      <w:proofErr w:type="spellStart"/>
-      <w:r>
-        <w:rPr>
-          <w:sz w:val="28"/>
-          <w:szCs w:val="28"/>
-        </w:rPr>
-        <w:t>open-source</w:t>
-      </w:r>
-      <w:proofErr w:type="spellEnd"/>
-      <w:r>
-        <w:rPr>
-          <w:sz w:val="28"/>
-          <w:szCs w:val="28"/>
-        </w:rPr>
-        <w:t xml:space="preserve"> проекты: доступны для изучения, но обычно охватывают только отдельные этапы (например, обучение без </w:t>
-      </w:r>
-      <w:proofErr w:type="spellStart"/>
-      <w:r>
-        <w:rPr>
-          <w:sz w:val="28"/>
-          <w:szCs w:val="28"/>
-        </w:rPr>
-        <w:t>live-инференса</w:t>
-      </w:r>
-      <w:proofErr w:type="spellEnd"/>
-      <w:r>
-        <w:rPr>
-          <w:sz w:val="28"/>
-          <w:szCs w:val="28"/>
-        </w:rPr>
-        <w:t>).</w:t>
+        <w:t>В проекте применяются библиотеки</w:t>
+      </w:r>
+      <w:r>
+        <w:rPr>
+          <w:sz w:val="28"/>
+          <w:szCs w:val="28"/>
+        </w:rPr>
+        <w:t>(рис. 1)</w:t>
+      </w:r>
+      <w:r>
+        <w:rPr>
+          <w:sz w:val="28"/>
+          <w:szCs w:val="28"/>
+        </w:rPr>
+        <w:t>:</w:t>
       </w:r>
     </w:p>
     <w:p>
@@ -1985,28 +1961,21 @@
           <w:sz w:val="28"/>
           <w:szCs w:val="28"/>
         </w:rPr>
-        <w:t>Проведённый анализ показывает, что существует потребность в компактном и понятном решении, объединяющем весь процесс в единую систему: от подготовки датасета до распознавания жестов с веб-камеры и визуального интерфейса. Именно на решение этой задачи и направлен данный проект.</w:t>
-      </w:r>
-    </w:p>
-    <w:p>
-      <w:pPr>
-        <w:pStyle w:val="PreformattedText"/>
-        <w:spacing w:line="360" w:lineRule="auto"/>
-        <w:ind w:firstLine="709"/>
-        <w:jc w:val="center"/>
-        <w:rPr>
-          <w:i/>
-          <w:sz w:val="28"/>
-          <w:szCs w:val="28"/>
-        </w:rPr>
-      </w:pPr>
-      <w:r>
-        <w:rPr>
-          <w:i/>
-          <w:sz w:val="28"/>
-          <w:szCs w:val="28"/>
-        </w:rPr>
-        <w:t>Инструменты и технологии разработки</w:t>
+        <w:t>tor</w:t>
+      </w:r>
+      <w:r>
+        <w:rPr>
+          <w:sz w:val="28"/>
+          <w:szCs w:val="28"/>
+        </w:rPr>
+        <w:t>ch,torch.nn,torch.optim</w:t>
+      </w:r>
+      <w:r>
+        <w:rPr>
+          <w:sz w:val="28"/>
+          <w:szCs w:val="28"/>
+        </w:rPr>
+        <w:t>— обучение и инференс нейросети;</w:t>
       </w:r>
     </w:p>
     <w:p>
@@ -2025,7 +1994,28 @@
           <w:sz w:val="28"/>
           <w:szCs w:val="28"/>
         </w:rPr>
-        <w:t>В качестве основного языка разработки выбран Python, поскольку он предоставляет широкий набор библиотек для машинного обучения и компьютерного зрения, а также позволяет быстро переходить от прототипа к рабочему приложению.</w:t>
+        <w:t>torchvision(models,datasets,</w:t>
+      </w:r>
+      <w:r>
+        <w:rPr>
+          <w:sz w:val="28"/>
+          <w:szCs w:val="28"/>
+        </w:rPr>
+        <w:t>tr</w:t>
+      </w:r>
+      <w:r>
+        <w:rPr>
+          <w:sz w:val="28"/>
+          <w:szCs w:val="28"/>
+        </w:rPr>
+        <w:t>ansforms) — готовая архитектура</w:t>
+      </w:r>
+      <w:r>
+        <w:rPr>
+          <w:sz w:val="28"/>
+          <w:szCs w:val="28"/>
+        </w:rPr>
+        <w:t>ResNet18, загрузка изображений и преобразования;</w:t>
       </w:r>
     </w:p>
     <w:p>
@@ -2044,7 +2034,14 @@
           <w:sz w:val="28"/>
           <w:szCs w:val="28"/>
         </w:rPr>
-        <w:t>В проекте используются следующие технологии:</w:t>
+        <w:t>opencv-python</w:t>
+      </w:r>
+      <w:r>
+        <w:rPr>
+          <w:sz w:val="28"/>
+          <w:szCs w:val="28"/>
+        </w:rPr>
+        <w:t>(cv2) — захват видео с камеры и отображение результата;</w:t>
       </w:r>
     </w:p>
     <w:p>
@@ -2063,23 +2060,14 @@
           <w:sz w:val="28"/>
           <w:szCs w:val="28"/>
         </w:rPr>
-        <w:t>-</w:t>
-      </w:r>
-      <w:proofErr w:type="spellStart"/>
-      <w:r>
-        <w:rPr>
-          <w:sz w:val="28"/>
-          <w:szCs w:val="28"/>
-        </w:rPr>
-        <w:t>PyTorch</w:t>
-      </w:r>
-      <w:proofErr w:type="spellEnd"/>
-      <w:r>
-        <w:rPr>
-          <w:sz w:val="28"/>
-          <w:szCs w:val="28"/>
-        </w:rPr>
-        <w:t>— основной фреймворк для построения и обучения нейросетевой модели;</w:t>
+        <w:t>PIL</w:t>
+      </w:r>
+      <w:r>
+        <w:rPr>
+          <w:sz w:val="28"/>
+          <w:szCs w:val="28"/>
+        </w:rPr>
+        <w:t>— обработка изображений;</w:t>
       </w:r>
     </w:p>
     <w:p>
@@ -2098,23 +2086,14 @@
           <w:sz w:val="28"/>
           <w:szCs w:val="28"/>
         </w:rPr>
-        <w:t>-</w:t>
-      </w:r>
-      <w:proofErr w:type="spellStart"/>
-      <w:r>
-        <w:rPr>
-          <w:sz w:val="28"/>
-          <w:szCs w:val="28"/>
-        </w:rPr>
-        <w:t>torchvision</w:t>
-      </w:r>
-      <w:proofErr w:type="spellEnd"/>
-      <w:r>
-        <w:rPr>
-          <w:sz w:val="28"/>
-          <w:szCs w:val="28"/>
-        </w:rPr>
-        <w:t>— инструменты для работы с изображениями и готовая архитектура ResNet18;</w:t>
+        <w:t>pyarrow.parquet</w:t>
+      </w:r>
+      <w:r>
+        <w:rPr>
+          <w:sz w:val="28"/>
+          <w:szCs w:val="28"/>
+        </w:rPr>
+        <w:t>— чтение исходного датасета в формате Parquet;</w:t>
       </w:r>
     </w:p>
     <w:p>
@@ -2133,524 +2112,8 @@
           <w:sz w:val="28"/>
           <w:szCs w:val="28"/>
         </w:rPr>
-        <w:t>-</w:t>
-      </w:r>
-      <w:proofErr w:type="spellStart"/>
-      <w:r>
-        <w:rPr>
-          <w:sz w:val="28"/>
-          <w:szCs w:val="28"/>
-        </w:rPr>
-        <w:t>OpenCV</w:t>
-      </w:r>
-      <w:proofErr w:type="spellEnd"/>
-      <w:r>
-        <w:rPr>
-          <w:sz w:val="28"/>
-          <w:szCs w:val="28"/>
-        </w:rPr>
-        <w:t>— захват и обработка видеопотока с веб-камеры для распознавания в реальном времени;</w:t>
-      </w:r>
-    </w:p>
-    <w:p>
-      <w:pPr>
-        <w:pStyle w:val="PreformattedText"/>
-        <w:spacing w:line="360" w:lineRule="auto"/>
-        <w:ind w:firstLine="709"/>
-        <w:jc w:val="both"/>
-        <w:rPr>
-          <w:sz w:val="28"/>
-          <w:szCs w:val="28"/>
-        </w:rPr>
-      </w:pPr>
-      <w:r>
-        <w:rPr>
-          <w:sz w:val="28"/>
-          <w:szCs w:val="28"/>
-        </w:rPr>
-        <w:lastRenderedPageBreak/>
-        <w:t>-</w:t>
-      </w:r>
-      <w:proofErr w:type="spellStart"/>
-      <w:r>
-        <w:rPr>
-          <w:sz w:val="28"/>
-          <w:szCs w:val="28"/>
-        </w:rPr>
-        <w:t>Pillow</w:t>
-      </w:r>
-      <w:proofErr w:type="spellEnd"/>
-      <w:r>
-        <w:rPr>
-          <w:sz w:val="28"/>
-          <w:szCs w:val="28"/>
-        </w:rPr>
-        <w:t>— вспомогательная обработка изображений;</w:t>
-      </w:r>
-    </w:p>
-    <w:p>
-      <w:pPr>
-        <w:pStyle w:val="PreformattedText"/>
-        <w:spacing w:line="360" w:lineRule="auto"/>
-        <w:ind w:firstLine="709"/>
-        <w:jc w:val="both"/>
-        <w:rPr>
-          <w:sz w:val="28"/>
-          <w:szCs w:val="28"/>
-        </w:rPr>
-      </w:pPr>
-      <w:r>
-        <w:rPr>
-          <w:sz w:val="28"/>
-          <w:szCs w:val="28"/>
-        </w:rPr>
-        <w:t>-</w:t>
-      </w:r>
-      <w:proofErr w:type="spellStart"/>
-      <w:r>
-        <w:rPr>
-          <w:sz w:val="28"/>
-          <w:szCs w:val="28"/>
-        </w:rPr>
-        <w:t>PyArrow</w:t>
-      </w:r>
-      <w:proofErr w:type="spellEnd"/>
-      <w:r>
-        <w:rPr>
-          <w:sz w:val="28"/>
-          <w:szCs w:val="28"/>
-        </w:rPr>
-        <w:t xml:space="preserve"> и формат </w:t>
-      </w:r>
-      <w:proofErr w:type="spellStart"/>
-      <w:r>
-        <w:rPr>
-          <w:sz w:val="28"/>
-          <w:szCs w:val="28"/>
-        </w:rPr>
-        <w:t>parquet</w:t>
-      </w:r>
-      <w:proofErr w:type="spellEnd"/>
-      <w:r>
-        <w:rPr>
-          <w:sz w:val="28"/>
-          <w:szCs w:val="28"/>
-        </w:rPr>
-        <w:t>— работа с исходными данными и подготовка датасета.</w:t>
-      </w:r>
-    </w:p>
-    <w:p>
-      <w:pPr>
-        <w:pStyle w:val="PreformattedText"/>
-        <w:spacing w:line="360" w:lineRule="auto"/>
-        <w:ind w:firstLine="709"/>
-        <w:jc w:val="both"/>
-        <w:rPr>
-          <w:sz w:val="28"/>
-          <w:szCs w:val="28"/>
-        </w:rPr>
-      </w:pPr>
-      <w:r>
-        <w:rPr>
-          <w:sz w:val="28"/>
-          <w:szCs w:val="28"/>
-        </w:rPr>
-        <w:t>Таким образом, выбранный стек технологий обеспечивает оптимальный баланс между точностью, скоростью разработки и наглядностью, что особенно важно для учебного проекта по распознаванию жестов руки.</w:t>
-      </w:r>
-    </w:p>
-    <w:p>
-      <w:pPr>
-        <w:spacing w:line="360" w:lineRule="auto"/>
-        <w:rPr>
-          <w:rFonts w:eastAsia="NSimSun" w:cs="Courier New"/>
-          <w:sz w:val="28"/>
-          <w:szCs w:val="28"/>
-        </w:rPr>
-      </w:pPr>
-      <w:r>
-        <w:rPr>
-          <w:sz w:val="28"/>
-          <w:szCs w:val="28"/>
-        </w:rPr>
-        <w:br w:type="page"/>
-      </w:r>
-    </w:p>
-    <w:p>
-      <w:pPr>
-        <w:pStyle w:val="PreformattedText"/>
-        <w:pageBreakBefore/>
-        <w:spacing w:line="360" w:lineRule="auto"/>
-        <w:jc w:val="center"/>
-        <w:rPr>
-          <w:b/>
-          <w:bCs/>
-          <w:sz w:val="28"/>
-          <w:szCs w:val="28"/>
-        </w:rPr>
-      </w:pPr>
-      <w:r>
-        <w:rPr>
-          <w:b/>
-          <w:bCs/>
-          <w:sz w:val="28"/>
-          <w:szCs w:val="28"/>
-        </w:rPr>
-        <w:lastRenderedPageBreak/>
-        <w:t>Практическая часть проекта</w:t>
-      </w:r>
-    </w:p>
-    <w:p>
-      <w:pPr>
-        <w:pStyle w:val="PreformattedText"/>
-        <w:spacing w:line="360" w:lineRule="auto"/>
-        <w:ind w:firstLine="709"/>
-        <w:jc w:val="both"/>
-        <w:rPr>
-          <w:sz w:val="28"/>
-          <w:szCs w:val="28"/>
-        </w:rPr>
-      </w:pPr>
-      <w:r>
-        <w:rPr>
-          <w:sz w:val="28"/>
-          <w:szCs w:val="28"/>
-        </w:rPr>
-        <w:t>В практической части проекта была разработана система распознавания жестов рук в ре</w:t>
-      </w:r>
-      <w:r>
-        <w:rPr>
-          <w:sz w:val="28"/>
-          <w:szCs w:val="28"/>
-        </w:rPr>
-        <w:t xml:space="preserve">альном времени на языке Python. </w:t>
-      </w:r>
-      <w:r>
-        <w:rPr>
-          <w:sz w:val="28"/>
-          <w:szCs w:val="28"/>
-        </w:rPr>
-        <w:t>Проект включает полный ML-цикл: подготовку датасета, обучение нейросети и онлайн-распознавание жестов с веб-камеры.</w:t>
-      </w:r>
-    </w:p>
-    <w:p>
-      <w:pPr>
-        <w:pStyle w:val="PreformattedText"/>
-        <w:spacing w:line="360" w:lineRule="auto"/>
-        <w:ind w:firstLine="709"/>
-        <w:jc w:val="both"/>
-        <w:rPr>
-          <w:sz w:val="28"/>
-          <w:szCs w:val="28"/>
-        </w:rPr>
-      </w:pPr>
-      <w:r>
-        <w:rPr>
-          <w:sz w:val="28"/>
-          <w:szCs w:val="28"/>
-        </w:rPr>
-        <w:t xml:space="preserve">В проекте применяются </w:t>
-      </w:r>
-      <w:proofErr w:type="gramStart"/>
-      <w:r>
-        <w:rPr>
-          <w:sz w:val="28"/>
-          <w:szCs w:val="28"/>
-        </w:rPr>
-        <w:t>библиотеки</w:t>
-      </w:r>
-      <w:r>
-        <w:rPr>
-          <w:sz w:val="28"/>
-          <w:szCs w:val="28"/>
-        </w:rPr>
-        <w:t>(</w:t>
-      </w:r>
-      <w:proofErr w:type="gramEnd"/>
-      <w:r>
-        <w:rPr>
-          <w:sz w:val="28"/>
-          <w:szCs w:val="28"/>
-        </w:rPr>
-        <w:t>рис. 1)</w:t>
-      </w:r>
-      <w:r>
-        <w:rPr>
-          <w:sz w:val="28"/>
-          <w:szCs w:val="28"/>
-        </w:rPr>
-        <w:t>:</w:t>
-      </w:r>
-    </w:p>
-    <w:p>
-      <w:pPr>
-        <w:pStyle w:val="PreformattedText"/>
-        <w:spacing w:line="360" w:lineRule="auto"/>
-        <w:ind w:firstLine="709"/>
-        <w:jc w:val="both"/>
-        <w:rPr>
-          <w:sz w:val="28"/>
-          <w:szCs w:val="28"/>
-        </w:rPr>
-      </w:pPr>
-      <w:proofErr w:type="spellStart"/>
-      <w:proofErr w:type="gramStart"/>
-      <w:r>
-        <w:rPr>
-          <w:sz w:val="28"/>
-          <w:szCs w:val="28"/>
-        </w:rPr>
-        <w:t>tor</w:t>
-      </w:r>
-      <w:r>
-        <w:rPr>
-          <w:sz w:val="28"/>
-          <w:szCs w:val="28"/>
-        </w:rPr>
-        <w:t>ch,torch</w:t>
-      </w:r>
-      <w:proofErr w:type="gramEnd"/>
-      <w:r>
-        <w:rPr>
-          <w:sz w:val="28"/>
-          <w:szCs w:val="28"/>
-        </w:rPr>
-        <w:t>.</w:t>
-      </w:r>
-      <w:proofErr w:type="gramStart"/>
-      <w:r>
-        <w:rPr>
-          <w:sz w:val="28"/>
-          <w:szCs w:val="28"/>
-        </w:rPr>
-        <w:t>nn,torch</w:t>
-      </w:r>
-      <w:proofErr w:type="gramEnd"/>
-      <w:r>
-        <w:rPr>
-          <w:sz w:val="28"/>
-          <w:szCs w:val="28"/>
-        </w:rPr>
-        <w:t>.optim</w:t>
-      </w:r>
-      <w:proofErr w:type="spellEnd"/>
-      <w:r>
-        <w:rPr>
-          <w:sz w:val="28"/>
-          <w:szCs w:val="28"/>
-        </w:rPr>
-        <w:t xml:space="preserve">— обучение и </w:t>
-      </w:r>
-      <w:proofErr w:type="spellStart"/>
-      <w:r>
-        <w:rPr>
-          <w:sz w:val="28"/>
-          <w:szCs w:val="28"/>
-        </w:rPr>
-        <w:t>инференс</w:t>
-      </w:r>
-      <w:proofErr w:type="spellEnd"/>
-      <w:r>
-        <w:rPr>
-          <w:sz w:val="28"/>
-          <w:szCs w:val="28"/>
-        </w:rPr>
-        <w:t xml:space="preserve"> нейросети;</w:t>
-      </w:r>
-    </w:p>
-    <w:p>
-      <w:pPr>
-        <w:pStyle w:val="PreformattedText"/>
-        <w:spacing w:line="360" w:lineRule="auto"/>
-        <w:ind w:firstLine="709"/>
-        <w:jc w:val="both"/>
-        <w:rPr>
-          <w:sz w:val="28"/>
-          <w:szCs w:val="28"/>
-        </w:rPr>
-      </w:pPr>
-      <w:proofErr w:type="spellStart"/>
-      <w:r>
-        <w:rPr>
-          <w:sz w:val="28"/>
-          <w:szCs w:val="28"/>
-        </w:rPr>
-        <w:t>torchvision</w:t>
-      </w:r>
-      <w:proofErr w:type="spellEnd"/>
-      <w:r>
-        <w:rPr>
-          <w:sz w:val="28"/>
-          <w:szCs w:val="28"/>
-        </w:rPr>
-        <w:t>(</w:t>
-      </w:r>
-      <w:proofErr w:type="spellStart"/>
-      <w:proofErr w:type="gramStart"/>
-      <w:r>
-        <w:rPr>
-          <w:sz w:val="28"/>
-          <w:szCs w:val="28"/>
-        </w:rPr>
-        <w:t>models,datasets</w:t>
-      </w:r>
-      <w:proofErr w:type="gramEnd"/>
-      <w:r>
-        <w:rPr>
-          <w:sz w:val="28"/>
-          <w:szCs w:val="28"/>
-        </w:rPr>
-        <w:t>,</w:t>
-      </w:r>
-      <w:r>
-        <w:rPr>
-          <w:sz w:val="28"/>
-          <w:szCs w:val="28"/>
-        </w:rPr>
-        <w:t>tr</w:t>
-      </w:r>
-      <w:r>
-        <w:rPr>
-          <w:sz w:val="28"/>
-          <w:szCs w:val="28"/>
-        </w:rPr>
-        <w:t>ansforms</w:t>
-      </w:r>
-      <w:proofErr w:type="spellEnd"/>
-      <w:r>
-        <w:rPr>
-          <w:sz w:val="28"/>
-          <w:szCs w:val="28"/>
-        </w:rPr>
-        <w:t>) — готовая архитектура</w:t>
-      </w:r>
-      <w:r>
-        <w:rPr>
-          <w:sz w:val="28"/>
-          <w:szCs w:val="28"/>
-        </w:rPr>
-        <w:t>ResNet18, загрузка изображений и преобразования;</w:t>
-      </w:r>
-    </w:p>
-    <w:p>
-      <w:pPr>
-        <w:pStyle w:val="PreformattedText"/>
-        <w:spacing w:line="360" w:lineRule="auto"/>
-        <w:ind w:firstLine="709"/>
-        <w:jc w:val="both"/>
-        <w:rPr>
-          <w:sz w:val="28"/>
-          <w:szCs w:val="28"/>
-        </w:rPr>
-      </w:pPr>
-      <w:proofErr w:type="spellStart"/>
-      <w:r>
-        <w:rPr>
-          <w:sz w:val="28"/>
-          <w:szCs w:val="28"/>
-        </w:rPr>
-        <w:t>opencv-python</w:t>
-      </w:r>
-      <w:proofErr w:type="spellEnd"/>
-      <w:r>
-        <w:rPr>
-          <w:sz w:val="28"/>
-          <w:szCs w:val="28"/>
-        </w:rPr>
-        <w:t>(cv2) — захват видео с камеры и отображение результата;</w:t>
-      </w:r>
-    </w:p>
-    <w:p>
-      <w:pPr>
-        <w:pStyle w:val="PreformattedText"/>
-        <w:spacing w:line="360" w:lineRule="auto"/>
-        <w:ind w:firstLine="709"/>
-        <w:jc w:val="both"/>
-        <w:rPr>
-          <w:sz w:val="28"/>
-          <w:szCs w:val="28"/>
-        </w:rPr>
-      </w:pPr>
-      <w:r>
-        <w:rPr>
-          <w:sz w:val="28"/>
-          <w:szCs w:val="28"/>
-        </w:rPr>
-        <w:t>PIL</w:t>
-      </w:r>
-      <w:r>
-        <w:rPr>
-          <w:sz w:val="28"/>
-          <w:szCs w:val="28"/>
-        </w:rPr>
-        <w:t>— обработка изображений;</w:t>
-      </w:r>
-    </w:p>
-    <w:p>
-      <w:pPr>
-        <w:pStyle w:val="PreformattedText"/>
-        <w:spacing w:line="360" w:lineRule="auto"/>
-        <w:ind w:firstLine="709"/>
-        <w:jc w:val="both"/>
-        <w:rPr>
-          <w:sz w:val="28"/>
-          <w:szCs w:val="28"/>
-        </w:rPr>
-      </w:pPr>
-      <w:proofErr w:type="spellStart"/>
-      <w:proofErr w:type="gramStart"/>
-      <w:r>
-        <w:rPr>
-          <w:sz w:val="28"/>
-          <w:szCs w:val="28"/>
-        </w:rPr>
-        <w:t>pyarrow.parquet</w:t>
-      </w:r>
-      <w:proofErr w:type="spellEnd"/>
-      <w:proofErr w:type="gramEnd"/>
-      <w:r>
-        <w:rPr>
-          <w:sz w:val="28"/>
-          <w:szCs w:val="28"/>
-        </w:rPr>
-        <w:t xml:space="preserve">— чтение исходного датасета в формате </w:t>
-      </w:r>
-      <w:proofErr w:type="spellStart"/>
-      <w:r>
-        <w:rPr>
-          <w:sz w:val="28"/>
-          <w:szCs w:val="28"/>
-        </w:rPr>
-        <w:t>Parquet</w:t>
-      </w:r>
-      <w:proofErr w:type="spellEnd"/>
-      <w:r>
-        <w:rPr>
-          <w:sz w:val="28"/>
-          <w:szCs w:val="28"/>
-        </w:rPr>
-        <w:t>;</w:t>
-      </w:r>
-    </w:p>
-    <w:p>
-      <w:pPr>
-        <w:pStyle w:val="PreformattedText"/>
-        <w:spacing w:line="360" w:lineRule="auto"/>
-        <w:ind w:firstLine="709"/>
-        <w:jc w:val="both"/>
-        <w:rPr>
-          <w:sz w:val="28"/>
-          <w:szCs w:val="28"/>
-        </w:rPr>
-      </w:pPr>
-      <w:proofErr w:type="spellStart"/>
-      <w:r>
-        <w:rPr>
-          <w:sz w:val="28"/>
-          <w:szCs w:val="28"/>
-        </w:rPr>
         <w:t>multiprocessing</w:t>
       </w:r>
-      <w:proofErr w:type="spellEnd"/>
       <w:r>
         <w:rPr>
           <w:sz w:val="28"/>
@@ -2771,31 +2234,13 @@
         </w:rPr>
         <w:t xml:space="preserve"> </w:t>
       </w:r>
-      <w:proofErr w:type="spellStart"/>
-      <w:r>
-        <w:rPr>
-          <w:sz w:val="28"/>
-          <w:szCs w:val="28"/>
-        </w:rPr>
-        <w:t>train</w:t>
-      </w:r>
-      <w:proofErr w:type="spellEnd"/>
-      <w:r>
-        <w:rPr>
-          <w:sz w:val="28"/>
-          <w:szCs w:val="28"/>
-        </w:rPr>
-        <w:t>/</w:t>
-      </w:r>
-      <w:proofErr w:type="spellStart"/>
-      <w:r>
-        <w:rPr>
-          <w:sz w:val="28"/>
-          <w:szCs w:val="28"/>
-        </w:rPr>
-        <w:t>val</w:t>
-      </w:r>
-      <w:proofErr w:type="spellEnd"/>
+      <w:r>
+        <w:rPr>
+          <w:sz w:val="28"/>
+          <w:szCs w:val="28"/>
+        </w:rPr>
+        <w:t>train/val</w:t>
+      </w:r>
       <w:r>
         <w:rPr>
           <w:sz w:val="28"/>
@@ -2934,31 +2379,7 @@
           <w:sz w:val="28"/>
           <w:szCs w:val="28"/>
         </w:rPr>
-        <w:t xml:space="preserve">Изображения извлекаются из </w:t>
-      </w:r>
-      <w:proofErr w:type="spellStart"/>
-      <w:r>
-        <w:rPr>
-          <w:sz w:val="28"/>
-          <w:szCs w:val="28"/>
-        </w:rPr>
-        <w:t>Parquet</w:t>
-      </w:r>
-      <w:proofErr w:type="spellEnd"/>
-      <w:r>
-        <w:rPr>
-          <w:sz w:val="28"/>
-          <w:szCs w:val="28"/>
-        </w:rPr>
-        <w:t xml:space="preserve">, группируются по классам, перемешиваются, делятся на обучение/валидацию и сохраняются в </w:t>
-      </w:r>
-      <w:proofErr w:type="gramStart"/>
-      <w:r>
-        <w:rPr>
-          <w:sz w:val="28"/>
-          <w:szCs w:val="28"/>
-        </w:rPr>
-        <w:t>JPEG</w:t>
+        <w:t>Изображения извлекаются из Parquet, группируются по классам, перемешиваются, делятся на обучение/валидацию и сохраняются в JPEG</w:t>
       </w:r>
       <w:r>
         <w:rPr>
@@ -2967,7 +2388,6 @@
         </w:rPr>
         <w:t>(</w:t>
       </w:r>
-      <w:proofErr w:type="gramEnd"/>
       <w:r>
         <w:rPr>
           <w:sz w:val="28"/>
@@ -3083,30 +2503,14 @@
           <w:sz w:val="28"/>
           <w:szCs w:val="28"/>
         </w:rPr>
-        <w:t xml:space="preserve">Перед подачей в нейросеть изображения приводятся к единому размеру 224x224, переводятся в тензор и </w:t>
-      </w:r>
-      <w:proofErr w:type="gramStart"/>
-      <w:r>
-        <w:rPr>
-          <w:sz w:val="28"/>
-          <w:szCs w:val="28"/>
-        </w:rPr>
-        <w:t>нормализуются</w:t>
-      </w:r>
-      <w:r>
-        <w:rPr>
-          <w:sz w:val="28"/>
-          <w:szCs w:val="28"/>
-        </w:rPr>
-        <w:t>(</w:t>
-      </w:r>
-      <w:proofErr w:type="gramEnd"/>
-      <w:r>
-        <w:rPr>
-          <w:sz w:val="28"/>
-          <w:szCs w:val="28"/>
-        </w:rPr>
-        <w:t>рис. 4).</w:t>
+        <w:t>Перед подачей в нейросеть изображения приводятся к единому размеру 224x224, переводятся в тензор и нормализуются</w:t>
+      </w:r>
+      <w:r>
+        <w:rPr>
+          <w:sz w:val="28"/>
+          <w:szCs w:val="28"/>
+        </w:rPr>
+        <w:t>(рис. 4).</w:t>
       </w:r>
     </w:p>
     <w:p>
@@ -3240,85 +2644,21 @@
           <w:sz w:val="28"/>
           <w:szCs w:val="28"/>
         </w:rPr>
-        <w:t xml:space="preserve">используются </w:t>
-      </w:r>
-      <w:proofErr w:type="spellStart"/>
-      <w:r>
-        <w:rPr>
-          <w:sz w:val="28"/>
-          <w:szCs w:val="28"/>
-        </w:rPr>
-        <w:t>DataLoader</w:t>
-      </w:r>
-      <w:proofErr w:type="spellEnd"/>
-      <w:r>
-        <w:rPr>
-          <w:sz w:val="28"/>
-          <w:szCs w:val="28"/>
-        </w:rPr>
-        <w:t xml:space="preserve"> </w:t>
-      </w:r>
-      <w:r>
-        <w:rPr>
-          <w:sz w:val="28"/>
-          <w:szCs w:val="28"/>
-        </w:rPr>
-        <w:t xml:space="preserve">с </w:t>
-      </w:r>
-      <w:proofErr w:type="spellStart"/>
-      <w:r>
-        <w:rPr>
-          <w:sz w:val="28"/>
-          <w:szCs w:val="28"/>
-        </w:rPr>
-        <w:t>батчами</w:t>
-      </w:r>
-      <w:proofErr w:type="spellEnd"/>
-      <w:r>
-        <w:rPr>
-          <w:sz w:val="28"/>
-          <w:szCs w:val="28"/>
-        </w:rPr>
-        <w:t xml:space="preserve"> и перемешиванием </w:t>
-      </w:r>
-      <w:proofErr w:type="spellStart"/>
-      <w:r>
-        <w:rPr>
-          <w:sz w:val="28"/>
-          <w:szCs w:val="28"/>
-        </w:rPr>
-        <w:t>train</w:t>
-      </w:r>
-      <w:proofErr w:type="spellEnd"/>
-      <w:r>
-        <w:rPr>
-          <w:sz w:val="28"/>
-          <w:szCs w:val="28"/>
-        </w:rPr>
-        <w:t>-</w:t>
-      </w:r>
-      <w:proofErr w:type="gramStart"/>
-      <w:r>
-        <w:rPr>
-          <w:sz w:val="28"/>
-          <w:szCs w:val="28"/>
-        </w:rPr>
-        <w:t>данных</w:t>
-      </w:r>
-      <w:r>
-        <w:rPr>
-          <w:sz w:val="28"/>
-          <w:szCs w:val="28"/>
-        </w:rPr>
-        <w:t>(</w:t>
-      </w:r>
-      <w:proofErr w:type="gramEnd"/>
-      <w:r>
-        <w:rPr>
-          <w:sz w:val="28"/>
-          <w:szCs w:val="28"/>
-        </w:rPr>
-        <w:t>рис. 5).</w:t>
+        <w:t xml:space="preserve">используются DataLoader </w:t>
+      </w:r>
+      <w:r>
+        <w:rPr>
+          <w:sz w:val="28"/>
+          <w:szCs w:val="28"/>
+        </w:rPr>
+        <w:t>с батчами и перемешиванием train-данных</w:t>
+      </w:r>
+      <w:r>
+        <w:rPr>
+          <w:sz w:val="28"/>
+          <w:szCs w:val="28"/>
+        </w:rPr>
+        <w:t>(рис. 5).</w:t>
       </w:r>
     </w:p>
     <w:p>
@@ -3436,7 +2776,6 @@
         </w:rPr>
         <w:t xml:space="preserve"> </w:t>
       </w:r>
-      <w:proofErr w:type="spellStart"/>
       <w:r>
         <w:rPr>
           <w:sz w:val="28"/>
@@ -3445,8 +2784,6 @@
         </w:rPr>
         <w:t>ResNet</w:t>
       </w:r>
-      <w:proofErr w:type="spellEnd"/>
-      <w:proofErr w:type="gramStart"/>
       <w:r>
         <w:rPr>
           <w:sz w:val="28"/>
@@ -3466,9 +2803,8 @@
           <w:sz w:val="28"/>
           <w:szCs w:val="28"/>
         </w:rPr>
-        <w:t>с</w:t>
-      </w:r>
-      <w:proofErr w:type="gramEnd"/>
+        <w:t>с предобученными весами ImageNet.</w:t>
+      </w:r>
       <w:r>
         <w:rPr>
           <w:sz w:val="28"/>
@@ -3476,90 +2812,19 @@
         </w:rPr>
         <w:t xml:space="preserve"> </w:t>
       </w:r>
-      <w:proofErr w:type="spellStart"/>
-      <w:r>
-        <w:rPr>
-          <w:sz w:val="28"/>
-          <w:szCs w:val="28"/>
-        </w:rPr>
-        <w:t>предобученными</w:t>
-      </w:r>
-      <w:proofErr w:type="spellEnd"/>
-      <w:r>
-        <w:rPr>
-          <w:sz w:val="28"/>
-          <w:szCs w:val="28"/>
-        </w:rPr>
-        <w:t xml:space="preserve"> весами </w:t>
-      </w:r>
-      <w:proofErr w:type="spellStart"/>
-      <w:r>
-        <w:rPr>
-          <w:sz w:val="28"/>
-          <w:szCs w:val="28"/>
-        </w:rPr>
-        <w:t>ImageNet</w:t>
-      </w:r>
-      <w:proofErr w:type="spellEnd"/>
-      <w:r>
-        <w:rPr>
-          <w:sz w:val="28"/>
-          <w:szCs w:val="28"/>
-        </w:rPr>
-        <w:t>.</w:t>
-      </w:r>
-      <w:r>
-        <w:rPr>
-          <w:sz w:val="28"/>
-          <w:szCs w:val="28"/>
-        </w:rPr>
-        <w:t xml:space="preserve"> </w:t>
-      </w:r>
-      <w:r>
-        <w:rPr>
-          <w:sz w:val="28"/>
-          <w:szCs w:val="28"/>
-        </w:rPr>
-        <w:t xml:space="preserve">Последний </w:t>
-      </w:r>
-      <w:proofErr w:type="spellStart"/>
-      <w:r>
-        <w:rPr>
-          <w:sz w:val="28"/>
-          <w:szCs w:val="28"/>
-        </w:rPr>
-        <w:t>полносвязный</w:t>
-      </w:r>
-      <w:proofErr w:type="spellEnd"/>
-      <w:r>
-        <w:rPr>
-          <w:sz w:val="28"/>
-          <w:szCs w:val="28"/>
-        </w:rPr>
-        <w:t xml:space="preserve"> слой заменяется под число классов текущего набора </w:t>
-      </w:r>
-      <w:proofErr w:type="gramStart"/>
-      <w:r>
-        <w:rPr>
-          <w:sz w:val="28"/>
-          <w:szCs w:val="28"/>
-        </w:rPr>
-        <w:t>жестов</w:t>
-      </w:r>
-      <w:r>
-        <w:rPr>
-          <w:sz w:val="28"/>
-          <w:szCs w:val="28"/>
-        </w:rPr>
-        <w:t>(</w:t>
-      </w:r>
-      <w:proofErr w:type="gramEnd"/>
-      <w:r>
-        <w:rPr>
-          <w:sz w:val="28"/>
-          <w:szCs w:val="28"/>
-        </w:rPr>
-        <w:t>рис. 6).</w:t>
+      <w:r>
+        <w:rPr>
+          <w:sz w:val="28"/>
+          <w:szCs w:val="28"/>
+        </w:rPr>
+        <w:t>Последний полносвязный слой заменяется под число классов текущего набора жестов</w:t>
+      </w:r>
+      <w:r>
+        <w:rPr>
+          <w:sz w:val="28"/>
+          <w:szCs w:val="28"/>
+        </w:rPr>
+        <w:t>(рис. 6).</w:t>
       </w:r>
     </w:p>
     <w:p>
@@ -3677,7 +2942,6 @@
         </w:rPr>
         <w:t xml:space="preserve">ие проводится с функцией потерь </w:t>
       </w:r>
-      <w:proofErr w:type="spellStart"/>
       <w:r>
         <w:rPr>
           <w:sz w:val="28"/>
@@ -3690,75 +2954,21 @@
           <w:sz w:val="28"/>
           <w:szCs w:val="28"/>
         </w:rPr>
-        <w:t>rossEntropyLoss</w:t>
-      </w:r>
-      <w:proofErr w:type="spellEnd"/>
-      <w:r>
-        <w:rPr>
-          <w:sz w:val="28"/>
-          <w:szCs w:val="28"/>
-        </w:rPr>
-        <w:t xml:space="preserve"> и оптимизатором </w:t>
-      </w:r>
-      <w:r>
-        <w:rPr>
-          <w:sz w:val="28"/>
-          <w:szCs w:val="28"/>
-        </w:rPr>
-        <w:t xml:space="preserve">Adam, что подходит для задачи </w:t>
-      </w:r>
-      <w:proofErr w:type="spellStart"/>
-      <w:r>
-        <w:rPr>
-          <w:sz w:val="28"/>
-          <w:szCs w:val="28"/>
-        </w:rPr>
-        <w:t>многоклассовой</w:t>
-      </w:r>
-      <w:proofErr w:type="spellEnd"/>
-      <w:r>
-        <w:rPr>
-          <w:sz w:val="28"/>
-          <w:szCs w:val="28"/>
-        </w:rPr>
-        <w:t xml:space="preserve"> классификации </w:t>
-      </w:r>
-      <w:proofErr w:type="gramStart"/>
-      <w:r>
-        <w:rPr>
-          <w:sz w:val="28"/>
-          <w:szCs w:val="28"/>
-        </w:rPr>
-        <w:t>изображений</w:t>
-      </w:r>
-      <w:r>
-        <w:rPr>
-          <w:sz w:val="28"/>
-          <w:szCs w:val="28"/>
-        </w:rPr>
-        <w:t>(</w:t>
-      </w:r>
-      <w:proofErr w:type="gramEnd"/>
-      <w:r>
-        <w:rPr>
-          <w:sz w:val="28"/>
-          <w:szCs w:val="28"/>
-        </w:rPr>
-        <w:t xml:space="preserve">рис. </w:t>
-      </w:r>
-      <w:r>
-        <w:rPr>
-          <w:sz w:val="28"/>
-          <w:szCs w:val="28"/>
-        </w:rPr>
-        <w:t>7</w:t>
-      </w:r>
-      <w:r>
-        <w:rPr>
-          <w:sz w:val="28"/>
-          <w:szCs w:val="28"/>
-        </w:rPr>
-        <w:t>).</w:t>
+        <w:t xml:space="preserve">rossEntropyLoss и оптимизатором </w:t>
+      </w:r>
+      <w:r>
+        <w:rPr>
+          <w:sz w:val="28"/>
+          <w:szCs w:val="28"/>
+        </w:rPr>
+        <w:t>Adam, что подходит для задачи многоклассовой классификации изображений</w:t>
+      </w:r>
+      <w:r>
+        <w:rPr>
+          <w:sz w:val="28"/>
+          <w:szCs w:val="28"/>
+        </w:rPr>
+        <w:t>(рис. 7).</w:t>
       </w:r>
     </w:p>
     <w:p>
@@ -3881,44 +3091,14 @@
           <w:sz w:val="28"/>
           <w:szCs w:val="28"/>
         </w:rPr>
-        <w:t xml:space="preserve">считаются ошибка и точность на обучающей выборке, после чего метрики выводятся в </w:t>
-      </w:r>
-      <w:proofErr w:type="gramStart"/>
-      <w:r>
-        <w:rPr>
-          <w:sz w:val="28"/>
-          <w:szCs w:val="28"/>
-        </w:rPr>
-        <w:t>консоль</w:t>
-      </w:r>
-      <w:r>
-        <w:rPr>
-          <w:sz w:val="28"/>
-          <w:szCs w:val="28"/>
-        </w:rPr>
-        <w:t>(</w:t>
-      </w:r>
-      <w:proofErr w:type="gramEnd"/>
-      <w:r>
-        <w:rPr>
-          <w:sz w:val="28"/>
-          <w:szCs w:val="28"/>
-        </w:rPr>
-        <w:t xml:space="preserve">рис. </w:t>
-      </w:r>
-      <w:r>
-        <w:rPr>
-          <w:sz w:val="28"/>
-          <w:szCs w:val="28"/>
-        </w:rPr>
-        <w:t>8</w:t>
-      </w:r>
-      <w:r>
-        <w:rPr>
-          <w:sz w:val="28"/>
-          <w:szCs w:val="28"/>
-        </w:rPr>
-        <w:t>).</w:t>
+        <w:t>считаются ошибка и точность на обучающей выборке, после чего метрики выводятся в консоль</w:t>
+      </w:r>
+      <w:r>
+        <w:rPr>
+          <w:sz w:val="28"/>
+          <w:szCs w:val="28"/>
+        </w:rPr>
+        <w:t>(рис. 8).</w:t>
       </w:r>
     </w:p>
     <w:p>
@@ -4028,44 +3208,14 @@
           <w:sz w:val="28"/>
           <w:szCs w:val="28"/>
         </w:rPr>
-        <w:t>После обучения сохраняются веса модели и отображение классов, чтобы корректно восстановить модель при запуске онлайн-</w:t>
-      </w:r>
-      <w:proofErr w:type="gramStart"/>
-      <w:r>
-        <w:rPr>
-          <w:sz w:val="28"/>
-          <w:szCs w:val="28"/>
-        </w:rPr>
-        <w:t>распознавания</w:t>
-      </w:r>
-      <w:r>
-        <w:rPr>
-          <w:sz w:val="28"/>
-          <w:szCs w:val="28"/>
-        </w:rPr>
-        <w:t>(</w:t>
-      </w:r>
-      <w:proofErr w:type="gramEnd"/>
-      <w:r>
-        <w:rPr>
-          <w:sz w:val="28"/>
-          <w:szCs w:val="28"/>
-        </w:rPr>
-        <w:t xml:space="preserve">рис. </w:t>
-      </w:r>
-      <w:r>
-        <w:rPr>
-          <w:sz w:val="28"/>
-          <w:szCs w:val="28"/>
-        </w:rPr>
-        <w:t>9</w:t>
-      </w:r>
-      <w:r>
-        <w:rPr>
-          <w:sz w:val="28"/>
-          <w:szCs w:val="28"/>
-        </w:rPr>
-        <w:t>).</w:t>
+        <w:t>После обучения сохраняются веса модели и отображение классов, чтобы корректно восстановить модель при запуске онлайн-распознавания</w:t>
+      </w:r>
+      <w:r>
+        <w:rPr>
+          <w:sz w:val="28"/>
+          <w:szCs w:val="28"/>
+        </w:rPr>
+        <w:t>(рис. 9).</w:t>
       </w:r>
     </w:p>
     <w:p>
@@ -4181,62 +3331,14 @@
           <w:sz w:val="28"/>
           <w:szCs w:val="28"/>
         </w:rPr>
-        <w:t xml:space="preserve"> загружается </w:t>
-      </w:r>
-      <w:proofErr w:type="spellStart"/>
-      <w:r>
-        <w:rPr>
-          <w:sz w:val="28"/>
-          <w:szCs w:val="28"/>
-        </w:rPr>
-        <w:t>checkpoint</w:t>
-      </w:r>
-      <w:proofErr w:type="spellEnd"/>
-      <w:r>
-        <w:rPr>
-          <w:sz w:val="28"/>
-          <w:szCs w:val="28"/>
-        </w:rPr>
-        <w:t xml:space="preserve">, восстанавливается структура сети и переводится в режим </w:t>
-      </w:r>
-      <w:proofErr w:type="spellStart"/>
-      <w:proofErr w:type="gramStart"/>
-      <w:r>
-        <w:rPr>
-          <w:sz w:val="28"/>
-          <w:szCs w:val="28"/>
-        </w:rPr>
-        <w:t>инференса</w:t>
-      </w:r>
-      <w:proofErr w:type="spellEnd"/>
-      <w:r>
-        <w:rPr>
-          <w:sz w:val="28"/>
-          <w:szCs w:val="28"/>
-        </w:rPr>
-        <w:t>(</w:t>
-      </w:r>
-      <w:proofErr w:type="gramEnd"/>
-      <w:r>
-        <w:rPr>
-          <w:sz w:val="28"/>
-          <w:szCs w:val="28"/>
-        </w:rPr>
-        <w:t xml:space="preserve">рис. </w:t>
-      </w:r>
-      <w:r>
-        <w:rPr>
-          <w:sz w:val="28"/>
-          <w:szCs w:val="28"/>
-        </w:rPr>
-        <w:t>10)</w:t>
-      </w:r>
-      <w:r>
-        <w:rPr>
-          <w:sz w:val="28"/>
-          <w:szCs w:val="28"/>
-        </w:rPr>
-        <w:t>.</w:t>
+        <w:t xml:space="preserve"> загружается checkpoint, восстанавливается структура сети и переводится в режим инференса</w:t>
+      </w:r>
+      <w:r>
+        <w:rPr>
+          <w:sz w:val="28"/>
+          <w:szCs w:val="28"/>
+        </w:rPr>
+        <w:t>(рис. 10).</w:t>
       </w:r>
     </w:p>
     <w:p>
@@ -4346,44 +3448,14 @@
           <w:sz w:val="28"/>
           <w:szCs w:val="28"/>
         </w:rPr>
-        <w:t xml:space="preserve">Система считывает кадры с веб-камеры, выполняет предобработку, получает вероятности классов и определяет наиболее вероятный </w:t>
-      </w:r>
-      <w:proofErr w:type="gramStart"/>
-      <w:r>
-        <w:rPr>
-          <w:sz w:val="28"/>
-          <w:szCs w:val="28"/>
-        </w:rPr>
-        <w:t>жест</w:t>
-      </w:r>
-      <w:r>
-        <w:rPr>
-          <w:sz w:val="28"/>
-          <w:szCs w:val="28"/>
-        </w:rPr>
-        <w:t>(</w:t>
-      </w:r>
-      <w:proofErr w:type="gramEnd"/>
-      <w:r>
-        <w:rPr>
-          <w:sz w:val="28"/>
-          <w:szCs w:val="28"/>
-        </w:rPr>
-        <w:t xml:space="preserve">рис. </w:t>
-      </w:r>
-      <w:r>
-        <w:rPr>
-          <w:sz w:val="28"/>
-          <w:szCs w:val="28"/>
-        </w:rPr>
-        <w:t>11</w:t>
-      </w:r>
-      <w:r>
-        <w:rPr>
-          <w:sz w:val="28"/>
-          <w:szCs w:val="28"/>
-        </w:rPr>
-        <w:t>).</w:t>
+        <w:t>Система считывает кадры с веб-камеры, выполняет предобработку, получает вероятности классов и определяет наиболее вероятный жест</w:t>
+      </w:r>
+      <w:r>
+        <w:rPr>
+          <w:sz w:val="28"/>
+          <w:szCs w:val="28"/>
+        </w:rPr>
+        <w:t>(рис. 11).</w:t>
       </w:r>
     </w:p>
     <w:p>
@@ -4525,44 +3597,14 @@
           <w:szCs w:val="28"/>
         </w:rPr>
         <w:lastRenderedPageBreak/>
-        <w:t xml:space="preserve">систему удобной для демонстрации и </w:t>
-      </w:r>
-      <w:proofErr w:type="gramStart"/>
-      <w:r>
-        <w:rPr>
-          <w:sz w:val="28"/>
-          <w:szCs w:val="28"/>
-        </w:rPr>
-        <w:t>тестирования</w:t>
-      </w:r>
-      <w:r>
-        <w:rPr>
-          <w:sz w:val="28"/>
-          <w:szCs w:val="28"/>
-        </w:rPr>
-        <w:t>(</w:t>
-      </w:r>
-      <w:proofErr w:type="gramEnd"/>
-      <w:r>
-        <w:rPr>
-          <w:sz w:val="28"/>
-          <w:szCs w:val="28"/>
-        </w:rPr>
-        <w:t xml:space="preserve">рис. </w:t>
-      </w:r>
-      <w:r>
-        <w:rPr>
-          <w:sz w:val="28"/>
-          <w:szCs w:val="28"/>
-        </w:rPr>
-        <w:t>12</w:t>
-      </w:r>
-      <w:r>
-        <w:rPr>
-          <w:sz w:val="28"/>
-          <w:szCs w:val="28"/>
-        </w:rPr>
-        <w:t>).</w:t>
+        <w:t>систему удобной для демонстрации и тестирования</w:t>
+      </w:r>
+      <w:r>
+        <w:rPr>
+          <w:sz w:val="28"/>
+          <w:szCs w:val="28"/>
+        </w:rPr>
+        <w:t>(рис. 12).</w:t>
       </w:r>
     </w:p>
     <w:p>
@@ -4666,7 +3708,6 @@
           <w:bCs/>
           <w:sz w:val="28"/>
           <w:szCs w:val="28"/>
-          <w:lang w:val="en-US"/>
         </w:rPr>
       </w:pPr>
       <w:r>
@@ -4694,23 +3735,7 @@
           <w:sz w:val="28"/>
           <w:szCs w:val="28"/>
         </w:rPr>
-        <w:t xml:space="preserve">В результате практической работы была реализована полноценная система распознавания жестов рук. В ходе разработки был подготовлен датасет на основе исходных данных в формате </w:t>
-      </w:r>
-      <w:proofErr w:type="spellStart"/>
-      <w:r>
-        <w:rPr>
-          <w:sz w:val="28"/>
-          <w:szCs w:val="28"/>
-        </w:rPr>
-        <w:t>Parquet</w:t>
-      </w:r>
-      <w:proofErr w:type="spellEnd"/>
-      <w:r>
-        <w:rPr>
-          <w:sz w:val="28"/>
-          <w:szCs w:val="28"/>
-        </w:rPr>
-        <w:t>, обучена сверточная нейросеть на базе ResNet18, а также реализовано распознавание жестов в реальном времени с использованием камеры. Дополнительно в видеопоток был добавлен вывод определенного класса и уровня уверенности модели. Разработанное решение может служить основой для учебных проектов в области компьютерного зрения и обладает потенциалом дальнейшего развития, включая расширение набора жестов, добавление оценки качества модели на этапе валидации и интеграцию в интерфейс учебного приложения.</w:t>
+        <w:t>В результате практической работы была реализована полноценная система распознавания жестов рук. В ходе разработки был подготовлен датасет на основе исходных данных в формате Parquet, обучена сверточная нейросеть на базе ResNet18, а также реализовано распознавание жестов в реальном времени с использованием камеры. Дополнительно в видеопоток был добавлен вывод определенного класса и уровня уверенности модели. Разработанное решение может служить основой для учебных проектов в области компьютерного зрения и обладает потенциалом дальнейшего развития, включая расширение набора жестов, добавление оценки качества модели на этапе валидации и интеграцию в интерфейс учебного приложения.</w:t>
       </w:r>
     </w:p>
     <w:p>
@@ -4753,7 +3778,7 @@
           <w:sz w:val="28"/>
           <w:szCs w:val="28"/>
         </w:rPr>
-        <w:t>В ходе выполнения проекта была достигнута поставленная цель: разработана и реализована система распознавания жестов руки на основе нейронной сети, обеспечивающая как офлайн-проверку изображений, так и распознавание в реальном времени с веб-камеры. Проект ориентирован на практическое применение и демонстрирует полный цикл работы с моделью машинного обучения — от подготовки данных до пользовательского интерфейса.</w:t>
+        <w:t>В ходе выполнения проекта была достигнута поставленная цель — разработана и реализована система распознавания жестов руки на основе нейронной сети, обеспечивающая как офлайн-проверку изображений, так и распознавание в реальном времени с использованием веб-камеры. Проект ориентирован на практическое применение и демонстрирует полный цикл работы с моделью машинного обучения: от подготовки данных до создания пользовательского интерфейса.</w:t>
       </w:r>
     </w:p>
     <w:p>
@@ -4772,7 +3797,7 @@
           <w:sz w:val="28"/>
           <w:szCs w:val="28"/>
         </w:rPr>
-        <w:t>В рамках работы были решены основные задачи:</w:t>
+        <w:t>В процессе выполнения работы был проведён анализ предметной области и определены основные требования к системе распознавания жестов. Были изучены теоретические основы компьютерного зрения, а также используемый технологический стек, включающий PyTorch и OpenCV. Для удобства разработки и дальнейшего сопровождения была спроектирована структура проекта с разделением на модули подготовки данных, обучения модели, тестирования и инференса.</w:t>
       </w:r>
     </w:p>
     <w:p>
@@ -4791,14 +3816,7 @@
           <w:sz w:val="28"/>
           <w:szCs w:val="28"/>
         </w:rPr>
-        <w:t>1.</w:t>
-      </w:r>
-      <w:r>
-        <w:rPr>
-          <w:sz w:val="28"/>
-          <w:szCs w:val="28"/>
-        </w:rPr>
-        <w:t>Проведён анализ предметной области и определены требования к системе распознавания жестов.</w:t>
+        <w:t>В рамках практической реализации была разработана модель классификации жестов на базе ResNet18 и написан программный код для её обучения. Дополнительно выполнена подготовка датасета из исходных данных формата .parquet с формированием обучающей и валидационной выборок. После обучения проведено тестирование качества модели на валидационном наборе, а также проверена работа системы в режимах инференса по папке изображений и распознавания жестов в реальном времени.</w:t>
       </w:r>
     </w:p>
     <w:p>
@@ -4817,53 +3835,7 @@
           <w:sz w:val="28"/>
           <w:szCs w:val="28"/>
         </w:rPr>
-        <w:t>2.</w:t>
-      </w:r>
-      <w:r>
-        <w:rPr>
-          <w:sz w:val="28"/>
-          <w:szCs w:val="28"/>
-        </w:rPr>
-        <w:t>Изучены теоретические основы компьютерного зрения и применяемый</w:t>
-      </w:r>
-      <w:r>
-        <w:rPr>
-          <w:sz w:val="28"/>
-          <w:szCs w:val="28"/>
-        </w:rPr>
-        <w:t xml:space="preserve"> технологический стек (</w:t>
-      </w:r>
-      <w:proofErr w:type="spellStart"/>
-      <w:r>
-        <w:rPr>
-          <w:sz w:val="28"/>
-          <w:szCs w:val="28"/>
-        </w:rPr>
-        <w:t>PyTorch</w:t>
-      </w:r>
-      <w:proofErr w:type="spellEnd"/>
-      <w:r>
-        <w:rPr>
-          <w:sz w:val="28"/>
-          <w:szCs w:val="28"/>
-        </w:rPr>
-        <w:t xml:space="preserve">, </w:t>
-      </w:r>
-      <w:proofErr w:type="spellStart"/>
-      <w:r>
-        <w:rPr>
-          <w:sz w:val="28"/>
-          <w:szCs w:val="28"/>
-        </w:rPr>
-        <w:t>OpenCV</w:t>
-      </w:r>
-      <w:proofErr w:type="spellEnd"/>
-      <w:r>
-        <w:rPr>
-          <w:sz w:val="28"/>
-          <w:szCs w:val="28"/>
-        </w:rPr>
-        <w:t>).</w:t>
+        <w:t>Разработанная система может использоваться в качестве учебного и демонстрационного инструмента по компьютерному зрению, а также служить основой для дальнейшего развития прикладных решений в области распознавания жестов.</w:t>
       </w:r>
     </w:p>
     <w:p>
@@ -4882,30 +3854,7 @@
           <w:sz w:val="28"/>
           <w:szCs w:val="28"/>
         </w:rPr>
-        <w:t>3.</w:t>
-      </w:r>
-      <w:r>
-        <w:rPr>
-          <w:sz w:val="28"/>
-          <w:szCs w:val="28"/>
-        </w:rPr>
-        <w:t xml:space="preserve">Спроектирована структура проекта с разделением на модули подготовки данных, обучения, тестирования и </w:t>
-      </w:r>
-      <w:proofErr w:type="spellStart"/>
-      <w:r>
-        <w:rPr>
-          <w:sz w:val="28"/>
-          <w:szCs w:val="28"/>
-        </w:rPr>
-        <w:t>инференса</w:t>
-      </w:r>
-      <w:proofErr w:type="spellEnd"/>
-      <w:r>
-        <w:rPr>
-          <w:sz w:val="28"/>
-          <w:szCs w:val="28"/>
-        </w:rPr>
-        <w:t>.</w:t>
+        <w:t>Перспективы дальнейшего развития:</w:t>
       </w:r>
     </w:p>
     <w:p>
@@ -4924,28 +3873,21 @@
           <w:sz w:val="28"/>
           <w:szCs w:val="28"/>
         </w:rPr>
-        <w:t>4.</w:t>
-      </w:r>
-      <w:r>
-        <w:rPr>
-          <w:sz w:val="28"/>
-          <w:szCs w:val="28"/>
-        </w:rPr>
-        <w:t>Реализована моде</w:t>
-      </w:r>
-      <w:r>
-        <w:rPr>
-          <w:sz w:val="28"/>
-          <w:szCs w:val="28"/>
-        </w:rPr>
-        <w:t xml:space="preserve">ль классификации жестов на базе ResNet18 </w:t>
-      </w:r>
-      <w:r>
-        <w:rPr>
-          <w:sz w:val="28"/>
-          <w:szCs w:val="28"/>
-        </w:rPr>
-        <w:t>и написан программный код для её обучения.</w:t>
+        <w:t>- Д</w:t>
+      </w:r>
+      <w:r>
+        <w:rPr>
+          <w:sz w:val="28"/>
+          <w:szCs w:val="28"/>
+        </w:rPr>
+        <w:t xml:space="preserve">обавление requirements.txt </w:t>
+      </w:r>
+      <w:r>
+        <w:rPr>
+          <w:sz w:val="28"/>
+          <w:szCs w:val="28"/>
+        </w:rPr>
+        <w:t>и улучшение воспроизводимости окружения;</w:t>
       </w:r>
     </w:p>
     <w:p>
@@ -4964,62 +3906,14 @@
           <w:sz w:val="28"/>
           <w:szCs w:val="28"/>
         </w:rPr>
-        <w:t>5.</w:t>
-      </w:r>
-      <w:r>
-        <w:rPr>
-          <w:sz w:val="28"/>
-          <w:szCs w:val="28"/>
-        </w:rPr>
-        <w:t xml:space="preserve">Выполнена </w:t>
-      </w:r>
-      <w:r>
-        <w:rPr>
-          <w:sz w:val="28"/>
-          <w:szCs w:val="28"/>
-        </w:rPr>
-        <w:t xml:space="preserve">подготовка датасета из </w:t>
-      </w:r>
-      <w:proofErr w:type="spellStart"/>
-      <w:proofErr w:type="gramStart"/>
-      <w:r>
-        <w:rPr>
-          <w:sz w:val="28"/>
-          <w:szCs w:val="28"/>
-        </w:rPr>
-        <w:t>исходных</w:t>
-      </w:r>
-      <w:r>
-        <w:rPr>
-          <w:sz w:val="28"/>
-          <w:szCs w:val="28"/>
-        </w:rPr>
-        <w:t>.parquet</w:t>
-      </w:r>
-      <w:proofErr w:type="spellEnd"/>
-      <w:proofErr w:type="gramEnd"/>
-      <w:r>
-        <w:rPr>
-          <w:sz w:val="28"/>
-          <w:szCs w:val="28"/>
-        </w:rPr>
-        <w:t xml:space="preserve">-данных с формированием обучающей и </w:t>
-      </w:r>
-      <w:proofErr w:type="spellStart"/>
-      <w:r>
-        <w:rPr>
-          <w:sz w:val="28"/>
-          <w:szCs w:val="28"/>
-        </w:rPr>
-        <w:t>валидационной</w:t>
-      </w:r>
-      <w:proofErr w:type="spellEnd"/>
-      <w:r>
-        <w:rPr>
-          <w:sz w:val="28"/>
-          <w:szCs w:val="28"/>
-        </w:rPr>
-        <w:t xml:space="preserve"> выборок.</w:t>
+        <w:t>- С</w:t>
+      </w:r>
+      <w:r>
+        <w:rPr>
+          <w:sz w:val="28"/>
+          <w:szCs w:val="28"/>
+        </w:rPr>
+        <w:t>охранение лучшей модели по валидационной метрике;</w:t>
       </w:r>
     </w:p>
     <w:p>
@@ -5038,62 +3932,14 @@
           <w:sz w:val="28"/>
           <w:szCs w:val="28"/>
         </w:rPr>
-        <w:t>6.</w:t>
-      </w:r>
-      <w:r>
-        <w:rPr>
-          <w:sz w:val="28"/>
-          <w:szCs w:val="28"/>
-        </w:rPr>
-        <w:t xml:space="preserve">Проведено тестирование качества модели на </w:t>
-      </w:r>
-      <w:proofErr w:type="spellStart"/>
-      <w:r>
-        <w:rPr>
-          <w:sz w:val="28"/>
-          <w:szCs w:val="28"/>
-        </w:rPr>
-        <w:t>валидационном</w:t>
-      </w:r>
-      <w:proofErr w:type="spellEnd"/>
-      <w:r>
-        <w:rPr>
-          <w:sz w:val="28"/>
-          <w:szCs w:val="28"/>
-        </w:rPr>
-        <w:t xml:space="preserve"> наборе, а также проверена работа в режимах </w:t>
-      </w:r>
-      <w:proofErr w:type="spellStart"/>
-      <w:r>
-        <w:rPr>
-          <w:sz w:val="28"/>
-          <w:szCs w:val="28"/>
-        </w:rPr>
-        <w:t>инференса</w:t>
-      </w:r>
-      <w:proofErr w:type="spellEnd"/>
-      <w:r>
-        <w:rPr>
-          <w:sz w:val="28"/>
-          <w:szCs w:val="28"/>
-        </w:rPr>
-        <w:t xml:space="preserve"> по папке изображений и </w:t>
-      </w:r>
-      <w:proofErr w:type="spellStart"/>
-      <w:r>
-        <w:rPr>
-          <w:sz w:val="28"/>
-          <w:szCs w:val="28"/>
-        </w:rPr>
-        <w:t>live</w:t>
-      </w:r>
-      <w:proofErr w:type="spellEnd"/>
-      <w:r>
-        <w:rPr>
-          <w:sz w:val="28"/>
-          <w:szCs w:val="28"/>
-        </w:rPr>
-        <w:t>-распознавания.</w:t>
+        <w:t>- В</w:t>
+      </w:r>
+      <w:r>
+        <w:rPr>
+          <w:sz w:val="28"/>
+          <w:szCs w:val="28"/>
+        </w:rPr>
+        <w:t>недрение аугментаций данных и ранней остановки;</w:t>
       </w:r>
     </w:p>
     <w:p>
@@ -5112,7 +3958,14 @@
           <w:sz w:val="28"/>
           <w:szCs w:val="28"/>
         </w:rPr>
-        <w:t>Разработанная система может использоваться как учебный и демонстрационный инструмент по компьютерному зрению, а также как база для дальнейшего развития прикладных решений в области распознавания жестов.</w:t>
+        <w:t>- Л</w:t>
+      </w:r>
+      <w:r>
+        <w:rPr>
+          <w:sz w:val="28"/>
+          <w:szCs w:val="28"/>
+        </w:rPr>
+        <w:t>огирование метрик обучения (TensorBoard/W&amp;B);</w:t>
       </w:r>
     </w:p>
     <w:p>
@@ -5131,7 +3984,29 @@
           <w:sz w:val="28"/>
           <w:szCs w:val="28"/>
         </w:rPr>
-        <w:t>Перспективы дальнейшего развития:</w:t>
+        <w:lastRenderedPageBreak/>
+        <w:t>- Э</w:t>
+      </w:r>
+      <w:r>
+        <w:rPr>
+          <w:sz w:val="28"/>
+          <w:szCs w:val="28"/>
+        </w:rPr>
+        <w:t>к</w:t>
+      </w:r>
+      <w:r>
+        <w:rPr>
+          <w:sz w:val="28"/>
+          <w:szCs w:val="28"/>
+        </w:rPr>
+        <w:t xml:space="preserve">спорт модели в ONNX/TorchScript </w:t>
+      </w:r>
+      <w:r>
+        <w:rPr>
+          <w:sz w:val="28"/>
+          <w:szCs w:val="28"/>
+        </w:rPr>
+        <w:t>для упрощения интеграции.</w:t>
       </w:r>
     </w:p>
     <w:p>
@@ -5150,21 +4025,7 @@
           <w:sz w:val="28"/>
           <w:szCs w:val="28"/>
         </w:rPr>
-        <w:t>- Д</w:t>
-      </w:r>
-      <w:r>
-        <w:rPr>
-          <w:sz w:val="28"/>
-          <w:szCs w:val="28"/>
-        </w:rPr>
-        <w:t xml:space="preserve">обавление requirements.txt </w:t>
-      </w:r>
-      <w:r>
-        <w:rPr>
-          <w:sz w:val="28"/>
-          <w:szCs w:val="28"/>
-        </w:rPr>
-        <w:t>и улучшение воспроизводимости окружения;</w:t>
+        <w:t>Таким образом, проект успешно выполнен, соответствует поставленным задачам и может быть рекомендован к практическому использованию и дальнейшему развитию.</w:t>
       </w:r>
     </w:p>
     <w:p>
@@ -5178,35 +4039,74 @@
           <w:szCs w:val="28"/>
         </w:rPr>
       </w:pPr>
-      <w:r>
-        <w:rPr>
-          <w:sz w:val="28"/>
-          <w:szCs w:val="28"/>
-        </w:rPr>
-        <w:t>- С</w:t>
-      </w:r>
-      <w:r>
-        <w:rPr>
-          <w:sz w:val="28"/>
-          <w:szCs w:val="28"/>
-        </w:rPr>
-        <w:t xml:space="preserve">охранение лучшей модели по </w:t>
-      </w:r>
-      <w:proofErr w:type="spellStart"/>
-      <w:r>
-        <w:rPr>
-          <w:sz w:val="28"/>
-          <w:szCs w:val="28"/>
-        </w:rPr>
-        <w:t>валидационной</w:t>
-      </w:r>
-      <w:proofErr w:type="spellEnd"/>
-      <w:r>
-        <w:rPr>
-          <w:sz w:val="28"/>
-          <w:szCs w:val="28"/>
-        </w:rPr>
-        <w:t xml:space="preserve"> метрике;</w:t>
+    </w:p>
+    <w:p>
+      <w:pPr>
+        <w:spacing w:line="360" w:lineRule="auto"/>
+        <w:rPr>
+          <w:rFonts w:eastAsia="NSimSun" w:cs="Courier New"/>
+          <w:sz w:val="28"/>
+          <w:szCs w:val="28"/>
+        </w:rPr>
+      </w:pPr>
+      <w:r>
+        <w:rPr>
+          <w:sz w:val="28"/>
+          <w:szCs w:val="28"/>
+        </w:rPr>
+        <w:br w:type="page"/>
+      </w:r>
+    </w:p>
+    <w:p>
+      <w:pPr>
+        <w:pStyle w:val="PreformattedText"/>
+        <w:spacing w:line="360" w:lineRule="auto"/>
+        <w:jc w:val="both"/>
+        <w:rPr>
+          <w:sz w:val="28"/>
+          <w:szCs w:val="28"/>
+        </w:rPr>
+      </w:pPr>
+    </w:p>
+    <w:p>
+      <w:pPr>
+        <w:pStyle w:val="PreformattedText"/>
+        <w:spacing w:line="360" w:lineRule="auto"/>
+        <w:ind w:firstLine="709"/>
+        <w:jc w:val="center"/>
+        <w:rPr>
+          <w:b/>
+          <w:bCs/>
+          <w:sz w:val="28"/>
+          <w:szCs w:val="28"/>
+        </w:rPr>
+      </w:pPr>
+      <w:r>
+        <w:rPr>
+          <w:b/>
+          <w:bCs/>
+          <w:sz w:val="28"/>
+          <w:szCs w:val="28"/>
+        </w:rPr>
+        <w:t xml:space="preserve">Список </w:t>
+      </w:r>
+      <w:r>
+        <w:rPr>
+          <w:b/>
+          <w:bCs/>
+          <w:sz w:val="28"/>
+          <w:szCs w:val="28"/>
+        </w:rPr>
+        <w:t>использованных источников</w:t>
+      </w:r>
+      <w:r>
+        <w:rPr>
+          <w:b/>
+          <w:bCs/>
+          <w:sz w:val="28"/>
+          <w:szCs w:val="28"/>
+        </w:rPr>
+        <w:t>:</w:t>
       </w:r>
     </w:p>
     <w:p>
@@ -5225,14 +4125,7 @@
           <w:sz w:val="28"/>
           <w:szCs w:val="28"/>
         </w:rPr>
-        <w:t>- В</w:t>
-      </w:r>
-      <w:r>
-        <w:rPr>
-          <w:sz w:val="28"/>
-          <w:szCs w:val="28"/>
-        </w:rPr>
-        <w:t>недрение аугментаций данных и ранней остановки;</w:t>
+        <w:t>1.Гудфеллоу И., Бенджио Й., Курвилль А. Глубокое обучение. — М.: ДМК Пресс, 2018.</w:t>
       </w:r>
     </w:p>
     <w:p>
@@ -5251,280 +4144,7 @@
           <w:sz w:val="28"/>
           <w:szCs w:val="28"/>
         </w:rPr>
-        <w:t>- Л</w:t>
-      </w:r>
-      <w:r>
-        <w:rPr>
-          <w:sz w:val="28"/>
-          <w:szCs w:val="28"/>
-        </w:rPr>
-        <w:t>огирование метрик обучения (</w:t>
-      </w:r>
-      <w:proofErr w:type="spellStart"/>
-      <w:r>
-        <w:rPr>
-          <w:sz w:val="28"/>
-          <w:szCs w:val="28"/>
-        </w:rPr>
-        <w:t>TensorBoard</w:t>
-      </w:r>
-      <w:proofErr w:type="spellEnd"/>
-      <w:r>
-        <w:rPr>
-          <w:sz w:val="28"/>
-          <w:szCs w:val="28"/>
-        </w:rPr>
-        <w:t>/W&amp;B);</w:t>
-      </w:r>
-    </w:p>
-    <w:p>
-      <w:pPr>
-        <w:pStyle w:val="PreformattedText"/>
-        <w:spacing w:line="360" w:lineRule="auto"/>
-        <w:ind w:firstLine="709"/>
-        <w:jc w:val="both"/>
-        <w:rPr>
-          <w:sz w:val="28"/>
-          <w:szCs w:val="28"/>
-        </w:rPr>
-      </w:pPr>
-      <w:r>
-        <w:rPr>
-          <w:sz w:val="28"/>
-          <w:szCs w:val="28"/>
-        </w:rPr>
-        <w:t>- Э</w:t>
-      </w:r>
-      <w:r>
-        <w:rPr>
-          <w:sz w:val="28"/>
-          <w:szCs w:val="28"/>
-        </w:rPr>
-        <w:t>к</w:t>
-      </w:r>
-      <w:r>
-        <w:rPr>
-          <w:sz w:val="28"/>
-          <w:szCs w:val="28"/>
-        </w:rPr>
-        <w:t>спорт модели в ONNX/</w:t>
-      </w:r>
-      <w:proofErr w:type="spellStart"/>
-      <w:r>
-        <w:rPr>
-          <w:sz w:val="28"/>
-          <w:szCs w:val="28"/>
-        </w:rPr>
-        <w:t>TorchScript</w:t>
-      </w:r>
-      <w:proofErr w:type="spellEnd"/>
-      <w:r>
-        <w:rPr>
-          <w:sz w:val="28"/>
-          <w:szCs w:val="28"/>
-        </w:rPr>
-        <w:t xml:space="preserve"> </w:t>
-      </w:r>
-      <w:r>
-        <w:rPr>
-          <w:sz w:val="28"/>
-          <w:szCs w:val="28"/>
-        </w:rPr>
-        <w:t>для упрощения интеграции.</w:t>
-      </w:r>
-    </w:p>
-    <w:p>
-      <w:pPr>
-        <w:pStyle w:val="PreformattedText"/>
-        <w:spacing w:line="360" w:lineRule="auto"/>
-        <w:ind w:firstLine="709"/>
-        <w:jc w:val="both"/>
-        <w:rPr>
-          <w:sz w:val="28"/>
-          <w:szCs w:val="28"/>
-        </w:rPr>
-      </w:pPr>
-      <w:r>
-        <w:rPr>
-          <w:sz w:val="28"/>
-          <w:szCs w:val="28"/>
-        </w:rPr>
-        <w:t xml:space="preserve">Таким образом, проект успешно выполнен, соответствует поставленным </w:t>
-      </w:r>
-      <w:r>
-        <w:rPr>
-          <w:sz w:val="28"/>
-          <w:szCs w:val="28"/>
-        </w:rPr>
-        <w:lastRenderedPageBreak/>
-        <w:t>задачам и может быть рекомендован к практическому использованию и дальнейшему развитию.</w:t>
-      </w:r>
-    </w:p>
-    <w:p>
-      <w:pPr>
-        <w:pStyle w:val="PreformattedText"/>
-        <w:spacing w:line="360" w:lineRule="auto"/>
-        <w:ind w:firstLine="709"/>
-        <w:jc w:val="both"/>
-        <w:rPr>
-          <w:sz w:val="28"/>
-          <w:szCs w:val="28"/>
-        </w:rPr>
-      </w:pPr>
-    </w:p>
-    <w:p>
-      <w:pPr>
-        <w:spacing w:line="360" w:lineRule="auto"/>
-        <w:rPr>
-          <w:rFonts w:eastAsia="NSimSun" w:cs="Courier New"/>
-          <w:sz w:val="28"/>
-          <w:szCs w:val="28"/>
-        </w:rPr>
-      </w:pPr>
-      <w:r>
-        <w:rPr>
-          <w:sz w:val="28"/>
-          <w:szCs w:val="28"/>
-        </w:rPr>
-        <w:br w:type="page"/>
-      </w:r>
-    </w:p>
-    <w:p>
-      <w:pPr>
-        <w:pStyle w:val="PreformattedText"/>
-        <w:spacing w:line="360" w:lineRule="auto"/>
-        <w:jc w:val="both"/>
-        <w:rPr>
-          <w:sz w:val="28"/>
-          <w:szCs w:val="28"/>
-        </w:rPr>
-      </w:pPr>
-    </w:p>
-    <w:p>
-      <w:pPr>
-        <w:pStyle w:val="PreformattedText"/>
-        <w:spacing w:line="360" w:lineRule="auto"/>
-        <w:ind w:firstLine="709"/>
-        <w:jc w:val="center"/>
-        <w:rPr>
-          <w:b/>
-          <w:bCs/>
-          <w:sz w:val="28"/>
-          <w:szCs w:val="28"/>
-        </w:rPr>
-      </w:pPr>
-      <w:r>
-        <w:rPr>
-          <w:b/>
-          <w:bCs/>
-          <w:sz w:val="28"/>
-          <w:szCs w:val="28"/>
-        </w:rPr>
-        <w:t xml:space="preserve">Список </w:t>
-      </w:r>
-      <w:r>
-        <w:rPr>
-          <w:b/>
-          <w:bCs/>
-          <w:sz w:val="28"/>
-          <w:szCs w:val="28"/>
-        </w:rPr>
-        <w:t>использованных источников</w:t>
-      </w:r>
-      <w:r>
-        <w:rPr>
-          <w:b/>
-          <w:bCs/>
-          <w:sz w:val="28"/>
-          <w:szCs w:val="28"/>
-        </w:rPr>
-        <w:t>:</w:t>
-      </w:r>
-    </w:p>
-    <w:p>
-      <w:pPr>
-        <w:pStyle w:val="PreformattedText"/>
-        <w:spacing w:line="360" w:lineRule="auto"/>
-        <w:ind w:firstLine="709"/>
-        <w:jc w:val="both"/>
-        <w:rPr>
-          <w:sz w:val="28"/>
-          <w:szCs w:val="28"/>
-        </w:rPr>
-      </w:pPr>
-      <w:r>
-        <w:rPr>
-          <w:sz w:val="28"/>
-          <w:szCs w:val="28"/>
-        </w:rPr>
-        <w:t xml:space="preserve">1.Гудфеллоу И., </w:t>
-      </w:r>
-      <w:proofErr w:type="spellStart"/>
-      <w:r>
-        <w:rPr>
-          <w:sz w:val="28"/>
-          <w:szCs w:val="28"/>
-        </w:rPr>
-        <w:t>Бенджио</w:t>
-      </w:r>
-      <w:proofErr w:type="spellEnd"/>
-      <w:r>
-        <w:rPr>
-          <w:sz w:val="28"/>
-          <w:szCs w:val="28"/>
-        </w:rPr>
-        <w:t xml:space="preserve"> Й., </w:t>
-      </w:r>
-      <w:proofErr w:type="spellStart"/>
-      <w:r>
-        <w:rPr>
-          <w:sz w:val="28"/>
-          <w:szCs w:val="28"/>
-        </w:rPr>
-        <w:t>Курвилль</w:t>
-      </w:r>
-      <w:proofErr w:type="spellEnd"/>
-      <w:r>
-        <w:rPr>
-          <w:sz w:val="28"/>
-          <w:szCs w:val="28"/>
-        </w:rPr>
-        <w:t xml:space="preserve"> А. Глубокое обучение. — М.: ДМК Пресс, 2018.</w:t>
-      </w:r>
-    </w:p>
-    <w:p>
-      <w:pPr>
-        <w:pStyle w:val="PreformattedText"/>
-        <w:spacing w:line="360" w:lineRule="auto"/>
-        <w:ind w:firstLine="709"/>
-        <w:jc w:val="both"/>
-        <w:rPr>
-          <w:sz w:val="28"/>
-          <w:szCs w:val="28"/>
-        </w:rPr>
-      </w:pPr>
-      <w:r>
-        <w:rPr>
-          <w:sz w:val="28"/>
-          <w:szCs w:val="28"/>
-        </w:rPr>
-        <w:t>2.</w:t>
-      </w:r>
-      <w:proofErr w:type="gramStart"/>
-      <w:r>
-        <w:rPr>
-          <w:sz w:val="28"/>
-          <w:szCs w:val="28"/>
-        </w:rPr>
-        <w:t>Python :</w:t>
-      </w:r>
-      <w:proofErr w:type="gramEnd"/>
-      <w:r>
-        <w:rPr>
-          <w:sz w:val="28"/>
-          <w:szCs w:val="28"/>
-        </w:rPr>
-        <w:t xml:space="preserve"> официальный сайт. URL: </w:t>
+        <w:t xml:space="preserve">2.Python : официальный сайт. URL: </w:t>
       </w:r>
       <w:hyperlink r:id="rId20" w:tgtFrame="_blank" w:history="1">
         <w:r>
@@ -5554,8 +4174,6 @@
         </w:rPr>
         <w:t>3.</w:t>
       </w:r>
-      <w:proofErr w:type="spellStart"/>
-      <w:proofErr w:type="gramStart"/>
       <w:r>
         <w:rPr>
           <w:sz w:val="28"/>
@@ -5564,30 +4182,12 @@
         </w:rPr>
         <w:t>PyTorch</w:t>
       </w:r>
-      <w:proofErr w:type="spellEnd"/>
-      <w:r>
-        <w:rPr>
-          <w:sz w:val="28"/>
-          <w:szCs w:val="28"/>
-        </w:rPr>
-        <w:t xml:space="preserve"> :</w:t>
-      </w:r>
-      <w:proofErr w:type="spellStart"/>
-      <w:r>
-        <w:rPr>
-          <w:sz w:val="28"/>
-          <w:szCs w:val="28"/>
-        </w:rPr>
-        <w:t>официальнаядокументация</w:t>
-      </w:r>
-      <w:proofErr w:type="spellEnd"/>
-      <w:proofErr w:type="gramEnd"/>
-      <w:r>
-        <w:rPr>
-          <w:sz w:val="28"/>
-          <w:szCs w:val="28"/>
-        </w:rPr>
-        <w:t>.</w:t>
+      <w:r>
+        <w:rPr>
+          <w:sz w:val="28"/>
+          <w:szCs w:val="28"/>
+        </w:rPr>
+        <w:t xml:space="preserve"> :официальнаядокументация.</w:t>
       </w:r>
     </w:p>
     <w:p>
@@ -5606,23 +4206,7 @@
           <w:sz w:val="28"/>
           <w:szCs w:val="28"/>
         </w:rPr>
-        <w:t>4.</w:t>
-      </w:r>
-      <w:proofErr w:type="gramStart"/>
-      <w:r>
-        <w:rPr>
-          <w:sz w:val="28"/>
-          <w:szCs w:val="28"/>
-        </w:rPr>
-        <w:t>torchvision :</w:t>
-      </w:r>
-      <w:proofErr w:type="gramEnd"/>
-      <w:r>
-        <w:rPr>
-          <w:sz w:val="28"/>
-          <w:szCs w:val="28"/>
-        </w:rPr>
-        <w:t xml:space="preserve"> документация библиотеки. </w:t>
+        <w:t xml:space="preserve">4.torchvision : документация библиотеки. </w:t>
       </w:r>
       <w:r>
         <w:rPr>
@@ -5660,23 +4244,7 @@
           <w:sz w:val="28"/>
           <w:szCs w:val="28"/>
         </w:rPr>
-        <w:t>5.</w:t>
-      </w:r>
-      <w:proofErr w:type="gramStart"/>
-      <w:r>
-        <w:rPr>
-          <w:sz w:val="28"/>
-          <w:szCs w:val="28"/>
-        </w:rPr>
-        <w:t>OpenCV :</w:t>
-      </w:r>
-      <w:proofErr w:type="gramEnd"/>
-      <w:r>
-        <w:rPr>
-          <w:sz w:val="28"/>
-          <w:szCs w:val="28"/>
-        </w:rPr>
-        <w:t xml:space="preserve"> официальная документация. URL: </w:t>
+        <w:t xml:space="preserve">5.OpenCV : официальная документация. URL: </w:t>
       </w:r>
       <w:hyperlink r:id="rId22" w:tgtFrame="_blank" w:history="1">
         <w:r>
@@ -5704,32 +4272,7 @@
           <w:sz w:val="28"/>
           <w:szCs w:val="28"/>
         </w:rPr>
-        <w:t xml:space="preserve">6.Pillow (PIL </w:t>
-      </w:r>
-      <w:proofErr w:type="spellStart"/>
-      <w:r>
-        <w:rPr>
-          <w:sz w:val="28"/>
-          <w:szCs w:val="28"/>
-        </w:rPr>
-        <w:t>Fork</w:t>
-      </w:r>
-      <w:proofErr w:type="spellEnd"/>
-      <w:proofErr w:type="gramStart"/>
-      <w:r>
-        <w:rPr>
-          <w:sz w:val="28"/>
-          <w:szCs w:val="28"/>
-        </w:rPr>
-        <w:t>) :</w:t>
-      </w:r>
-      <w:proofErr w:type="gramEnd"/>
-      <w:r>
-        <w:rPr>
-          <w:sz w:val="28"/>
-          <w:szCs w:val="28"/>
-        </w:rPr>
-        <w:t xml:space="preserve"> документация библиотеки. URL: </w:t>
+        <w:t xml:space="preserve">6.Pillow (PIL Fork) : документация библиотеки. URL: </w:t>
       </w:r>
       <w:hyperlink r:id="rId23" w:tgtFrame="_blank" w:history="1">
         <w:r>
@@ -5758,23 +4301,7 @@
           <w:sz w:val="28"/>
           <w:szCs w:val="28"/>
         </w:rPr>
-        <w:t>7.</w:t>
-      </w:r>
-      <w:proofErr w:type="gramStart"/>
-      <w:r>
-        <w:rPr>
-          <w:sz w:val="28"/>
-          <w:szCs w:val="28"/>
-        </w:rPr>
-        <w:t>NumPy :</w:t>
-      </w:r>
-      <w:proofErr w:type="gramEnd"/>
-      <w:r>
-        <w:rPr>
-          <w:sz w:val="28"/>
-          <w:szCs w:val="28"/>
-        </w:rPr>
-        <w:t xml:space="preserve"> официальная документация. URL: </w:t>
+        <w:t xml:space="preserve">7.NumPy : официальная документация. URL: </w:t>
       </w:r>
       <w:hyperlink r:id="rId24" w:tgtFrame="_blank" w:history="1">
         <w:r>
@@ -5803,23 +4330,7 @@
           <w:sz w:val="28"/>
           <w:szCs w:val="28"/>
         </w:rPr>
-        <w:t xml:space="preserve">8.Habr. Нейронные сети и компьютерное зрение на </w:t>
-      </w:r>
-      <w:proofErr w:type="gramStart"/>
-      <w:r>
-        <w:rPr>
-          <w:sz w:val="28"/>
-          <w:szCs w:val="28"/>
-        </w:rPr>
-        <w:t>Python :</w:t>
-      </w:r>
-      <w:proofErr w:type="gramEnd"/>
-      <w:r>
-        <w:rPr>
-          <w:sz w:val="28"/>
-          <w:szCs w:val="28"/>
-        </w:rPr>
-        <w:t xml:space="preserve"> статьи и практические материалы. URL: </w:t>
+        <w:t xml:space="preserve">8.Habr. Нейронные сети и компьютерное зрение на Python : статьи и практические материалы. URL: </w:t>
       </w:r>
       <w:hyperlink r:id="rId25" w:tgtFrame="_blank" w:history="1">
         <w:r>
@@ -5849,23 +4360,7 @@
           <w:sz w:val="28"/>
           <w:szCs w:val="28"/>
         </w:rPr>
-        <w:t xml:space="preserve">9.Kaggle. </w:t>
-      </w:r>
-      <w:proofErr w:type="spellStart"/>
-      <w:r>
-        <w:rPr>
-          <w:sz w:val="28"/>
-          <w:szCs w:val="28"/>
-        </w:rPr>
-        <w:t>Datasets</w:t>
-      </w:r>
-      <w:proofErr w:type="spellEnd"/>
-      <w:r>
-        <w:rPr>
-          <w:sz w:val="28"/>
-          <w:szCs w:val="28"/>
-        </w:rPr>
-        <w:t xml:space="preserve"> и материалы по распознаванию изображений. </w:t>
+        <w:t xml:space="preserve">9.Kaggle. Datasets и материалы по распознаванию изображений. </w:t>
       </w:r>
       <w:r>
         <w:rPr>

--- a/text (1).docx
+++ b/text (1).docx
@@ -1,421 +1,649 @@
 
 <file path=word/document.xml><?xml version="1.0" encoding="utf-8"?>
-<w:document xmlns:wpc="http://schemas.microsoft.com/office/word/2010/wordprocessingCanvas" xmlns:cx="http://schemas.microsoft.com/office/drawing/2014/chartex" xmlns:cx1="http://schemas.microsoft.com/office/drawing/2015/9/8/chartex" xmlns:cx2="http://schemas.microsoft.com/office/drawing/2015/10/21/chartex" xmlns:cx3="http://schemas.microsoft.com/office/drawing/2016/5/9/chartex" xmlns:cx4="http://schemas.microsoft.com/office/drawing/2016/5/10/chartex" xmlns:cx5="http://schemas.microsoft.com/office/drawing/2016/5/11/chartex" xmlns:cx6="http://schemas.microsoft.com/office/drawing/2016/5/12/chartex" xmlns:cx7="http://schemas.microsoft.com/office/drawing/2016/5/13/chartex" xmlns:cx8="http://schemas.microsoft.com/office/drawing/2016/5/14/chartex" xmlns:mc="http://schemas.openxmlformats.org/markup-compatibility/2006" xmlns:aink="http://schemas.microsoft.com/office/drawing/2016/ink" xmlns:am3d="http://schemas.microsoft.com/office/drawing/2017/model3d" xmlns:o="urn:schemas-microsoft-com:office:office" xmlns:oel="http://schemas.microsoft.com/office/2019/extlst" xmlns:r="http://schemas.openxmlformats.org/officeDocument/2006/relationships" xmlns:m="http://schemas.openxmlformats.org/officeDocument/2006/math" xmlns:v="urn:schemas-microsoft-com:vml" xmlns:wp14="http://schemas.microsoft.com/office/word/2010/wordprocessingDrawing" xmlns:wp="http://schemas.openxmlformats.org/drawingml/2006/wordprocessingDrawing" xmlns:w10="urn:schemas-microsoft-com:office:word" xmlns:w="http://schemas.openxmlformats.org/wordprocessingml/2006/main" xmlns:w14="http://schemas.microsoft.com/office/word/2010/wordml" xmlns:w15="http://schemas.microsoft.com/office/word/2012/wordml" xmlns:w16cex="http://schemas.microsoft.com/office/word/2018/wordml/cex" xmlns:w16cid="http://schemas.microsoft.com/office/word/2016/wordml/cid" xmlns:w16="http://schemas.microsoft.com/office/word/2018/wordml" xmlns:w16du="http://schemas.microsoft.com/office/word/2023/wordml/word16du" xmlns:w16sdtdh="http://schemas.microsoft.com/office/word/2020/wordml/sdtdatahash" xmlns:w16sdtfl="http://schemas.microsoft.com/office/word/2024/wordml/sdtformatlock" xmlns:w16se="http://schemas.microsoft.com/office/word/2015/wordml/symex" xmlns:wpg="http://schemas.microsoft.com/office/word/2010/wordprocessingGroup" xmlns:wpi="http://schemas.microsoft.com/office/word/2010/wordprocessingInk" xmlns:wne="http://schemas.microsoft.com/office/word/2006/wordml" xmlns:wps="http://schemas.microsoft.com/office/word/2010/wordprocessingShape" mc:Ignorable="w14 w15 w16se w16cid w16 w16cex w16sdtdh w16sdtfl w16du wp14">
+<w:document xmlns:wpc="http://schemas.microsoft.com/office/word/2010/wordprocessingCanvas" xmlns:mc="http://schemas.openxmlformats.org/markup-compatibility/2006" xmlns:o="urn:schemas-microsoft-com:office:office" xmlns:r="http://schemas.openxmlformats.org/officeDocument/2006/relationships" xmlns:m="http://schemas.openxmlformats.org/officeDocument/2006/math" xmlns:v="urn:schemas-microsoft-com:vml" xmlns:wp14="http://schemas.microsoft.com/office/word/2010/wordprocessingDrawing" xmlns:wp="http://schemas.openxmlformats.org/drawingml/2006/wordprocessingDrawing" xmlns:w10="urn:schemas-microsoft-com:office:word" xmlns:w="http://schemas.openxmlformats.org/wordprocessingml/2006/main" xmlns:w14="http://schemas.microsoft.com/office/word/2010/wordml" xmlns:w15="http://schemas.microsoft.com/office/word/2012/wordml" xmlns:wpg="http://schemas.microsoft.com/office/word/2010/wordprocessingGroup" xmlns:wpi="http://schemas.microsoft.com/office/word/2010/wordprocessingInk" xmlns:wne="http://schemas.microsoft.com/office/word/2006/wordml" xmlns:wps="http://schemas.microsoft.com/office/word/2010/wordprocessingShape" mc:Ignorable="w14 w15 wp14">
   <w:body>
     <w:p>
       <w:pPr>
-        <w:pStyle w:val="PreformattedText"/>
         <w:spacing w:line="360" w:lineRule="auto"/>
         <w:jc w:val="center"/>
         <w:rPr>
+          <w:rFonts w:eastAsia="Times New Roman" w:cs="Times New Roman"/>
+          <w:color w:val="000000"/>
+          <w:sz w:val="28"/>
+          <w:szCs w:val="28"/>
+          <w:lang w:eastAsia="ru-RU"/>
+        </w:rPr>
+      </w:pPr>
+      <w:r>
+        <w:rPr>
           <w:rFonts w:cs="Times New Roman"/>
+          <w:color w:val="000000"/>
+          <w:sz w:val="28"/>
+          <w:szCs w:val="28"/>
+        </w:rPr>
+        <w:t>МИНИСТЕРСТВО ПРОСВЕЩЕНИЯ РОССИЙСКОЙ ФЕДЕРАЦИИ</w:t>
+      </w:r>
+      <w:r>
+        <w:rPr>
+          <w:rFonts w:eastAsia="Times New Roman" w:cs="Times New Roman"/>
+          <w:color w:val="000000"/>
+          <w:sz w:val="28"/>
+          <w:szCs w:val="28"/>
+          <w:lang w:eastAsia="ru-RU"/>
+        </w:rPr>
+        <w:t> </w:t>
+      </w:r>
+      <w:bookmarkStart w:id="0" w:name="_top"/>
+      <w:bookmarkEnd w:id="0"/>
+    </w:p>
+    <w:p>
+      <w:pPr>
+        <w:spacing w:line="360" w:lineRule="auto"/>
+        <w:jc w:val="center"/>
+        <w:rPr>
+          <w:rFonts w:eastAsia="Calibri" w:cs="Times New Roman"/>
+          <w:bCs/>
+          <w:sz w:val="28"/>
+          <w:szCs w:val="28"/>
+          <w:lang w:eastAsia="ru-RU"/>
+        </w:rPr>
+      </w:pPr>
+      <w:r>
+        <w:rPr>
+          <w:rFonts w:eastAsia="Calibri" w:cs="Times New Roman"/>
+          <w:bCs/>
+          <w:sz w:val="28"/>
+          <w:szCs w:val="28"/>
+          <w:lang w:eastAsia="ru-RU"/>
+        </w:rPr>
+        <w:t>МИНИСТЕРСТВО ОБРАЗОВАНИЯ РЕСПУБЛИКИ МОРДОВИЯ</w:t>
+      </w:r>
+    </w:p>
+    <w:p>
+      <w:pPr>
+        <w:spacing w:line="360" w:lineRule="auto"/>
+        <w:jc w:val="center"/>
+        <w:rPr>
+          <w:rFonts w:eastAsia="Calibri" w:cs="Times New Roman"/>
+          <w:bCs/>
+          <w:sz w:val="28"/>
+          <w:szCs w:val="28"/>
+          <w:lang w:eastAsia="ru-RU"/>
+        </w:rPr>
+      </w:pPr>
+      <w:r>
+        <w:rPr>
+          <w:rFonts w:eastAsia="Calibri" w:cs="Times New Roman"/>
+          <w:bCs/>
+          <w:sz w:val="28"/>
+          <w:szCs w:val="28"/>
+          <w:lang w:eastAsia="ru-RU"/>
+        </w:rPr>
+        <w:t xml:space="preserve">ГОСУДАРСТВЕННОЕ БЮДЖЕТНОЕ ОБЩЕОБРАЗОВАТЕЛЬНОЕ УЧРЕЖДЕНИЕ РЕСПУБЛИКИ МОРДОВИЯ </w:t>
+      </w:r>
+    </w:p>
+    <w:p>
+      <w:pPr>
+        <w:spacing w:line="360" w:lineRule="auto"/>
+        <w:jc w:val="center"/>
+        <w:rPr>
+          <w:rFonts w:eastAsia="Calibri" w:cs="Times New Roman"/>
+          <w:bCs/>
+          <w:sz w:val="28"/>
+          <w:szCs w:val="28"/>
+          <w:lang w:eastAsia="ru-RU"/>
+        </w:rPr>
+      </w:pPr>
+      <w:r>
+        <w:rPr>
+          <w:rFonts w:eastAsia="Calibri" w:cs="Times New Roman"/>
+          <w:bCs/>
+          <w:sz w:val="28"/>
+          <w:szCs w:val="28"/>
+          <w:lang w:eastAsia="ru-RU"/>
+        </w:rPr>
+        <w:t>«РЕСПУБЛИКАНСКИЙ ЛИЦЕЙ ДЛЯ ОДАРЁННЫХ ДЕТЕЙ»</w:t>
+      </w:r>
+    </w:p>
+    <w:p>
+      <w:pPr>
+        <w:shd w:val="clear" w:color="auto" w:fill="FFFFFF"/>
+        <w:spacing w:line="360" w:lineRule="auto"/>
+        <w:ind w:firstLine="709"/>
+        <w:jc w:val="both"/>
+        <w:rPr>
+          <w:rFonts w:eastAsia="Times New Roman" w:cs="Times New Roman"/>
+          <w:color w:val="181818"/>
+          <w:sz w:val="28"/>
+          <w:szCs w:val="28"/>
+          <w:lang w:eastAsia="ru-RU"/>
+        </w:rPr>
+      </w:pPr>
+    </w:p>
+    <w:p>
+      <w:pPr>
+        <w:shd w:val="clear" w:color="auto" w:fill="FFFFFF"/>
+        <w:spacing w:line="360" w:lineRule="auto"/>
+        <w:ind w:firstLine="709"/>
+        <w:jc w:val="both"/>
+        <w:rPr>
+          <w:rFonts w:eastAsia="Times New Roman" w:cs="Times New Roman"/>
+          <w:color w:val="181818"/>
+          <w:sz w:val="28"/>
+          <w:szCs w:val="28"/>
+          <w:lang w:eastAsia="ru-RU"/>
+        </w:rPr>
+      </w:pPr>
+      <w:r>
+        <w:rPr>
+          <w:rFonts w:eastAsia="Times New Roman" w:cs="Times New Roman"/>
+          <w:color w:val="000000"/>
+          <w:sz w:val="28"/>
+          <w:szCs w:val="28"/>
+          <w:lang w:eastAsia="ru-RU"/>
+        </w:rPr>
+        <w:t> </w:t>
+      </w:r>
+    </w:p>
+    <w:p>
+      <w:pPr>
+        <w:shd w:val="clear" w:color="auto" w:fill="FFFFFF"/>
+        <w:spacing w:line="360" w:lineRule="auto"/>
+        <w:ind w:firstLine="709"/>
+        <w:jc w:val="both"/>
+        <w:rPr>
+          <w:rFonts w:eastAsia="Times New Roman" w:cs="Times New Roman"/>
+          <w:color w:val="181818"/>
+          <w:sz w:val="28"/>
+          <w:szCs w:val="28"/>
+          <w:lang w:eastAsia="ru-RU"/>
+        </w:rPr>
+      </w:pPr>
+      <w:r>
+        <w:rPr>
+          <w:rFonts w:eastAsia="Times New Roman" w:cs="Times New Roman"/>
+          <w:color w:val="000000"/>
+          <w:sz w:val="28"/>
+          <w:szCs w:val="28"/>
+          <w:lang w:eastAsia="ru-RU"/>
+        </w:rPr>
+        <w:t> </w:t>
+      </w:r>
+    </w:p>
+    <w:p>
+      <w:pPr>
+        <w:shd w:val="clear" w:color="auto" w:fill="FFFFFF"/>
+        <w:spacing w:line="360" w:lineRule="auto"/>
+        <w:ind w:firstLine="709"/>
+        <w:jc w:val="both"/>
+        <w:rPr>
+          <w:rFonts w:eastAsia="Times New Roman" w:cs="Times New Roman"/>
+          <w:color w:val="000000"/>
+          <w:sz w:val="28"/>
+          <w:szCs w:val="28"/>
+          <w:lang w:eastAsia="ru-RU"/>
+        </w:rPr>
+      </w:pPr>
+      <w:r>
+        <w:rPr>
+          <w:rFonts w:eastAsia="Times New Roman" w:cs="Times New Roman"/>
+          <w:color w:val="000000"/>
+          <w:sz w:val="28"/>
+          <w:szCs w:val="28"/>
+          <w:lang w:eastAsia="ru-RU"/>
+        </w:rPr>
+        <w:t> </w:t>
+      </w:r>
+    </w:p>
+    <w:p>
+      <w:pPr>
+        <w:shd w:val="clear" w:color="auto" w:fill="FFFFFF"/>
+        <w:spacing w:line="360" w:lineRule="auto"/>
+        <w:ind w:firstLine="709"/>
+        <w:jc w:val="both"/>
+        <w:rPr>
+          <w:rFonts w:eastAsia="Times New Roman" w:cs="Times New Roman"/>
+          <w:color w:val="000000"/>
+          <w:sz w:val="28"/>
+          <w:szCs w:val="28"/>
+          <w:lang w:eastAsia="ru-RU"/>
+        </w:rPr>
+      </w:pPr>
+    </w:p>
+    <w:p>
+      <w:pPr>
+        <w:spacing w:line="360" w:lineRule="auto"/>
+        <w:jc w:val="center"/>
+        <w:rPr>
+          <w:rFonts w:eastAsia="Times New Roman" w:cs="Times New Roman"/>
           <w:b/>
           <w:bCs/>
-          <w:color w:val="1A1A1A"/>
-          <w:sz w:val="28"/>
-          <w:szCs w:val="28"/>
-          <w:u w:val="single"/>
-        </w:rPr>
-      </w:pPr>
-      <w:r>
-        <w:rPr>
-          <w:rFonts w:cs="Times New Roman"/>
+          <w:color w:val="000000"/>
+          <w:sz w:val="28"/>
+          <w:szCs w:val="28"/>
+          <w:lang w:eastAsia="ru-RU"/>
+        </w:rPr>
+      </w:pPr>
+      <w:r>
+        <w:rPr>
+          <w:rFonts w:eastAsia="Times New Roman" w:cs="Times New Roman"/>
+          <w:color w:val="000000"/>
+          <w:sz w:val="28"/>
+          <w:szCs w:val="28"/>
+          <w:lang w:eastAsia="ru-RU"/>
+        </w:rPr>
+        <w:t> </w:t>
+      </w:r>
+      <w:r>
+        <w:rPr>
+          <w:rFonts w:eastAsia="Times New Roman" w:cs="Times New Roman"/>
           <w:b/>
           <w:bCs/>
-          <w:color w:val="1A1A1A"/>
-          <w:sz w:val="28"/>
-          <w:szCs w:val="28"/>
-          <w:u w:val="single"/>
-        </w:rPr>
-        <w:t>Министерство просвещения Российской Федерации</w:t>
-      </w:r>
-    </w:p>
-    <w:p>
-      <w:pPr>
-        <w:pStyle w:val="Standard"/>
+          <w:color w:val="000000"/>
+          <w:sz w:val="28"/>
+          <w:szCs w:val="28"/>
+          <w:lang w:eastAsia="ru-RU"/>
+        </w:rPr>
+        <w:t xml:space="preserve">Индивидуальный проект </w:t>
+      </w:r>
+    </w:p>
+    <w:p>
+      <w:pPr>
         <w:spacing w:line="360" w:lineRule="auto"/>
         <w:jc w:val="center"/>
         <w:rPr>
-          <w:rFonts w:cs="Times New Roman"/>
-          <w:color w:val="1A1A1A"/>
-          <w:sz w:val="28"/>
-          <w:szCs w:val="28"/>
-        </w:rPr>
-      </w:pPr>
-      <w:r>
-        <w:rPr>
-          <w:rFonts w:cs="Times New Roman"/>
-          <w:color w:val="1A1A1A"/>
-          <w:sz w:val="28"/>
-          <w:szCs w:val="28"/>
-        </w:rPr>
-        <w:t>Министерство образования Республики Мордовия</w:t>
-      </w:r>
-    </w:p>
-    <w:p>
-      <w:pPr>
-        <w:pStyle w:val="Standard"/>
-        <w:spacing w:line="360" w:lineRule="auto"/>
-        <w:jc w:val="center"/>
-        <w:rPr>
-          <w:rFonts w:cs="Times New Roman"/>
-          <w:color w:val="1A1A1A"/>
-          <w:sz w:val="28"/>
-          <w:szCs w:val="28"/>
-        </w:rPr>
-      </w:pPr>
-      <w:r>
-        <w:rPr>
-          <w:rFonts w:cs="Times New Roman"/>
-          <w:color w:val="1A1A1A"/>
-          <w:sz w:val="28"/>
-          <w:szCs w:val="28"/>
-        </w:rPr>
-        <w:t>ГБОУ РМ «Республиканский лицей для одарённых детей»</w:t>
-      </w:r>
-    </w:p>
-    <w:p>
-      <w:pPr>
-        <w:pStyle w:val="Standard"/>
-        <w:spacing w:line="360" w:lineRule="auto"/>
-        <w:jc w:val="center"/>
-        <w:rPr>
-          <w:rFonts w:cs="Times New Roman"/>
-          <w:color w:val="1A1A1A"/>
-          <w:sz w:val="28"/>
-          <w:szCs w:val="28"/>
-        </w:rPr>
-      </w:pPr>
-    </w:p>
-    <w:p>
-      <w:pPr>
-        <w:pStyle w:val="Standard"/>
-        <w:spacing w:line="360" w:lineRule="auto"/>
-        <w:jc w:val="center"/>
-        <w:rPr>
-          <w:rFonts w:cs="Times New Roman"/>
-          <w:color w:val="1A1A1A"/>
-          <w:sz w:val="28"/>
-          <w:szCs w:val="28"/>
-        </w:rPr>
-      </w:pPr>
-    </w:p>
-    <w:p>
-      <w:pPr>
-        <w:pStyle w:val="Standard"/>
-        <w:spacing w:line="360" w:lineRule="auto"/>
-        <w:jc w:val="center"/>
-        <w:rPr>
-          <w:rFonts w:cs="Times New Roman"/>
-          <w:color w:val="1A1A1A"/>
-          <w:sz w:val="28"/>
-          <w:szCs w:val="28"/>
-        </w:rPr>
-      </w:pPr>
-    </w:p>
-    <w:p>
-      <w:pPr>
-        <w:pStyle w:val="Standard"/>
-        <w:spacing w:line="360" w:lineRule="auto"/>
-        <w:rPr>
-          <w:rFonts w:cs="Times New Roman"/>
-          <w:color w:val="1A1A1A"/>
-          <w:sz w:val="28"/>
-          <w:szCs w:val="28"/>
-        </w:rPr>
-      </w:pPr>
-    </w:p>
-    <w:p>
-      <w:pPr>
-        <w:pStyle w:val="Standard"/>
-        <w:spacing w:line="360" w:lineRule="auto"/>
-        <w:jc w:val="center"/>
-        <w:rPr>
-          <w:rFonts w:cs="Times New Roman"/>
-          <w:color w:val="1A1A1A"/>
-          <w:sz w:val="28"/>
-          <w:szCs w:val="28"/>
-        </w:rPr>
-      </w:pPr>
-    </w:p>
-    <w:p>
-      <w:pPr>
-        <w:pStyle w:val="Standard"/>
-        <w:spacing w:line="360" w:lineRule="auto"/>
-        <w:jc w:val="center"/>
-        <w:rPr>
-          <w:rFonts w:cs="Times New Roman"/>
-          <w:color w:val="1A1A1A"/>
-          <w:sz w:val="28"/>
-          <w:szCs w:val="28"/>
-        </w:rPr>
-      </w:pPr>
-      <w:r>
-        <w:rPr>
-          <w:rFonts w:cs="Times New Roman"/>
-          <w:color w:val="1A1A1A"/>
-          <w:sz w:val="28"/>
-          <w:szCs w:val="28"/>
-        </w:rPr>
-        <w:t>Индивидуальный проект</w:t>
-      </w:r>
-    </w:p>
-    <w:p>
-      <w:pPr>
-        <w:pStyle w:val="Standard"/>
-        <w:spacing w:line="360" w:lineRule="auto"/>
-        <w:jc w:val="center"/>
-        <w:rPr>
-          <w:rFonts w:cs="Times New Roman"/>
-          <w:color w:val="1A1A1A"/>
-          <w:sz w:val="28"/>
-          <w:szCs w:val="28"/>
-        </w:rPr>
-      </w:pPr>
-      <w:r>
-        <w:rPr>
-          <w:rFonts w:cs="Times New Roman"/>
-          <w:color w:val="1A1A1A"/>
-          <w:sz w:val="28"/>
-          <w:szCs w:val="28"/>
-        </w:rPr>
-        <w:t>на тему:</w:t>
-      </w:r>
-    </w:p>
-    <w:p>
-      <w:pPr>
-        <w:pStyle w:val="Standard"/>
-        <w:spacing w:line="360" w:lineRule="auto"/>
-        <w:jc w:val="center"/>
-        <w:rPr>
-          <w:sz w:val="28"/>
-          <w:szCs w:val="28"/>
-        </w:rPr>
-      </w:pPr>
-      <w:r>
-        <w:rPr>
-          <w:rFonts w:cs="Times New Roman"/>
-          <w:color w:val="1A1A1A"/>
-          <w:sz w:val="28"/>
-          <w:szCs w:val="28"/>
-        </w:rPr>
-        <w:t>«Создание нейросети для распознавания жестов»</w:t>
-      </w:r>
-    </w:p>
-    <w:p>
-      <w:pPr>
-        <w:pStyle w:val="Standard"/>
-        <w:spacing w:line="360" w:lineRule="auto"/>
-        <w:jc w:val="center"/>
-        <w:rPr>
-          <w:rFonts w:cs="Times New Roman"/>
-          <w:color w:val="1A1A1A"/>
-          <w:sz w:val="28"/>
-          <w:szCs w:val="28"/>
-        </w:rPr>
-      </w:pPr>
-    </w:p>
-    <w:p>
-      <w:pPr>
-        <w:pStyle w:val="Standard"/>
-        <w:spacing w:line="360" w:lineRule="auto"/>
-        <w:jc w:val="center"/>
-        <w:rPr>
-          <w:rFonts w:cs="Times New Roman"/>
-          <w:color w:val="1A1A1A"/>
-          <w:sz w:val="28"/>
-          <w:szCs w:val="28"/>
-        </w:rPr>
-      </w:pPr>
-    </w:p>
-    <w:p>
-      <w:pPr>
-        <w:pStyle w:val="Standard"/>
-        <w:spacing w:line="360" w:lineRule="auto"/>
-        <w:jc w:val="center"/>
-        <w:rPr>
-          <w:rFonts w:cs="Times New Roman"/>
-          <w:color w:val="1A1A1A"/>
-          <w:sz w:val="28"/>
-          <w:szCs w:val="28"/>
-        </w:rPr>
-      </w:pPr>
-    </w:p>
-    <w:p>
-      <w:pPr>
-        <w:pStyle w:val="Standard"/>
-        <w:spacing w:line="360" w:lineRule="auto"/>
-        <w:jc w:val="center"/>
-        <w:rPr>
-          <w:rFonts w:cs="Times New Roman"/>
-          <w:color w:val="1A1A1A"/>
-          <w:sz w:val="28"/>
-          <w:szCs w:val="28"/>
-        </w:rPr>
-      </w:pPr>
-    </w:p>
-    <w:p>
-      <w:pPr>
-        <w:pStyle w:val="Standard"/>
-        <w:spacing w:line="360" w:lineRule="auto"/>
-        <w:jc w:val="center"/>
-        <w:rPr>
-          <w:rFonts w:cs="Times New Roman"/>
-          <w:color w:val="1A1A1A"/>
-          <w:sz w:val="28"/>
-          <w:szCs w:val="28"/>
-        </w:rPr>
-      </w:pPr>
-    </w:p>
-    <w:p>
-      <w:pPr>
-        <w:pStyle w:val="Standard"/>
-        <w:spacing w:line="360" w:lineRule="auto"/>
-        <w:jc w:val="center"/>
-        <w:rPr>
-          <w:rFonts w:cs="Times New Roman"/>
-          <w:color w:val="1A1A1A"/>
-          <w:sz w:val="28"/>
-          <w:szCs w:val="28"/>
-        </w:rPr>
-      </w:pPr>
-    </w:p>
-    <w:p>
-      <w:pPr>
-        <w:pStyle w:val="Standard"/>
-        <w:spacing w:line="360" w:lineRule="auto"/>
-        <w:jc w:val="right"/>
-        <w:rPr>
-          <w:rFonts w:cs="Times New Roman"/>
-          <w:color w:val="1A1A1A"/>
-          <w:sz w:val="28"/>
-          <w:szCs w:val="28"/>
-        </w:rPr>
-      </w:pPr>
-      <w:r>
-        <w:rPr>
-          <w:rFonts w:cs="Times New Roman"/>
-          <w:color w:val="1A1A1A"/>
-          <w:sz w:val="28"/>
-          <w:szCs w:val="28"/>
-        </w:rPr>
-        <w:t>Выполнил:</w:t>
-      </w:r>
-    </w:p>
-    <w:p>
-      <w:pPr>
-        <w:pStyle w:val="Standard"/>
-        <w:spacing w:line="360" w:lineRule="auto"/>
-        <w:jc w:val="right"/>
-        <w:rPr>
-          <w:rFonts w:cs="Times New Roman"/>
-          <w:color w:val="1A1A1A"/>
-          <w:sz w:val="28"/>
-          <w:szCs w:val="28"/>
-        </w:rPr>
-      </w:pPr>
-      <w:r>
-        <w:rPr>
-          <w:rFonts w:cs="Times New Roman"/>
-          <w:color w:val="1A1A1A"/>
-          <w:sz w:val="28"/>
-          <w:szCs w:val="28"/>
-        </w:rPr>
-        <w:t>учащийся 10 «В» класса</w:t>
-      </w:r>
-    </w:p>
-    <w:p>
-      <w:pPr>
-        <w:pStyle w:val="Standard"/>
-        <w:spacing w:line="360" w:lineRule="auto"/>
-        <w:jc w:val="right"/>
-        <w:rPr>
-          <w:rFonts w:cs="Times New Roman"/>
-          <w:color w:val="1A1A1A"/>
-          <w:sz w:val="28"/>
-          <w:szCs w:val="28"/>
-        </w:rPr>
-      </w:pPr>
-      <w:r>
-        <w:rPr>
-          <w:rFonts w:cs="Times New Roman"/>
-          <w:color w:val="1A1A1A"/>
-          <w:sz w:val="28"/>
-          <w:szCs w:val="28"/>
-        </w:rPr>
-        <w:t>Антонов Андрей</w:t>
-      </w:r>
-    </w:p>
-    <w:p>
-      <w:pPr>
-        <w:pStyle w:val="Standard"/>
-        <w:spacing w:line="360" w:lineRule="auto"/>
-        <w:jc w:val="right"/>
-        <w:rPr>
-          <w:rFonts w:cs="Times New Roman"/>
-          <w:color w:val="1A1A1A"/>
-          <w:sz w:val="28"/>
-          <w:szCs w:val="28"/>
-        </w:rPr>
-      </w:pPr>
-      <w:r>
-        <w:rPr>
-          <w:rFonts w:cs="Times New Roman"/>
-          <w:color w:val="1A1A1A"/>
-          <w:sz w:val="28"/>
-          <w:szCs w:val="28"/>
-        </w:rPr>
-        <w:t>Руководитель проекта:</w:t>
-      </w:r>
-    </w:p>
-    <w:p>
-      <w:pPr>
-        <w:pStyle w:val="Standard"/>
-        <w:spacing w:line="360" w:lineRule="auto"/>
-        <w:jc w:val="right"/>
-        <w:rPr>
-          <w:rFonts w:cs="Times New Roman"/>
-          <w:color w:val="1A1A1A"/>
-          <w:sz w:val="28"/>
-          <w:szCs w:val="28"/>
-        </w:rPr>
-      </w:pPr>
-      <w:r>
-        <w:rPr>
-          <w:rFonts w:cs="Times New Roman"/>
-          <w:color w:val="1A1A1A"/>
-          <w:sz w:val="28"/>
-          <w:szCs w:val="28"/>
-        </w:rPr>
-        <w:t>учитель информатики</w:t>
-      </w:r>
-    </w:p>
-    <w:p>
-      <w:pPr>
-        <w:pStyle w:val="PreformattedText"/>
-        <w:spacing w:line="360" w:lineRule="auto"/>
-        <w:jc w:val="right"/>
-        <w:rPr>
-          <w:rFonts w:cs="Times New Roman"/>
+          <w:rFonts w:eastAsia="Times New Roman" w:cs="Times New Roman"/>
+          <w:color w:val="000000"/>
+          <w:sz w:val="28"/>
+          <w:szCs w:val="28"/>
+          <w:lang w:eastAsia="ru-RU"/>
+        </w:rPr>
+      </w:pPr>
+      <w:r>
+        <w:rPr>
+          <w:rFonts w:eastAsia="Times New Roman" w:cs="Times New Roman"/>
+          <w:color w:val="000000"/>
+          <w:sz w:val="28"/>
+          <w:szCs w:val="28"/>
+          <w:lang w:eastAsia="ru-RU"/>
+        </w:rPr>
+        <w:t>«</w:t>
+      </w:r>
+      <w:r>
+        <w:rPr>
+          <w:rFonts w:eastAsia="Times New Roman" w:cs="Times New Roman"/>
+          <w:color w:val="000000"/>
+          <w:sz w:val="28"/>
+          <w:szCs w:val="28"/>
+          <w:lang w:eastAsia="ru-RU"/>
+        </w:rPr>
+        <w:t>Создание нейросети для распознавания жестов</w:t>
+      </w:r>
+      <w:r>
+        <w:rPr>
+          <w:rFonts w:eastAsia="Times New Roman" w:cs="Times New Roman"/>
+          <w:color w:val="000000"/>
+          <w:sz w:val="28"/>
+          <w:szCs w:val="28"/>
+          <w:lang w:eastAsia="ru-RU"/>
+        </w:rPr>
+        <w:t>»</w:t>
+      </w:r>
+    </w:p>
+    <w:p>
+      <w:pPr>
+        <w:shd w:val="clear" w:color="auto" w:fill="FFFFFF"/>
+        <w:spacing w:line="360" w:lineRule="auto"/>
+        <w:ind w:firstLine="709"/>
+        <w:jc w:val="both"/>
+        <w:rPr>
+          <w:rFonts w:eastAsia="Times New Roman" w:cs="Times New Roman"/>
+          <w:color w:val="181818"/>
+          <w:sz w:val="28"/>
+          <w:szCs w:val="28"/>
+          <w:lang w:eastAsia="ru-RU"/>
+        </w:rPr>
+      </w:pPr>
+      <w:r>
+        <w:rPr>
+          <w:rFonts w:eastAsia="Times New Roman" w:cs="Times New Roman"/>
           <w:b/>
           <w:bCs/>
-          <w:color w:val="1A1A1A"/>
-          <w:sz w:val="28"/>
-          <w:szCs w:val="28"/>
-          <w:u w:val="single"/>
-        </w:rPr>
-      </w:pPr>
-      <w:r>
-        <w:rPr>
-          <w:rFonts w:cs="Times New Roman"/>
+          <w:color w:val="000000"/>
+          <w:sz w:val="28"/>
+          <w:szCs w:val="28"/>
+          <w:lang w:eastAsia="ru-RU"/>
+        </w:rPr>
+        <w:t> </w:t>
+      </w:r>
+    </w:p>
+    <w:p>
+      <w:pPr>
+        <w:shd w:val="clear" w:color="auto" w:fill="FFFFFF"/>
+        <w:spacing w:line="360" w:lineRule="auto"/>
+        <w:ind w:firstLine="709"/>
+        <w:jc w:val="both"/>
+        <w:rPr>
+          <w:rFonts w:eastAsia="Times New Roman" w:cs="Times New Roman"/>
+          <w:color w:val="181818"/>
+          <w:sz w:val="28"/>
+          <w:szCs w:val="28"/>
+          <w:lang w:eastAsia="ru-RU"/>
+        </w:rPr>
+      </w:pPr>
+      <w:r>
+        <w:rPr>
+          <w:rFonts w:eastAsia="Times New Roman" w:cs="Times New Roman"/>
           <w:b/>
           <w:bCs/>
-          <w:color w:val="1A1A1A"/>
-          <w:sz w:val="28"/>
-          <w:szCs w:val="28"/>
-          <w:u w:val="single"/>
-        </w:rPr>
-        <w:t>Рыбаков В.В</w:t>
+          <w:color w:val="000000"/>
+          <w:sz w:val="28"/>
+          <w:szCs w:val="28"/>
+          <w:lang w:eastAsia="ru-RU"/>
+        </w:rPr>
+        <w:t> </w:t>
+      </w:r>
+    </w:p>
+    <w:p>
+      <w:pPr>
+        <w:shd w:val="clear" w:color="auto" w:fill="FFFFFF"/>
+        <w:spacing w:line="360" w:lineRule="auto"/>
+        <w:ind w:firstLine="709"/>
+        <w:jc w:val="both"/>
+        <w:rPr>
+          <w:rFonts w:eastAsia="Times New Roman" w:cs="Times New Roman"/>
+          <w:color w:val="181818"/>
+          <w:sz w:val="28"/>
+          <w:szCs w:val="28"/>
+          <w:lang w:eastAsia="ru-RU"/>
+        </w:rPr>
+      </w:pPr>
+      <w:r>
+        <w:rPr>
+          <w:rFonts w:eastAsia="Times New Roman" w:cs="Times New Roman"/>
+          <w:b/>
+          <w:bCs/>
+          <w:color w:val="000000"/>
+          <w:sz w:val="28"/>
+          <w:szCs w:val="28"/>
+          <w:lang w:eastAsia="ru-RU"/>
+        </w:rPr>
+        <w:t> </w:t>
+      </w:r>
+    </w:p>
+    <w:p>
+      <w:pPr>
+        <w:shd w:val="clear" w:color="auto" w:fill="FFFFFF"/>
+        <w:spacing w:line="360" w:lineRule="auto"/>
+        <w:ind w:firstLine="709"/>
+        <w:jc w:val="both"/>
+        <w:rPr>
+          <w:rFonts w:eastAsia="Times New Roman" w:cs="Times New Roman"/>
+          <w:b/>
+          <w:bCs/>
+          <w:color w:val="000000"/>
+          <w:sz w:val="28"/>
+          <w:szCs w:val="28"/>
+          <w:lang w:eastAsia="ru-RU"/>
+        </w:rPr>
+      </w:pPr>
+    </w:p>
+    <w:p>
+      <w:pPr>
+        <w:shd w:val="clear" w:color="auto" w:fill="FFFFFF"/>
+        <w:spacing w:line="360" w:lineRule="auto"/>
+        <w:jc w:val="both"/>
+        <w:rPr>
+          <w:rFonts w:eastAsia="Times New Roman" w:cs="Times New Roman"/>
+          <w:color w:val="181818"/>
+          <w:sz w:val="28"/>
+          <w:szCs w:val="28"/>
+          <w:lang w:eastAsia="ru-RU"/>
+        </w:rPr>
+      </w:pPr>
+    </w:p>
+    <w:p>
+      <w:pPr>
+        <w:spacing w:line="360" w:lineRule="auto"/>
+        <w:jc w:val="right"/>
+        <w:rPr>
+          <w:rFonts w:eastAsia="Calibri" w:cs="Times New Roman"/>
+          <w:sz w:val="28"/>
+          <w:szCs w:val="28"/>
+          <w:lang w:eastAsia="ru-RU"/>
+        </w:rPr>
+      </w:pPr>
+      <w:r>
+        <w:rPr>
+          <w:rFonts w:eastAsia="Calibri" w:cs="Times New Roman"/>
+          <w:sz w:val="28"/>
+          <w:szCs w:val="28"/>
+          <w:lang w:eastAsia="ru-RU"/>
+        </w:rPr>
+        <w:t>Выполнил:</w:t>
+      </w:r>
+    </w:p>
+    <w:p>
+      <w:pPr>
+        <w:spacing w:line="360" w:lineRule="auto"/>
+        <w:jc w:val="right"/>
+        <w:rPr>
+          <w:rFonts w:eastAsia="Calibri" w:cs="Times New Roman"/>
+          <w:sz w:val="28"/>
+          <w:szCs w:val="28"/>
+          <w:highlight w:val="yellow"/>
+          <w:lang w:eastAsia="ru-RU"/>
+        </w:rPr>
+      </w:pPr>
+      <w:r>
+        <w:rPr>
+          <w:rFonts w:cs="Times New Roman"/>
+          <w:sz w:val="28"/>
+          <w:szCs w:val="28"/>
+        </w:rPr>
+        <w:t xml:space="preserve">учащийся </w:t>
+      </w:r>
+      <w:r>
+        <w:rPr>
+          <w:rFonts w:eastAsia="Calibri" w:cs="Times New Roman"/>
+          <w:sz w:val="28"/>
+          <w:szCs w:val="28"/>
+          <w:lang w:eastAsia="ru-RU"/>
+        </w:rPr>
+        <w:t xml:space="preserve">10 </w:t>
+      </w:r>
+      <w:r>
+        <w:rPr>
+          <w:rFonts w:eastAsia="Calibri" w:cs="Times New Roman"/>
+          <w:sz w:val="28"/>
+          <w:szCs w:val="28"/>
+          <w:lang w:eastAsia="ru-RU"/>
+        </w:rPr>
+        <w:t>«В</w:t>
+      </w:r>
+      <w:r>
+        <w:rPr>
+          <w:rFonts w:eastAsia="Calibri" w:cs="Times New Roman"/>
+          <w:sz w:val="28"/>
+          <w:szCs w:val="28"/>
+          <w:lang w:eastAsia="ru-RU"/>
+        </w:rPr>
+        <w:t>» класса</w:t>
+      </w:r>
+    </w:p>
+    <w:p>
+      <w:pPr>
+        <w:wordWrap w:val="0"/>
+        <w:spacing w:line="360" w:lineRule="auto"/>
+        <w:jc w:val="right"/>
+        <w:rPr>
+          <w:rFonts w:eastAsia="Calibri" w:cs="Times New Roman"/>
+          <w:sz w:val="28"/>
+          <w:szCs w:val="28"/>
+          <w:lang w:eastAsia="ru-RU"/>
+        </w:rPr>
+      </w:pPr>
+      <w:r>
+        <w:rPr>
+          <w:rFonts w:eastAsia="Calibri" w:cs="Times New Roman"/>
+          <w:sz w:val="28"/>
+          <w:szCs w:val="28"/>
+          <w:lang w:eastAsia="ru-RU"/>
+        </w:rPr>
+        <w:t>Антонов А. Р</w:t>
+      </w:r>
+      <w:r>
+        <w:rPr>
+          <w:rFonts w:eastAsia="Calibri" w:cs="Times New Roman"/>
+          <w:sz w:val="28"/>
+          <w:szCs w:val="28"/>
+          <w:lang w:eastAsia="ru-RU"/>
+        </w:rPr>
+        <w:t>.</w:t>
+      </w:r>
+    </w:p>
+    <w:p>
+      <w:pPr>
+        <w:spacing w:line="360" w:lineRule="auto"/>
+        <w:jc w:val="right"/>
+        <w:rPr>
+          <w:rFonts w:eastAsia="Calibri" w:cs="Times New Roman"/>
+          <w:sz w:val="28"/>
+          <w:szCs w:val="28"/>
+          <w:lang w:eastAsia="ru-RU"/>
+        </w:rPr>
+      </w:pPr>
+      <w:bookmarkStart w:id="1" w:name="_GoBack"/>
+      <w:bookmarkEnd w:id="1"/>
+      <w:r>
+        <w:rPr>
+          <w:rFonts w:eastAsia="Calibri" w:cs="Times New Roman"/>
+          <w:sz w:val="28"/>
+          <w:szCs w:val="28"/>
+          <w:lang w:eastAsia="ru-RU"/>
+        </w:rPr>
+        <w:t>Руководитель</w:t>
+      </w:r>
+      <w:r>
+        <w:rPr>
+          <w:rFonts w:eastAsia="Calibri" w:cs="Times New Roman"/>
+          <w:sz w:val="28"/>
+          <w:szCs w:val="28"/>
+          <w:lang w:eastAsia="ru-RU"/>
+        </w:rPr>
+        <w:t xml:space="preserve"> проекта</w:t>
+      </w:r>
+      <w:r>
+        <w:rPr>
+          <w:rFonts w:eastAsia="Calibri" w:cs="Times New Roman"/>
+          <w:sz w:val="28"/>
+          <w:szCs w:val="28"/>
+          <w:lang w:eastAsia="ru-RU"/>
+        </w:rPr>
+        <w:t>:</w:t>
+      </w:r>
+    </w:p>
+    <w:p>
+      <w:pPr>
+        <w:spacing w:line="360" w:lineRule="auto"/>
+        <w:jc w:val="right"/>
+        <w:rPr>
+          <w:rFonts w:eastAsia="Times New Roman" w:cs="Times New Roman"/>
+          <w:color w:val="000000"/>
+          <w:sz w:val="28"/>
+          <w:szCs w:val="28"/>
+          <w:lang w:eastAsia="ru-RU"/>
+        </w:rPr>
+      </w:pPr>
+      <w:r>
+        <w:rPr>
+          <w:rFonts w:eastAsia="Calibri" w:cs="Times New Roman"/>
+          <w:sz w:val="28"/>
+          <w:szCs w:val="28"/>
+          <w:lang w:eastAsia="ru-RU"/>
+        </w:rPr>
+        <w:t>учитель информатики</w:t>
+      </w:r>
+    </w:p>
+    <w:p>
+      <w:pPr>
+        <w:wordWrap w:val="0"/>
+        <w:spacing w:line="360" w:lineRule="auto"/>
+        <w:jc w:val="right"/>
+        <w:rPr>
+          <w:rFonts w:eastAsia="Calibri" w:cs="Times New Roman"/>
+          <w:sz w:val="28"/>
+          <w:szCs w:val="28"/>
+          <w:lang w:eastAsia="ru-RU"/>
+        </w:rPr>
+      </w:pPr>
+      <w:r>
+        <w:rPr>
+          <w:rFonts w:eastAsia="Calibri" w:cs="Times New Roman"/>
+          <w:sz w:val="28"/>
+          <w:szCs w:val="28"/>
+          <w:lang w:eastAsia="ru-RU"/>
+        </w:rPr>
+        <w:t>Рыбаков В</w:t>
+      </w:r>
+      <w:r>
+        <w:rPr>
+          <w:rFonts w:eastAsia="Calibri" w:cs="Times New Roman"/>
+          <w:sz w:val="28"/>
+          <w:szCs w:val="28"/>
+          <w:lang w:eastAsia="ru-RU"/>
+        </w:rPr>
+        <w:t>. В.</w:t>
+      </w:r>
+    </w:p>
+    <w:p>
+      <w:pPr>
+        <w:spacing w:after="200" w:line="275" w:lineRule="auto"/>
+        <w:jc w:val="right"/>
+        <w:rPr>
+          <w:rFonts w:eastAsia="Calibri" w:cs="Times New Roman"/>
+          <w:sz w:val="28"/>
+          <w:szCs w:val="28"/>
+          <w:lang w:eastAsia="ru-RU"/>
+        </w:rPr>
+      </w:pPr>
+    </w:p>
+    <w:p>
+      <w:pPr>
+        <w:shd w:val="clear" w:color="auto" w:fill="FFFFFF"/>
+        <w:spacing w:line="360" w:lineRule="auto"/>
+        <w:ind w:firstLine="709"/>
+        <w:jc w:val="right"/>
+        <w:rPr>
+          <w:rFonts w:eastAsia="Times New Roman" w:cs="Times New Roman"/>
+          <w:b/>
+          <w:bCs/>
+          <w:color w:val="000000"/>
+          <w:sz w:val="28"/>
+          <w:szCs w:val="28"/>
+          <w:lang w:eastAsia="ru-RU"/>
+        </w:rPr>
+      </w:pPr>
+    </w:p>
+    <w:p>
+      <w:pPr>
+        <w:rPr>
+          <w:rFonts w:eastAsia="Times New Roman" w:cs="Times New Roman"/>
+          <w:color w:val="000000"/>
+          <w:sz w:val="28"/>
+          <w:szCs w:val="28"/>
+          <w:lang w:eastAsia="ru-RU"/>
+        </w:rPr>
+      </w:pPr>
+      <w:r>
+        <w:rPr>
+          <w:rFonts w:eastAsia="Times New Roman" w:cs="Times New Roman"/>
+          <w:color w:val="000000"/>
+          <w:sz w:val="28"/>
+          <w:szCs w:val="28"/>
+          <w:lang w:eastAsia="ru-RU"/>
+        </w:rPr>
+        <w:br w:type="page"/>
       </w:r>
     </w:p>
     <w:p>
@@ -4428,7 +4656,7 @@
 </file>
 
 <file path=word/endnotes.xml><?xml version="1.0" encoding="utf-8"?>
-<w:endnotes xmlns:wpc="http://schemas.microsoft.com/office/word/2010/wordprocessingCanvas" xmlns:cx="http://schemas.microsoft.com/office/drawing/2014/chartex" xmlns:cx1="http://schemas.microsoft.com/office/drawing/2015/9/8/chartex" xmlns:cx2="http://schemas.microsoft.com/office/drawing/2015/10/21/chartex" xmlns:cx3="http://schemas.microsoft.com/office/drawing/2016/5/9/chartex" xmlns:cx4="http://schemas.microsoft.com/office/drawing/2016/5/10/chartex" xmlns:cx5="http://schemas.microsoft.com/office/drawing/2016/5/11/chartex" xmlns:cx6="http://schemas.microsoft.com/office/drawing/2016/5/12/chartex" xmlns:cx7="http://schemas.microsoft.com/office/drawing/2016/5/13/chartex" xmlns:cx8="http://schemas.microsoft.com/office/drawing/2016/5/14/chartex" xmlns:mc="http://schemas.openxmlformats.org/markup-compatibility/2006" xmlns:aink="http://schemas.microsoft.com/office/drawing/2016/ink" xmlns:am3d="http://schemas.microsoft.com/office/drawing/2017/model3d" xmlns:o="urn:schemas-microsoft-com:office:office" xmlns:oel="http://schemas.microsoft.com/office/2019/extlst" xmlns:r="http://schemas.openxmlformats.org/officeDocument/2006/relationships" xmlns:m="http://schemas.openxmlformats.org/officeDocument/2006/math" xmlns:v="urn:schemas-microsoft-com:vml" xmlns:wp14="http://schemas.microsoft.com/office/word/2010/wordprocessingDrawing" xmlns:wp="http://schemas.openxmlformats.org/drawingml/2006/wordprocessingDrawing" xmlns:w10="urn:schemas-microsoft-com:office:word" xmlns:w="http://schemas.openxmlformats.org/wordprocessingml/2006/main" xmlns:w14="http://schemas.microsoft.com/office/word/2010/wordml" xmlns:w15="http://schemas.microsoft.com/office/word/2012/wordml" xmlns:w16cex="http://schemas.microsoft.com/office/word/2018/wordml/cex" xmlns:w16cid="http://schemas.microsoft.com/office/word/2016/wordml/cid" xmlns:w16="http://schemas.microsoft.com/office/word/2018/wordml" xmlns:w16du="http://schemas.microsoft.com/office/word/2023/wordml/word16du" xmlns:w16sdtdh="http://schemas.microsoft.com/office/word/2020/wordml/sdtdatahash" xmlns:w16sdtfl="http://schemas.microsoft.com/office/word/2024/wordml/sdtformatlock" xmlns:w16se="http://schemas.microsoft.com/office/word/2015/wordml/symex" xmlns:wpg="http://schemas.microsoft.com/office/word/2010/wordprocessingGroup" xmlns:wpi="http://schemas.microsoft.com/office/word/2010/wordprocessingInk" xmlns:wne="http://schemas.microsoft.com/office/word/2006/wordml" xmlns:wps="http://schemas.microsoft.com/office/word/2010/wordprocessingShape" mc:Ignorable="w14 w15 w16se w16cid w16 w16cex w16sdtdh w16sdtfl w16du wp14">
+<w:endnotes xmlns:wpc="http://schemas.microsoft.com/office/word/2010/wordprocessingCanvas" xmlns:mc="http://schemas.openxmlformats.org/markup-compatibility/2006" xmlns:o="urn:schemas-microsoft-com:office:office" xmlns:r="http://schemas.openxmlformats.org/officeDocument/2006/relationships" xmlns:m="http://schemas.openxmlformats.org/officeDocument/2006/math" xmlns:v="urn:schemas-microsoft-com:vml" xmlns:wp14="http://schemas.microsoft.com/office/word/2010/wordprocessingDrawing" xmlns:wp="http://schemas.openxmlformats.org/drawingml/2006/wordprocessingDrawing" xmlns:w10="urn:schemas-microsoft-com:office:word" xmlns:w="http://schemas.openxmlformats.org/wordprocessingml/2006/main" xmlns:w14="http://schemas.microsoft.com/office/word/2010/wordml" xmlns:w15="http://schemas.microsoft.com/office/word/2012/wordml" xmlns:wpg="http://schemas.microsoft.com/office/word/2010/wordprocessingGroup" xmlns:wpi="http://schemas.microsoft.com/office/word/2010/wordprocessingInk" xmlns:wne="http://schemas.microsoft.com/office/word/2006/wordml" xmlns:wps="http://schemas.microsoft.com/office/word/2010/wordprocessingShape" mc:Ignorable="w14 w15 wp14">
   <w:endnote w:type="separator" w:id="-1">
     <w:p>
       <w:r>
@@ -4447,7 +4675,7 @@
 </file>
 
 <file path=word/footer1.xml><?xml version="1.0" encoding="utf-8"?>
-<w:ftr xmlns:wpc="http://schemas.microsoft.com/office/word/2010/wordprocessingCanvas" xmlns:cx="http://schemas.microsoft.com/office/drawing/2014/chartex" xmlns:cx1="http://schemas.microsoft.com/office/drawing/2015/9/8/chartex" xmlns:cx2="http://schemas.microsoft.com/office/drawing/2015/10/21/chartex" xmlns:cx3="http://schemas.microsoft.com/office/drawing/2016/5/9/chartex" xmlns:cx4="http://schemas.microsoft.com/office/drawing/2016/5/10/chartex" xmlns:cx5="http://schemas.microsoft.com/office/drawing/2016/5/11/chartex" xmlns:cx6="http://schemas.microsoft.com/office/drawing/2016/5/12/chartex" xmlns:cx7="http://schemas.microsoft.com/office/drawing/2016/5/13/chartex" xmlns:cx8="http://schemas.microsoft.com/office/drawing/2016/5/14/chartex" xmlns:mc="http://schemas.openxmlformats.org/markup-compatibility/2006" xmlns:aink="http://schemas.microsoft.com/office/drawing/2016/ink" xmlns:am3d="http://schemas.microsoft.com/office/drawing/2017/model3d" xmlns:o="urn:schemas-microsoft-com:office:office" xmlns:oel="http://schemas.microsoft.com/office/2019/extlst" xmlns:r="http://schemas.openxmlformats.org/officeDocument/2006/relationships" xmlns:m="http://schemas.openxmlformats.org/officeDocument/2006/math" xmlns:v="urn:schemas-microsoft-com:vml" xmlns:wp14="http://schemas.microsoft.com/office/word/2010/wordprocessingDrawing" xmlns:wp="http://schemas.openxmlformats.org/drawingml/2006/wordprocessingDrawing" xmlns:w10="urn:schemas-microsoft-com:office:word" xmlns:w="http://schemas.openxmlformats.org/wordprocessingml/2006/main" xmlns:w14="http://schemas.microsoft.com/office/word/2010/wordml" xmlns:w15="http://schemas.microsoft.com/office/word/2012/wordml" xmlns:w16cex="http://schemas.microsoft.com/office/word/2018/wordml/cex" xmlns:w16cid="http://schemas.microsoft.com/office/word/2016/wordml/cid" xmlns:w16="http://schemas.microsoft.com/office/word/2018/wordml" xmlns:w16du="http://schemas.microsoft.com/office/word/2023/wordml/word16du" xmlns:w16sdtdh="http://schemas.microsoft.com/office/word/2020/wordml/sdtdatahash" xmlns:w16sdtfl="http://schemas.microsoft.com/office/word/2024/wordml/sdtformatlock" xmlns:w16se="http://schemas.microsoft.com/office/word/2015/wordml/symex" xmlns:wpg="http://schemas.microsoft.com/office/word/2010/wordprocessingGroup" xmlns:wpi="http://schemas.microsoft.com/office/word/2010/wordprocessingInk" xmlns:wne="http://schemas.microsoft.com/office/word/2006/wordml" xmlns:wps="http://schemas.microsoft.com/office/word/2010/wordprocessingShape" mc:Ignorable="w14 w15 w16se w16cid w16 w16cex w16sdtdh w16sdtfl w16du wp14">
+<w:ftr xmlns:wpc="http://schemas.microsoft.com/office/word/2010/wordprocessingCanvas" xmlns:mc="http://schemas.openxmlformats.org/markup-compatibility/2006" xmlns:o="urn:schemas-microsoft-com:office:office" xmlns:r="http://schemas.openxmlformats.org/officeDocument/2006/relationships" xmlns:m="http://schemas.openxmlformats.org/officeDocument/2006/math" xmlns:v="urn:schemas-microsoft-com:vml" xmlns:wp14="http://schemas.microsoft.com/office/word/2010/wordprocessingDrawing" xmlns:wp="http://schemas.openxmlformats.org/drawingml/2006/wordprocessingDrawing" xmlns:w10="urn:schemas-microsoft-com:office:word" xmlns:w="http://schemas.openxmlformats.org/wordprocessingml/2006/main" xmlns:w14="http://schemas.microsoft.com/office/word/2010/wordml" xmlns:w15="http://schemas.microsoft.com/office/word/2012/wordml" xmlns:wpg="http://schemas.microsoft.com/office/word/2010/wordprocessingGroup" xmlns:wpi="http://schemas.microsoft.com/office/word/2010/wordprocessingInk" xmlns:wne="http://schemas.microsoft.com/office/word/2006/wordml" xmlns:wps="http://schemas.microsoft.com/office/word/2010/wordprocessingShape" mc:Ignorable="w14 w15 wp14">
   <w:sdt>
     <w:sdtPr>
       <w:id w:val="1460379782"/>
@@ -4476,7 +4704,7 @@
           <w:rPr>
             <w:noProof/>
           </w:rPr>
-          <w:t>15</w:t>
+          <w:t>1</w:t>
         </w:r>
         <w:r>
           <w:fldChar w:fldCharType="end"/>
@@ -4498,7 +4726,7 @@
 </file>
 
 <file path=word/footer2.xml><?xml version="1.0" encoding="utf-8"?>
-<w:ftr xmlns:wpc="http://schemas.microsoft.com/office/word/2010/wordprocessingCanvas" xmlns:cx="http://schemas.microsoft.com/office/drawing/2014/chartex" xmlns:cx1="http://schemas.microsoft.com/office/drawing/2015/9/8/chartex" xmlns:cx2="http://schemas.microsoft.com/office/drawing/2015/10/21/chartex" xmlns:cx3="http://schemas.microsoft.com/office/drawing/2016/5/9/chartex" xmlns:cx4="http://schemas.microsoft.com/office/drawing/2016/5/10/chartex" xmlns:cx5="http://schemas.microsoft.com/office/drawing/2016/5/11/chartex" xmlns:cx6="http://schemas.microsoft.com/office/drawing/2016/5/12/chartex" xmlns:cx7="http://schemas.microsoft.com/office/drawing/2016/5/13/chartex" xmlns:cx8="http://schemas.microsoft.com/office/drawing/2016/5/14/chartex" xmlns:mc="http://schemas.openxmlformats.org/markup-compatibility/2006" xmlns:aink="http://schemas.microsoft.com/office/drawing/2016/ink" xmlns:am3d="http://schemas.microsoft.com/office/drawing/2017/model3d" xmlns:o="urn:schemas-microsoft-com:office:office" xmlns:oel="http://schemas.microsoft.com/office/2019/extlst" xmlns:r="http://schemas.openxmlformats.org/officeDocument/2006/relationships" xmlns:m="http://schemas.openxmlformats.org/officeDocument/2006/math" xmlns:v="urn:schemas-microsoft-com:vml" xmlns:wp14="http://schemas.microsoft.com/office/word/2010/wordprocessingDrawing" xmlns:wp="http://schemas.openxmlformats.org/drawingml/2006/wordprocessingDrawing" xmlns:w10="urn:schemas-microsoft-com:office:word" xmlns:w="http://schemas.openxmlformats.org/wordprocessingml/2006/main" xmlns:w14="http://schemas.microsoft.com/office/word/2010/wordml" xmlns:w15="http://schemas.microsoft.com/office/word/2012/wordml" xmlns:w16cex="http://schemas.microsoft.com/office/word/2018/wordml/cex" xmlns:w16cid="http://schemas.microsoft.com/office/word/2016/wordml/cid" xmlns:w16="http://schemas.microsoft.com/office/word/2018/wordml" xmlns:w16du="http://schemas.microsoft.com/office/word/2023/wordml/word16du" xmlns:w16sdtdh="http://schemas.microsoft.com/office/word/2020/wordml/sdtdatahash" xmlns:w16sdtfl="http://schemas.microsoft.com/office/word/2024/wordml/sdtformatlock" xmlns:w16se="http://schemas.microsoft.com/office/word/2015/wordml/symex" xmlns:wpg="http://schemas.microsoft.com/office/word/2010/wordprocessingGroup" xmlns:wpi="http://schemas.microsoft.com/office/word/2010/wordprocessingInk" xmlns:wne="http://schemas.microsoft.com/office/word/2006/wordml" xmlns:wps="http://schemas.microsoft.com/office/word/2010/wordprocessingShape" mc:Ignorable="w14 w15 w16se w16cid w16 w16cex w16sdtdh w16sdtfl w16du wp14">
+<w:ftr xmlns:wpc="http://schemas.microsoft.com/office/word/2010/wordprocessingCanvas" xmlns:mc="http://schemas.openxmlformats.org/markup-compatibility/2006" xmlns:o="urn:schemas-microsoft-com:office:office" xmlns:r="http://schemas.openxmlformats.org/officeDocument/2006/relationships" xmlns:m="http://schemas.openxmlformats.org/officeDocument/2006/math" xmlns:v="urn:schemas-microsoft-com:vml" xmlns:wp14="http://schemas.microsoft.com/office/word/2010/wordprocessingDrawing" xmlns:wp="http://schemas.openxmlformats.org/drawingml/2006/wordprocessingDrawing" xmlns:w10="urn:schemas-microsoft-com:office:word" xmlns:w="http://schemas.openxmlformats.org/wordprocessingml/2006/main" xmlns:w14="http://schemas.microsoft.com/office/word/2010/wordml" xmlns:w15="http://schemas.microsoft.com/office/word/2012/wordml" xmlns:wpg="http://schemas.microsoft.com/office/word/2010/wordprocessingGroup" xmlns:wpi="http://schemas.microsoft.com/office/word/2010/wordprocessingInk" xmlns:wne="http://schemas.microsoft.com/office/word/2006/wordml" xmlns:wps="http://schemas.microsoft.com/office/word/2010/wordprocessingShape" mc:Ignorable="w14 w15 wp14">
   <w:p>
     <w:pPr>
       <w:pStyle w:val="a9"/>
@@ -4537,7 +4765,7 @@
 </file>
 
 <file path=word/footnotes.xml><?xml version="1.0" encoding="utf-8"?>
-<w:footnotes xmlns:wpc="http://schemas.microsoft.com/office/word/2010/wordprocessingCanvas" xmlns:cx="http://schemas.microsoft.com/office/drawing/2014/chartex" xmlns:cx1="http://schemas.microsoft.com/office/drawing/2015/9/8/chartex" xmlns:cx2="http://schemas.microsoft.com/office/drawing/2015/10/21/chartex" xmlns:cx3="http://schemas.microsoft.com/office/drawing/2016/5/9/chartex" xmlns:cx4="http://schemas.microsoft.com/office/drawing/2016/5/10/chartex" xmlns:cx5="http://schemas.microsoft.com/office/drawing/2016/5/11/chartex" xmlns:cx6="http://schemas.microsoft.com/office/drawing/2016/5/12/chartex" xmlns:cx7="http://schemas.microsoft.com/office/drawing/2016/5/13/chartex" xmlns:cx8="http://schemas.microsoft.com/office/drawing/2016/5/14/chartex" xmlns:mc="http://schemas.openxmlformats.org/markup-compatibility/2006" xmlns:aink="http://schemas.microsoft.com/office/drawing/2016/ink" xmlns:am3d="http://schemas.microsoft.com/office/drawing/2017/model3d" xmlns:o="urn:schemas-microsoft-com:office:office" xmlns:oel="http://schemas.microsoft.com/office/2019/extlst" xmlns:r="http://schemas.openxmlformats.org/officeDocument/2006/relationships" xmlns:m="http://schemas.openxmlformats.org/officeDocument/2006/math" xmlns:v="urn:schemas-microsoft-com:vml" xmlns:wp14="http://schemas.microsoft.com/office/word/2010/wordprocessingDrawing" xmlns:wp="http://schemas.openxmlformats.org/drawingml/2006/wordprocessingDrawing" xmlns:w10="urn:schemas-microsoft-com:office:word" xmlns:w="http://schemas.openxmlformats.org/wordprocessingml/2006/main" xmlns:w14="http://schemas.microsoft.com/office/word/2010/wordml" xmlns:w15="http://schemas.microsoft.com/office/word/2012/wordml" xmlns:w16cex="http://schemas.microsoft.com/office/word/2018/wordml/cex" xmlns:w16cid="http://schemas.microsoft.com/office/word/2016/wordml/cid" xmlns:w16="http://schemas.microsoft.com/office/word/2018/wordml" xmlns:w16du="http://schemas.microsoft.com/office/word/2023/wordml/word16du" xmlns:w16sdtdh="http://schemas.microsoft.com/office/word/2020/wordml/sdtdatahash" xmlns:w16sdtfl="http://schemas.microsoft.com/office/word/2024/wordml/sdtformatlock" xmlns:w16se="http://schemas.microsoft.com/office/word/2015/wordml/symex" xmlns:wpg="http://schemas.microsoft.com/office/word/2010/wordprocessingGroup" xmlns:wpi="http://schemas.microsoft.com/office/word/2010/wordprocessingInk" xmlns:wne="http://schemas.microsoft.com/office/word/2006/wordml" xmlns:wps="http://schemas.microsoft.com/office/word/2010/wordprocessingShape" mc:Ignorable="w14 w15 w16se w16cid w16 w16cex w16sdtdh w16sdtfl w16du wp14">
+<w:footnotes xmlns:wpc="http://schemas.microsoft.com/office/word/2010/wordprocessingCanvas" xmlns:mc="http://schemas.openxmlformats.org/markup-compatibility/2006" xmlns:o="urn:schemas-microsoft-com:office:office" xmlns:r="http://schemas.openxmlformats.org/officeDocument/2006/relationships" xmlns:m="http://schemas.openxmlformats.org/officeDocument/2006/math" xmlns:v="urn:schemas-microsoft-com:vml" xmlns:wp14="http://schemas.microsoft.com/office/word/2010/wordprocessingDrawing" xmlns:wp="http://schemas.openxmlformats.org/drawingml/2006/wordprocessingDrawing" xmlns:w10="urn:schemas-microsoft-com:office:word" xmlns:w="http://schemas.openxmlformats.org/wordprocessingml/2006/main" xmlns:w14="http://schemas.microsoft.com/office/word/2010/wordml" xmlns:w15="http://schemas.microsoft.com/office/word/2012/wordml" xmlns:wpg="http://schemas.microsoft.com/office/word/2010/wordprocessingGroup" xmlns:wpi="http://schemas.microsoft.com/office/word/2010/wordprocessingInk" xmlns:wne="http://schemas.microsoft.com/office/word/2006/wordml" xmlns:wps="http://schemas.microsoft.com/office/word/2010/wordprocessingShape" mc:Ignorable="w14 w15 wp14">
   <w:footnote w:type="separator" w:id="-1">
     <w:p>
       <w:r>
@@ -4559,7 +4787,7 @@
 </file>
 
 <file path=word/numbering.xml><?xml version="1.0" encoding="utf-8"?>
-<w:numbering xmlns:wpc="http://schemas.microsoft.com/office/word/2010/wordprocessingCanvas" xmlns:cx="http://schemas.microsoft.com/office/drawing/2014/chartex" xmlns:cx1="http://schemas.microsoft.com/office/drawing/2015/9/8/chartex" xmlns:cx2="http://schemas.microsoft.com/office/drawing/2015/10/21/chartex" xmlns:cx3="http://schemas.microsoft.com/office/drawing/2016/5/9/chartex" xmlns:cx4="http://schemas.microsoft.com/office/drawing/2016/5/10/chartex" xmlns:cx5="http://schemas.microsoft.com/office/drawing/2016/5/11/chartex" xmlns:cx6="http://schemas.microsoft.com/office/drawing/2016/5/12/chartex" xmlns:cx7="http://schemas.microsoft.com/office/drawing/2016/5/13/chartex" xmlns:cx8="http://schemas.microsoft.com/office/drawing/2016/5/14/chartex" xmlns:mc="http://schemas.openxmlformats.org/markup-compatibility/2006" xmlns:aink="http://schemas.microsoft.com/office/drawing/2016/ink" xmlns:am3d="http://schemas.microsoft.com/office/drawing/2017/model3d" xmlns:o="urn:schemas-microsoft-com:office:office" xmlns:oel="http://schemas.microsoft.com/office/2019/extlst" xmlns:r="http://schemas.openxmlformats.org/officeDocument/2006/relationships" xmlns:m="http://schemas.openxmlformats.org/officeDocument/2006/math" xmlns:v="urn:schemas-microsoft-com:vml" xmlns:wp14="http://schemas.microsoft.com/office/word/2010/wordprocessingDrawing" xmlns:wp="http://schemas.openxmlformats.org/drawingml/2006/wordprocessingDrawing" xmlns:w10="urn:schemas-microsoft-com:office:word" xmlns:w="http://schemas.openxmlformats.org/wordprocessingml/2006/main" xmlns:w14="http://schemas.microsoft.com/office/word/2010/wordml" xmlns:w15="http://schemas.microsoft.com/office/word/2012/wordml" xmlns:w16cex="http://schemas.microsoft.com/office/word/2018/wordml/cex" xmlns:w16cid="http://schemas.microsoft.com/office/word/2016/wordml/cid" xmlns:w16="http://schemas.microsoft.com/office/word/2018/wordml" xmlns:w16du="http://schemas.microsoft.com/office/word/2023/wordml/word16du" xmlns:w16sdtdh="http://schemas.microsoft.com/office/word/2020/wordml/sdtdatahash" xmlns:w16sdtfl="http://schemas.microsoft.com/office/word/2024/wordml/sdtformatlock" xmlns:w16se="http://schemas.microsoft.com/office/word/2015/wordml/symex" xmlns:wpg="http://schemas.microsoft.com/office/word/2010/wordprocessingGroup" xmlns:wpi="http://schemas.microsoft.com/office/word/2010/wordprocessingInk" xmlns:wne="http://schemas.microsoft.com/office/word/2006/wordml" xmlns:wps="http://schemas.microsoft.com/office/word/2010/wordprocessingShape" mc:Ignorable="w14 w15 w16se w16cid w16 w16cex w16sdtdh w16sdtfl w16du wp14">
+<w:numbering xmlns:wpc="http://schemas.microsoft.com/office/word/2010/wordprocessingCanvas" xmlns:mc="http://schemas.openxmlformats.org/markup-compatibility/2006" xmlns:o="urn:schemas-microsoft-com:office:office" xmlns:r="http://schemas.openxmlformats.org/officeDocument/2006/relationships" xmlns:m="http://schemas.openxmlformats.org/officeDocument/2006/math" xmlns:v="urn:schemas-microsoft-com:vml" xmlns:wp14="http://schemas.microsoft.com/office/word/2010/wordprocessingDrawing" xmlns:wp="http://schemas.openxmlformats.org/drawingml/2006/wordprocessingDrawing" xmlns:w10="urn:schemas-microsoft-com:office:word" xmlns:w="http://schemas.openxmlformats.org/wordprocessingml/2006/main" xmlns:w14="http://schemas.microsoft.com/office/word/2010/wordml" xmlns:w15="http://schemas.microsoft.com/office/word/2012/wordml" xmlns:wpg="http://schemas.microsoft.com/office/word/2010/wordprocessingGroup" xmlns:wpi="http://schemas.microsoft.com/office/word/2010/wordprocessingInk" xmlns:wne="http://schemas.microsoft.com/office/word/2006/wordml" xmlns:wps="http://schemas.microsoft.com/office/word/2010/wordprocessingShape" mc:Ignorable="w14 w15 wp14">
   <w:abstractNum w:abstractNumId="0" w15:restartNumberingAfterBreak="0">
     <w:nsid w:val="00446D5C"/>
     <w:multiLevelType w:val="multilevel"/>
@@ -7216,71 +7444,71 @@
       </w:pPr>
     </w:lvl>
   </w:abstractNum>
-  <w:num w:numId="1" w16cid:durableId="2019579991">
+  <w:num w:numId="1">
     <w:abstractNumId w:val="17"/>
   </w:num>
-  <w:num w:numId="2" w16cid:durableId="322927174">
+  <w:num w:numId="2">
     <w:abstractNumId w:val="4"/>
   </w:num>
-  <w:num w:numId="3" w16cid:durableId="1856722903">
+  <w:num w:numId="3">
     <w:abstractNumId w:val="6"/>
   </w:num>
-  <w:num w:numId="4" w16cid:durableId="1153109629">
+  <w:num w:numId="4">
     <w:abstractNumId w:val="13"/>
   </w:num>
-  <w:num w:numId="5" w16cid:durableId="1602377443">
+  <w:num w:numId="5">
     <w:abstractNumId w:val="7"/>
   </w:num>
-  <w:num w:numId="6" w16cid:durableId="64843670">
+  <w:num w:numId="6">
     <w:abstractNumId w:val="8"/>
   </w:num>
-  <w:num w:numId="7" w16cid:durableId="1021127139">
+  <w:num w:numId="7">
     <w:abstractNumId w:val="3"/>
   </w:num>
-  <w:num w:numId="8" w16cid:durableId="2121148228">
+  <w:num w:numId="8">
     <w:abstractNumId w:val="9"/>
   </w:num>
-  <w:num w:numId="9" w16cid:durableId="1364596584">
+  <w:num w:numId="9">
     <w:abstractNumId w:val="15"/>
   </w:num>
-  <w:num w:numId="10" w16cid:durableId="1069420721">
+  <w:num w:numId="10">
     <w:abstractNumId w:val="2"/>
   </w:num>
-  <w:num w:numId="11" w16cid:durableId="1548566283">
+  <w:num w:numId="11">
     <w:abstractNumId w:val="11"/>
   </w:num>
-  <w:num w:numId="12" w16cid:durableId="1227716494">
+  <w:num w:numId="12">
     <w:abstractNumId w:val="5"/>
   </w:num>
-  <w:num w:numId="13" w16cid:durableId="289897034">
+  <w:num w:numId="13">
     <w:abstractNumId w:val="1"/>
   </w:num>
-  <w:num w:numId="14" w16cid:durableId="1756631301">
+  <w:num w:numId="14">
     <w:abstractNumId w:val="12"/>
   </w:num>
-  <w:num w:numId="15" w16cid:durableId="14159891">
+  <w:num w:numId="15">
     <w:abstractNumId w:val="19"/>
   </w:num>
-  <w:num w:numId="16" w16cid:durableId="743642277">
+  <w:num w:numId="16">
     <w:abstractNumId w:val="10"/>
   </w:num>
-  <w:num w:numId="17" w16cid:durableId="1595046495">
+  <w:num w:numId="17">
     <w:abstractNumId w:val="16"/>
   </w:num>
-  <w:num w:numId="18" w16cid:durableId="2042321957">
+  <w:num w:numId="18">
     <w:abstractNumId w:val="14"/>
   </w:num>
-  <w:num w:numId="19" w16cid:durableId="1177423859">
+  <w:num w:numId="19">
     <w:abstractNumId w:val="18"/>
   </w:num>
-  <w:num w:numId="20" w16cid:durableId="1367020137">
+  <w:num w:numId="20">
     <w:abstractNumId w:val="0"/>
   </w:num>
 </w:numbering>
 </file>
 
 <file path=word/styles.xml><?xml version="1.0" encoding="utf-8"?>
-<w:styles xmlns:mc="http://schemas.openxmlformats.org/markup-compatibility/2006" xmlns:r="http://schemas.openxmlformats.org/officeDocument/2006/relationships" xmlns:w="http://schemas.openxmlformats.org/wordprocessingml/2006/main" xmlns:w14="http://schemas.microsoft.com/office/word/2010/wordml" xmlns:w15="http://schemas.microsoft.com/office/word/2012/wordml" xmlns:w16cex="http://schemas.microsoft.com/office/word/2018/wordml/cex" xmlns:w16cid="http://schemas.microsoft.com/office/word/2016/wordml/cid" xmlns:w16="http://schemas.microsoft.com/office/word/2018/wordml" xmlns:w16du="http://schemas.microsoft.com/office/word/2023/wordml/word16du" xmlns:w16sdtdh="http://schemas.microsoft.com/office/word/2020/wordml/sdtdatahash" xmlns:w16sdtfl="http://schemas.microsoft.com/office/word/2024/wordml/sdtformatlock" xmlns:w16se="http://schemas.microsoft.com/office/word/2015/wordml/symex" mc:Ignorable="w14 w15 w16se w16cid w16 w16cex w16sdtdh w16sdtfl w16du">
+<w:styles xmlns:mc="http://schemas.openxmlformats.org/markup-compatibility/2006" xmlns:r="http://schemas.openxmlformats.org/officeDocument/2006/relationships" xmlns:w="http://schemas.openxmlformats.org/wordprocessingml/2006/main" xmlns:w14="http://schemas.microsoft.com/office/word/2010/wordml" xmlns:w15="http://schemas.microsoft.com/office/word/2012/wordml" mc:Ignorable="w14 w15">
   <w:docDefaults>
     <w:rPrDefault>
       <w:rPr>
@@ -7300,7 +7528,7 @@
       </w:pPr>
     </w:pPrDefault>
   </w:docDefaults>
-  <w:latentStyles w:defLockedState="0" w:defUIPriority="99" w:defSemiHidden="0" w:defUnhideWhenUsed="0" w:defQFormat="0" w:count="376">
+  <w:latentStyles w:defLockedState="0" w:defUIPriority="99" w:defSemiHidden="0" w:defUnhideWhenUsed="0" w:defQFormat="0" w:count="371">
     <w:lsdException w:name="Normal" w:uiPriority="0" w:qFormat="1"/>
     <w:lsdException w:name="heading 1" w:uiPriority="9" w:qFormat="1"/>
     <w:lsdException w:name="heading 2" w:semiHidden="1" w:uiPriority="9" w:unhideWhenUsed="1" w:qFormat="1"/>
@@ -7672,11 +7900,6 @@
     <w:lsdException w:name="List Table 5 Dark Accent 6" w:uiPriority="50"/>
     <w:lsdException w:name="List Table 6 Colorful Accent 6" w:uiPriority="51"/>
     <w:lsdException w:name="List Table 7 Colorful Accent 6" w:uiPriority="52"/>
-    <w:lsdException w:name="Mention" w:semiHidden="1" w:unhideWhenUsed="1"/>
-    <w:lsdException w:name="Smart Hyperlink" w:semiHidden="1" w:unhideWhenUsed="1"/>
-    <w:lsdException w:name="Hashtag" w:semiHidden="1" w:unhideWhenUsed="1"/>
-    <w:lsdException w:name="Unresolved Mention" w:semiHidden="1" w:unhideWhenUsed="1"/>
-    <w:lsdException w:name="Smart Link" w:semiHidden="1" w:unhideWhenUsed="1"/>
   </w:latentStyles>
   <w:style w:type="paragraph" w:default="1" w:styleId="a">
     <w:name w:val="Normal"/>
@@ -7734,6 +7957,7 @@
   <w:style w:type="character" w:default="1" w:styleId="a0">
     <w:name w:val="Default Paragraph Font"/>
     <w:uiPriority w:val="1"/>
+    <w:semiHidden/>
     <w:unhideWhenUsed/>
   </w:style>
   <w:style w:type="table" w:default="1" w:styleId="a1">
@@ -8270,7 +8494,7 @@
 </file>
 
 <file path=customXml/itemProps1.xml><?xml version="1.0" encoding="utf-8"?>
-<ds:datastoreItem xmlns:ds="http://schemas.openxmlformats.org/officeDocument/2006/customXml" ds:itemID="{25ED0307-2B5D-4A2E-9404-FA9B67FABDEB}">
+<ds:datastoreItem xmlns:ds="http://schemas.openxmlformats.org/officeDocument/2006/customXml" ds:itemID="{1691956C-CCA6-4478-9641-4FD67B70C39D}">
   <ds:schemaRefs>
     <ds:schemaRef ds:uri="http://schemas.openxmlformats.org/officeDocument/2006/bibliography"/>
   </ds:schemaRefs>
